--- a/записка/ПЗ.docx
+++ b/записка/ПЗ.docx
@@ -369,8 +369,14 @@
     <w:p>
       <w:pPr>
         <w:pStyle w:val="3"/>
-      </w:pPr>
-      <w:r>
+        <w:rPr>
+          <w:lang w:val="ru-RU"/>
+        </w:rPr>
+      </w:pPr>
+      <w:r>
+        <w:rPr>
+          <w:lang w:val="ru-RU"/>
+        </w:rPr>
         <w:t>реализовать и протестировать программное средство.</w:t>
       </w:r>
     </w:p>
@@ -508,23 +514,10 @@
         <w:t xml:space="preserve">«Антиплагиат». </w:t>
       </w:r>
       <w:r>
-        <w:t xml:space="preserve">Процент </w:t>
-      </w:r>
-      <w:proofErr w:type="spellStart"/>
-      <w:r>
-        <w:t>оригинальности</w:t>
-      </w:r>
-      <w:proofErr w:type="spellEnd"/>
-      <w:r>
-        <w:t xml:space="preserve"> </w:t>
-      </w:r>
-      <w:proofErr w:type="spellStart"/>
-      <w:r>
-        <w:t>составляет</w:t>
-      </w:r>
-      <w:proofErr w:type="spellEnd"/>
-      <w:r>
-        <w:t xml:space="preserve"> ХХ%. </w:t>
+        <w:rPr>
+          <w:lang w:val="ru-RU"/>
+        </w:rPr>
+        <w:t xml:space="preserve">Процент оригинальности составляет ХХ%. </w:t>
       </w:r>
       <w:r>
         <w:rPr>
@@ -1518,7 +1511,7 @@
         </w:rPr>
         <w:lastRenderedPageBreak/>
         <w:drawing>
-          <wp:inline distT="0" distB="0" distL="0" distR="0" wp14:anchorId="53DFFB67" wp14:editId="65C18205">
+          <wp:inline distT="0" distB="0" distL="0" distR="0" wp14:anchorId="53DFFB67" wp14:editId="0844EC2B">
             <wp:extent cx="5940425" cy="3790950"/>
             <wp:effectExtent l="0" t="0" r="3175" b="0"/>
             <wp:docPr id="11" name="Рисунок 11"/>
@@ -2175,7 +2168,7 @@
           <w:noProof/>
         </w:rPr>
         <w:drawing>
-          <wp:inline distT="0" distB="0" distL="0" distR="0" wp14:anchorId="7FFEAC80" wp14:editId="75D41F4B">
+          <wp:inline distT="0" distB="0" distL="0" distR="0" wp14:anchorId="7FFEAC80" wp14:editId="3013F258">
             <wp:extent cx="5196729" cy="3248025"/>
             <wp:effectExtent l="0" t="0" r="4445" b="0"/>
             <wp:docPr id="14" name="Рисунок 14"/>
@@ -3129,7 +3122,7 @@
           <w:noProof/>
         </w:rPr>
         <w:drawing>
-          <wp:inline distT="0" distB="0" distL="0" distR="0" wp14:anchorId="77FAC5F8" wp14:editId="3DCCD354">
+          <wp:inline distT="0" distB="0" distL="0" distR="0" wp14:anchorId="77FAC5F8" wp14:editId="127866FF">
             <wp:extent cx="5940425" cy="3343910"/>
             <wp:effectExtent l="0" t="0" r="3175" b="8890"/>
             <wp:docPr id="15" name="Рисунок 15"/>
@@ -6468,31 +6461,6 @@
     </w:p>
     <w:p>
       <w:pPr>
-        <w:pStyle w:val="3"/>
-        <w:rPr>
-          <w:lang w:val="ru-RU"/>
-        </w:rPr>
-      </w:pPr>
-      <w:r>
-        <w:rPr>
-          <w:lang w:val="ru-RU"/>
-        </w:rPr>
-        <w:t>анализ кредитов и кредитной нагрузки пользователя</w:t>
-      </w:r>
-      <w:r>
-        <w:rPr>
-          <w:lang w:val="ru-RU"/>
-        </w:rPr>
-        <w:t>.</w:t>
-      </w:r>
-    </w:p>
-    <w:p>
-      <w:pPr>
-        <w:pStyle w:val="af1"/>
-      </w:pPr>
-    </w:p>
-    <w:p>
-      <w:pPr>
         <w:pStyle w:val="20"/>
       </w:pPr>
       <w:r>
@@ -6610,24 +6578,88 @@
       </w:pPr>
       <w:proofErr w:type="spellStart"/>
       <w:r>
+        <w:t>статус</w:t>
+      </w:r>
+      <w:proofErr w:type="spellEnd"/>
+      <w:r>
+        <w:t xml:space="preserve"> </w:t>
+      </w:r>
+      <w:proofErr w:type="spellStart"/>
+      <w:r>
+        <w:t>учетной</w:t>
+      </w:r>
+      <w:proofErr w:type="spellEnd"/>
+      <w:r>
+        <w:t xml:space="preserve"> </w:t>
+      </w:r>
+      <w:proofErr w:type="spellStart"/>
+      <w:r>
+        <w:t>записи</w:t>
+      </w:r>
+      <w:proofErr w:type="spellEnd"/>
+      <w:r>
+        <w:t>.</w:t>
+      </w:r>
+    </w:p>
+    <w:p>
+      <w:pPr>
+        <w:pStyle w:val="2"/>
+      </w:pPr>
+      <w:r>
+        <w:rPr>
+          <w:lang w:val="ru-RU"/>
+        </w:rPr>
         <w:lastRenderedPageBreak/>
-        <w:t>статус</w:t>
-      </w:r>
-      <w:proofErr w:type="spellEnd"/>
-      <w:r>
-        <w:t xml:space="preserve"> </w:t>
-      </w:r>
-      <w:proofErr w:type="spellStart"/>
-      <w:r>
-        <w:t>учетной</w:t>
-      </w:r>
-      <w:proofErr w:type="spellEnd"/>
-      <w:r>
-        <w:t xml:space="preserve"> </w:t>
-      </w:r>
-      <w:proofErr w:type="spellStart"/>
-      <w:r>
-        <w:t>записи</w:t>
+        <w:t xml:space="preserve">Счёт — отражает финансовые счета пользователя. </w:t>
+      </w:r>
+      <w:proofErr w:type="spellStart"/>
+      <w:r>
+        <w:t>Основные</w:t>
+      </w:r>
+      <w:proofErr w:type="spellEnd"/>
+      <w:r>
+        <w:t xml:space="preserve"> </w:t>
+      </w:r>
+      <w:proofErr w:type="spellStart"/>
+      <w:r>
+        <w:t>атрибуты</w:t>
+      </w:r>
+      <w:proofErr w:type="spellEnd"/>
+      <w:r>
+        <w:t>:</w:t>
+      </w:r>
+    </w:p>
+    <w:p>
+      <w:pPr>
+        <w:pStyle w:val="3"/>
+      </w:pPr>
+      <w:r>
+        <w:t>идентификатор счёта;</w:t>
+      </w:r>
+    </w:p>
+    <w:p>
+      <w:pPr>
+        <w:pStyle w:val="3"/>
+      </w:pPr>
+      <w:r>
+        <w:t>наименование счёта;</w:t>
+      </w:r>
+    </w:p>
+    <w:p>
+      <w:pPr>
+        <w:pStyle w:val="3"/>
+      </w:pPr>
+      <w:r>
+        <w:t>текущий баланс;</w:t>
+      </w:r>
+    </w:p>
+    <w:p>
+      <w:pPr>
+        <w:pStyle w:val="3"/>
+      </w:pPr>
+      <w:proofErr w:type="spellStart"/>
+      <w:r>
+        <w:t>валюта</w:t>
       </w:r>
       <w:proofErr w:type="spellEnd"/>
       <w:r>
@@ -6637,12 +6669,84 @@
     <w:p>
       <w:pPr>
         <w:pStyle w:val="2"/>
-      </w:pPr>
-      <w:r>
-        <w:rPr>
-          <w:lang w:val="ru-RU"/>
-        </w:rPr>
-        <w:t xml:space="preserve">Счёт — отражает финансовые счета пользователя. </w:t>
+        <w:rPr>
+          <w:lang w:val="ru-RU"/>
+        </w:rPr>
+      </w:pPr>
+      <w:r>
+        <w:rPr>
+          <w:lang w:val="ru-RU"/>
+        </w:rPr>
+        <w:t>Финансовая операция — описывает движение денежных средств. Основные атрибуты:</w:t>
+      </w:r>
+    </w:p>
+    <w:p>
+      <w:pPr>
+        <w:pStyle w:val="3"/>
+      </w:pPr>
+      <w:proofErr w:type="spellStart"/>
+      <w:r>
+        <w:t>идентификатор</w:t>
+      </w:r>
+      <w:proofErr w:type="spellEnd"/>
+      <w:r>
+        <w:t xml:space="preserve"> </w:t>
+      </w:r>
+      <w:proofErr w:type="spellStart"/>
+      <w:r>
+        <w:t>операции</w:t>
+      </w:r>
+      <w:proofErr w:type="spellEnd"/>
+      <w:r>
+        <w:t>;</w:t>
+      </w:r>
+    </w:p>
+    <w:p>
+      <w:pPr>
+        <w:pStyle w:val="3"/>
+      </w:pPr>
+      <w:r>
+        <w:t>тип операции (доход/расход);</w:t>
+      </w:r>
+    </w:p>
+    <w:p>
+      <w:pPr>
+        <w:pStyle w:val="3"/>
+      </w:pPr>
+      <w:r>
+        <w:t>сумма;</w:t>
+      </w:r>
+    </w:p>
+    <w:p>
+      <w:pPr>
+        <w:pStyle w:val="3"/>
+      </w:pPr>
+      <w:r>
+        <w:t>дата операции;</w:t>
+      </w:r>
+    </w:p>
+    <w:p>
+      <w:pPr>
+        <w:pStyle w:val="3"/>
+      </w:pPr>
+      <w:proofErr w:type="spellStart"/>
+      <w:r>
+        <w:t>описание</w:t>
+      </w:r>
+      <w:proofErr w:type="spellEnd"/>
+      <w:r>
+        <w:t>.</w:t>
+      </w:r>
+    </w:p>
+    <w:p>
+      <w:pPr>
+        <w:pStyle w:val="2"/>
+      </w:pPr>
+      <w:r>
+        <w:rPr>
+          <w:lang w:val="ru-RU"/>
+        </w:rPr>
+        <w:t xml:space="preserve">Категория — используется для классификации финансовых операций. </w:t>
       </w:r>
       <w:proofErr w:type="spellStart"/>
       <w:r>
@@ -6666,7 +6770,7 @@
         <w:pStyle w:val="3"/>
       </w:pPr>
       <w:r>
-        <w:t>идентификатор счёта;</w:t>
+        <w:t>идентификатор категории;</w:t>
       </w:r>
     </w:p>
     <w:p>
@@ -6674,15 +6778,41 @@
         <w:pStyle w:val="3"/>
       </w:pPr>
       <w:r>
-        <w:t>наименование счёта;</w:t>
+        <w:t>наименование категории;</w:t>
       </w:r>
     </w:p>
     <w:p>
       <w:pPr>
         <w:pStyle w:val="3"/>
-      </w:pPr>
-      <w:r>
-        <w:t>текущий баланс;</w:t>
+        <w:rPr>
+          <w:lang w:val="ru-RU"/>
+        </w:rPr>
+      </w:pPr>
+      <w:r>
+        <w:rPr>
+          <w:lang w:val="ru-RU"/>
+        </w:rPr>
+        <w:t>тип категории (доход или расход)</w:t>
+      </w:r>
+      <w:r>
+        <w:rPr>
+          <w:lang w:val="ru-RU"/>
+        </w:rPr>
+        <w:t>.</w:t>
+      </w:r>
+    </w:p>
+    <w:p>
+      <w:pPr>
+        <w:pStyle w:val="2"/>
+        <w:rPr>
+          <w:lang w:val="ru-RU"/>
+        </w:rPr>
+      </w:pPr>
+      <w:r>
+        <w:rPr>
+          <w:lang w:val="ru-RU"/>
+        </w:rPr>
+        <w:t>Бюджет — определяет ограничения расходов по категориям за определённый период. Основные атрибуты:</w:t>
       </w:r>
     </w:p>
     <w:p>
@@ -6691,7 +6821,44 @@
       </w:pPr>
       <w:proofErr w:type="spellStart"/>
       <w:r>
-        <w:t>валюта</w:t>
+        <w:t>идентификатор</w:t>
+      </w:r>
+      <w:proofErr w:type="spellEnd"/>
+      <w:r>
+        <w:t xml:space="preserve"> </w:t>
+      </w:r>
+      <w:proofErr w:type="spellStart"/>
+      <w:r>
+        <w:t>бюджета</w:t>
+      </w:r>
+      <w:proofErr w:type="spellEnd"/>
+      <w:r>
+        <w:t>;</w:t>
+      </w:r>
+    </w:p>
+    <w:p>
+      <w:pPr>
+        <w:pStyle w:val="3"/>
+      </w:pPr>
+      <w:r>
+        <w:t>лимит расходов;</w:t>
+      </w:r>
+    </w:p>
+    <w:p>
+      <w:pPr>
+        <w:pStyle w:val="3"/>
+      </w:pPr>
+      <w:proofErr w:type="spellStart"/>
+      <w:r>
+        <w:t>временной</w:t>
+      </w:r>
+      <w:proofErr w:type="spellEnd"/>
+      <w:r>
+        <w:t xml:space="preserve"> </w:t>
+      </w:r>
+      <w:proofErr w:type="spellStart"/>
+      <w:r>
+        <w:t>период</w:t>
       </w:r>
       <w:proofErr w:type="spellEnd"/>
       <w:r>
@@ -6701,24 +6868,340 @@
     <w:p>
       <w:pPr>
         <w:pStyle w:val="2"/>
-        <w:rPr>
-          <w:lang w:val="ru-RU"/>
-        </w:rPr>
-      </w:pPr>
-      <w:r>
-        <w:rPr>
-          <w:lang w:val="ru-RU"/>
-        </w:rPr>
-        <w:t>Финансовая операция — описывает движение денежных средств. Основные атрибуты:</w:t>
+      </w:pPr>
+      <w:r>
+        <w:rPr>
+          <w:lang w:val="ru-RU"/>
+        </w:rPr>
+        <w:t xml:space="preserve">Подписка — отражает наличие у пользователя расширенного функционала системы. </w:t>
+      </w:r>
+      <w:proofErr w:type="spellStart"/>
+      <w:r>
+        <w:t>Основные</w:t>
+      </w:r>
+      <w:proofErr w:type="spellEnd"/>
+      <w:r>
+        <w:t xml:space="preserve"> </w:t>
+      </w:r>
+      <w:proofErr w:type="spellStart"/>
+      <w:r>
+        <w:t>атрибуты</w:t>
+      </w:r>
+      <w:proofErr w:type="spellEnd"/>
+      <w:r>
+        <w:t>:</w:t>
       </w:r>
     </w:p>
     <w:p>
       <w:pPr>
         <w:pStyle w:val="3"/>
       </w:pPr>
-      <w:proofErr w:type="spellStart"/>
-      <w:r>
-        <w:t>идентификатор</w:t>
+      <w:r>
+        <w:t>идентификатор подписки;</w:t>
+      </w:r>
+    </w:p>
+    <w:p>
+      <w:pPr>
+        <w:pStyle w:val="3"/>
+      </w:pPr>
+      <w:r>
+        <w:t>тип подписки;</w:t>
+      </w:r>
+    </w:p>
+    <w:p>
+      <w:pPr>
+        <w:pStyle w:val="3"/>
+      </w:pPr>
+      <w:r>
+        <w:t>дата начала;</w:t>
+      </w:r>
+    </w:p>
+    <w:p>
+      <w:pPr>
+        <w:pStyle w:val="3"/>
+      </w:pPr>
+      <w:proofErr w:type="spellStart"/>
+      <w:r>
+        <w:t>дата</w:t>
+      </w:r>
+      <w:proofErr w:type="spellEnd"/>
+      <w:r>
+        <w:t xml:space="preserve"> </w:t>
+      </w:r>
+      <w:proofErr w:type="spellStart"/>
+      <w:r>
+        <w:t>окончани</w:t>
+      </w:r>
+      <w:proofErr w:type="spellEnd"/>
+      <w:r>
+        <w:t>.</w:t>
+      </w:r>
+    </w:p>
+    <w:p>
+      <w:pPr>
+        <w:pStyle w:val="TNR"/>
+        <w:rPr>
+          <w:lang w:val="ru-RU"/>
+        </w:rPr>
+      </w:pPr>
+      <w:r>
+        <w:rPr>
+          <w:lang w:val="ru-RU"/>
+        </w:rPr>
+        <w:t>Между выделенными сущностями существуют следующие взаимосвязи:</w:t>
+      </w:r>
+    </w:p>
+    <w:p>
+      <w:pPr>
+        <w:pStyle w:val="1"/>
+        <w:rPr>
+          <w:lang w:val="ru-RU"/>
+        </w:rPr>
+      </w:pPr>
+      <w:r>
+        <w:rPr>
+          <w:lang w:val="ru-RU"/>
+        </w:rPr>
+        <w:t>один пользователь может иметь несколько счетов;</w:t>
+      </w:r>
+    </w:p>
+    <w:p>
+      <w:pPr>
+        <w:pStyle w:val="1"/>
+        <w:rPr>
+          <w:lang w:val="ru-RU"/>
+        </w:rPr>
+      </w:pPr>
+      <w:r>
+        <w:rPr>
+          <w:lang w:val="ru-RU"/>
+        </w:rPr>
+        <w:t>один пользователь может иметь множество финансовых операций;</w:t>
+      </w:r>
+    </w:p>
+    <w:p>
+      <w:pPr>
+        <w:pStyle w:val="1"/>
+        <w:rPr>
+          <w:lang w:val="ru-RU"/>
+        </w:rPr>
+      </w:pPr>
+      <w:r>
+        <w:rPr>
+          <w:lang w:val="ru-RU"/>
+        </w:rPr>
+        <w:t>каждая финансовая операция связана с одним счётом;</w:t>
+      </w:r>
+    </w:p>
+    <w:p>
+      <w:pPr>
+        <w:pStyle w:val="1"/>
+        <w:rPr>
+          <w:lang w:val="ru-RU"/>
+        </w:rPr>
+      </w:pPr>
+      <w:r>
+        <w:rPr>
+          <w:lang w:val="ru-RU"/>
+        </w:rPr>
+        <w:t>каждая операция относится к одной категории, при этом одна категория может использоваться во множестве операций;</w:t>
+      </w:r>
+    </w:p>
+    <w:p>
+      <w:pPr>
+        <w:pStyle w:val="1"/>
+        <w:rPr>
+          <w:lang w:val="ru-RU"/>
+        </w:rPr>
+      </w:pPr>
+      <w:r>
+        <w:rPr>
+          <w:lang w:val="ru-RU"/>
+        </w:rPr>
+        <w:t>пользователь может задавать несколько бюджетов для различных категорий;</w:t>
+      </w:r>
+    </w:p>
+    <w:p>
+      <w:pPr>
+        <w:pStyle w:val="1"/>
+        <w:rPr>
+          <w:lang w:val="ru-RU"/>
+        </w:rPr>
+      </w:pPr>
+      <w:r>
+        <w:rPr>
+          <w:lang w:val="ru-RU"/>
+        </w:rPr>
+        <w:t>пользователь может иметь одну активную подписку, определяющую доступ к расширенному функционалу системы.</w:t>
+      </w:r>
+    </w:p>
+    <w:p>
+      <w:pPr>
+        <w:pStyle w:val="20"/>
+      </w:pPr>
+      <w:r>
+        <w:t>Нефункциональные требовани</w:t>
+      </w:r>
+      <w:r>
+        <w:t>я</w:t>
+      </w:r>
+    </w:p>
+    <w:p>
+      <w:pPr>
+        <w:pStyle w:val="TNR"/>
+        <w:rPr>
+          <w:lang w:val="ru-RU"/>
+        </w:rPr>
+      </w:pPr>
+      <w:r>
+        <w:rPr>
+          <w:lang w:val="ru-RU"/>
+        </w:rPr>
+        <w:lastRenderedPageBreak/>
+        <w:t>Нефункциональные требования определяют качественные характеристики разрабатываемого программного обеспечения: его производительность, эргономику, отказоустойчивость, безопасность и масштабируемость. Поскольку проект реализуется как современное веб-приложение, данные требования в значительной степени опираются на возможности выбранного технологического стека (</w:t>
+      </w:r>
+      <w:r>
+        <w:t>ASP</w:t>
+      </w:r>
+      <w:r>
+        <w:rPr>
+          <w:lang w:val="ru-RU"/>
+        </w:rPr>
+        <w:t>.</w:t>
+      </w:r>
+      <w:r>
+        <w:t>NET</w:t>
+      </w:r>
+      <w:r>
+        <w:rPr>
+          <w:lang w:val="ru-RU"/>
+        </w:rPr>
+        <w:t xml:space="preserve"> </w:t>
+      </w:r>
+      <w:r>
+        <w:t>Core</w:t>
+      </w:r>
+      <w:r>
+        <w:rPr>
+          <w:lang w:val="ru-RU"/>
+        </w:rPr>
+        <w:t xml:space="preserve">, </w:t>
+      </w:r>
+      <w:r>
+        <w:t>React</w:t>
+      </w:r>
+      <w:r>
+        <w:rPr>
+          <w:lang w:val="ru-RU"/>
+        </w:rPr>
+        <w:t xml:space="preserve">, </w:t>
+      </w:r>
+      <w:r>
+        <w:t>PostgreSQL</w:t>
+      </w:r>
+      <w:r>
+        <w:rPr>
+          <w:lang w:val="ru-RU"/>
+        </w:rPr>
+        <w:t xml:space="preserve">, </w:t>
+      </w:r>
+      <w:proofErr w:type="spellStart"/>
+      <w:r>
+        <w:t>Keycloak</w:t>
+      </w:r>
+      <w:proofErr w:type="spellEnd"/>
+      <w:r>
+        <w:rPr>
+          <w:lang w:val="ru-RU"/>
+        </w:rPr>
+        <w:t>), обеспечивающего высокую производительность, надежность и безопасность системы.</w:t>
+      </w:r>
+    </w:p>
+    <w:p>
+      <w:pPr>
+        <w:pStyle w:val="TNR"/>
+        <w:rPr>
+          <w:lang w:val="ru-RU"/>
+        </w:rPr>
+      </w:pPr>
+      <w:r>
+        <w:rPr>
+          <w:lang w:val="ru-RU"/>
+        </w:rPr>
+        <w:t>К программному средству предъявляются следующие нефункциональные требования:</w:t>
+      </w:r>
+    </w:p>
+    <w:p>
+      <w:pPr>
+        <w:pStyle w:val="1"/>
+        <w:rPr>
+          <w:lang w:val="ru-RU"/>
+        </w:rPr>
+      </w:pPr>
+      <w:r>
+        <w:rPr>
+          <w:lang w:val="ru-RU"/>
+        </w:rPr>
+        <w:t xml:space="preserve">Время первоначальной загрузки клиентского приложения, а также отклика интерфейса на действия пользователя не должно превышать нескольких секунд. Формирование отчетов и обработка запросов к серверу должны выполняться в минимально возможное время за счет использования высокопроизводительного серверного фреймворка </w:t>
+      </w:r>
+      <w:r>
+        <w:t>ASP</w:t>
+      </w:r>
+      <w:r>
+        <w:rPr>
+          <w:lang w:val="ru-RU"/>
+        </w:rPr>
+        <w:t>.</w:t>
+      </w:r>
+      <w:r>
+        <w:t>NET</w:t>
+      </w:r>
+      <w:r>
+        <w:rPr>
+          <w:lang w:val="ru-RU"/>
+        </w:rPr>
+        <w:t xml:space="preserve"> </w:t>
+      </w:r>
+      <w:r>
+        <w:t>Core</w:t>
+      </w:r>
+      <w:r>
+        <w:rPr>
+          <w:lang w:val="ru-RU"/>
+        </w:rPr>
+        <w:t xml:space="preserve"> и оптимизированных запросов к базе данных </w:t>
+      </w:r>
+      <w:r>
+        <w:t>PostgreSQL</w:t>
+      </w:r>
+      <w:r>
+        <w:rPr>
+          <w:lang w:val="ru-RU"/>
+        </w:rPr>
+        <w:t>;</w:t>
+      </w:r>
+    </w:p>
+    <w:p>
+      <w:pPr>
+        <w:pStyle w:val="1"/>
+      </w:pPr>
+      <w:r>
+        <w:rPr>
+          <w:lang w:val="ru-RU"/>
+        </w:rPr>
+        <w:t xml:space="preserve">Система должна корректно обрабатывать ошибки, возникающие при взаимодействии клиентской и серверной частей. В случае сетевых сбоев, ошибок сервера или некорректных пользовательских действий должны отображаться информативные сообщения, не приводящие к аварийному завершению работы приложения. </w:t>
+      </w:r>
+      <w:proofErr w:type="spellStart"/>
+      <w:r>
+        <w:t>Все</w:t>
+      </w:r>
+      <w:proofErr w:type="spellEnd"/>
+      <w:r>
+        <w:t xml:space="preserve"> </w:t>
+      </w:r>
+      <w:proofErr w:type="spellStart"/>
+      <w:r>
+        <w:t>критические</w:t>
       </w:r>
       <w:proofErr w:type="spellEnd"/>
       <w:r>
@@ -6730,1050 +7213,541 @@
       </w:r>
       <w:proofErr w:type="spellEnd"/>
       <w:r>
+        <w:t xml:space="preserve"> </w:t>
+      </w:r>
+      <w:proofErr w:type="spellStart"/>
+      <w:r>
+        <w:t>должны</w:t>
+      </w:r>
+      <w:proofErr w:type="spellEnd"/>
+      <w:r>
+        <w:t xml:space="preserve"> сопровождаться обработкой исключений</w:t>
+      </w:r>
+      <w:r>
         <w:t>;</w:t>
       </w:r>
     </w:p>
     <w:p>
       <w:pPr>
-        <w:pStyle w:val="3"/>
-      </w:pPr>
-      <w:r>
-        <w:t>тип операции (доход/расход);</w:t>
-      </w:r>
-    </w:p>
-    <w:p>
-      <w:pPr>
-        <w:pStyle w:val="3"/>
-      </w:pPr>
-      <w:r>
-        <w:t>сумма;</w:t>
-      </w:r>
-    </w:p>
-    <w:p>
-      <w:pPr>
-        <w:pStyle w:val="3"/>
-      </w:pPr>
-      <w:r>
-        <w:t>дата операции;</w:t>
-      </w:r>
-    </w:p>
-    <w:p>
-      <w:pPr>
-        <w:pStyle w:val="3"/>
-      </w:pPr>
-      <w:proofErr w:type="spellStart"/>
-      <w:r>
-        <w:t>описание</w:t>
-      </w:r>
-      <w:proofErr w:type="spellEnd"/>
-      <w:r>
+        <w:pStyle w:val="1"/>
+        <w:rPr>
+          <w:lang w:val="ru-RU"/>
+        </w:rPr>
+      </w:pPr>
+      <w:r>
+        <w:rPr>
+          <w:lang w:val="ru-RU"/>
+        </w:rPr>
+        <w:t>Масштабируемость и расширяемость. Архитектура приложения должна обеспечивать возможность дальнейшего расширения функционала без значительной переработки существующего кода. Использование модульной архитектуры и компонентного подхода (</w:t>
+      </w:r>
+      <w:r>
+        <w:t>React</w:t>
+      </w:r>
+      <w:r>
+        <w:rPr>
+          <w:lang w:val="ru-RU"/>
+        </w:rPr>
+        <w:t xml:space="preserve">) позволяет добавлять новые элементы интерфейса и функциональные модули. Серверная часть на </w:t>
+      </w:r>
+      <w:r>
+        <w:t>ASP</w:t>
+      </w:r>
+      <w:r>
+        <w:rPr>
+          <w:lang w:val="ru-RU"/>
+        </w:rPr>
         <w:t>.</w:t>
       </w:r>
+      <w:r>
+        <w:t>NET</w:t>
+      </w:r>
+      <w:r>
+        <w:rPr>
+          <w:lang w:val="ru-RU"/>
+        </w:rPr>
+        <w:t xml:space="preserve"> </w:t>
+      </w:r>
+      <w:r>
+        <w:t>Core</w:t>
+      </w:r>
+      <w:r>
+        <w:rPr>
+          <w:lang w:val="ru-RU"/>
+        </w:rPr>
+        <w:t xml:space="preserve"> должна поддерживать горизонтальное масштабирование при увеличении нагрузки</w:t>
+      </w:r>
+      <w:r>
+        <w:rPr>
+          <w:lang w:val="ru-RU"/>
+        </w:rPr>
+        <w:t>;</w:t>
+      </w:r>
+    </w:p>
+    <w:p>
+      <w:pPr>
+        <w:pStyle w:val="1"/>
+        <w:rPr>
+          <w:lang w:val="ru-RU"/>
+        </w:rPr>
+      </w:pPr>
+      <w:r>
+        <w:rPr>
+          <w:lang w:val="ru-RU"/>
+        </w:rPr>
+        <w:t>Доступ к системе должен осуществляться через веб-браузер без необходимости установки дополнительного программного обеспечения. Интерфейс должен корректно отображаться на различных устройствах (персональные компьютеры, планшеты, мобильные устройства) и операционных системах</w:t>
+      </w:r>
+      <w:r>
+        <w:rPr>
+          <w:lang w:val="ru-RU"/>
+        </w:rPr>
+        <w:t>.</w:t>
+      </w:r>
+    </w:p>
+    <w:p>
+      <w:pPr>
+        <w:pStyle w:val="TNR"/>
+        <w:rPr>
+          <w:lang w:val="ru-RU"/>
+        </w:rPr>
+      </w:pPr>
+      <w:r>
+        <w:rPr>
+          <w:lang w:val="ru-RU"/>
+        </w:rPr>
+        <w:t>В рамках данного раздела было выполнено концептуальное моделирование разрабатываемого программного средства с использованием диаграммы вариантов использования (</w:t>
+      </w:r>
+      <w:r>
+        <w:t>Use</w:t>
+      </w:r>
+      <w:r>
+        <w:rPr>
+          <w:lang w:val="ru-RU"/>
+        </w:rPr>
+        <w:t xml:space="preserve"> </w:t>
+      </w:r>
+      <w:r>
+        <w:t>Case</w:t>
+      </w:r>
+      <w:r>
+        <w:rPr>
+          <w:lang w:val="ru-RU"/>
+        </w:rPr>
+        <w:t xml:space="preserve">), что позволило четко определить границы системы и разграничить прецеденты взаимодействия для ролей пользователя, администратора и внешних устройств. На основе построенной модели разработана подробная спецификация функциональных </w:t>
+      </w:r>
+      <w:r>
+        <w:rPr>
+          <w:lang w:val="ru-RU"/>
+        </w:rPr>
+        <w:lastRenderedPageBreak/>
+        <w:t>требований. Кроме того, сформулированные нефункциональные требования к производительности, информационной безопасности, масштабируемости и эргономике обеспечивают исчерпывающую техническую базу, необходимую для перехода к этапу непосредственного архитектурного проектирования и разработки алгоритмов.</w:t>
+      </w:r>
+    </w:p>
+    <w:p>
+      <w:pPr>
+        <w:pStyle w:val="TNR"/>
+        <w:rPr>
+          <w:lang w:val="ru-RU"/>
+        </w:rPr>
+      </w:pPr>
+    </w:p>
+    <w:p>
+      <w:pPr>
+        <w:pStyle w:val="11"/>
+      </w:pPr>
+      <w:bookmarkStart w:id="8" w:name="_Toc198743875"/>
+      <w:r>
+        <w:t>Проектирование программного средства</w:t>
+      </w:r>
+      <w:bookmarkEnd w:id="8"/>
+    </w:p>
+    <w:p>
+      <w:pPr>
+        <w:pStyle w:val="20"/>
+      </w:pPr>
+      <w:bookmarkStart w:id="9" w:name="_Toc198743876"/>
+      <w:r>
+        <w:t>Разработка архитектуры программного средства</w:t>
+      </w:r>
+      <w:bookmarkEnd w:id="9"/>
+    </w:p>
+    <w:p>
+      <w:pPr>
+        <w:pStyle w:val="af1"/>
+      </w:pPr>
+      <w:r>
+        <w:t>В данном разделе будет рассмотрено, какой архитектурный подход и технологии были выбраны для проектирования программного средства.</w:t>
+      </w:r>
+    </w:p>
+    <w:p>
+      <w:pPr>
+        <w:pStyle w:val="af1"/>
+      </w:pPr>
+    </w:p>
+    <w:p>
+      <w:pPr>
+        <w:pStyle w:val="30"/>
+      </w:pPr>
+      <w:r>
+        <w:t>Общая архитектура приложения</w:t>
+      </w:r>
+    </w:p>
+    <w:p>
+      <w:pPr>
+        <w:pStyle w:val="TNR"/>
+        <w:rPr>
+          <w:lang w:val="ru-RU"/>
+        </w:rPr>
+      </w:pPr>
+      <w:r>
+        <w:rPr>
+          <w:lang w:val="ru-RU"/>
+        </w:rPr>
+        <w:t xml:space="preserve">За основу разработки программного средства выбрана клиент-серверная архитектура с использованием принципа </w:t>
+      </w:r>
+      <w:r>
+        <w:t>Single</w:t>
+      </w:r>
+      <w:r>
+        <w:rPr>
+          <w:lang w:val="ru-RU"/>
+        </w:rPr>
+        <w:t xml:space="preserve"> </w:t>
+      </w:r>
+      <w:r>
+        <w:t>Page</w:t>
+      </w:r>
+      <w:r>
+        <w:rPr>
+          <w:lang w:val="ru-RU"/>
+        </w:rPr>
+        <w:t xml:space="preserve"> </w:t>
+      </w:r>
+      <w:r>
+        <w:t>Application</w:t>
+      </w:r>
+      <w:r>
+        <w:rPr>
+          <w:lang w:val="ru-RU"/>
+        </w:rPr>
+        <w:t xml:space="preserve"> (</w:t>
+      </w:r>
+      <w:r>
+        <w:t>SPA</w:t>
+      </w:r>
+      <w:r>
+        <w:rPr>
+          <w:lang w:val="ru-RU"/>
+        </w:rPr>
+        <w:t>) и подхода чистой архитектуры (</w:t>
+      </w:r>
+      <w:r>
+        <w:t>Clean</w:t>
+      </w:r>
+      <w:r>
+        <w:rPr>
+          <w:lang w:val="ru-RU"/>
+        </w:rPr>
+        <w:t xml:space="preserve"> </w:t>
+      </w:r>
+      <w:r>
+        <w:t>Architecture</w:t>
+      </w:r>
+      <w:r>
+        <w:rPr>
+          <w:lang w:val="ru-RU"/>
+        </w:rPr>
+        <w:t xml:space="preserve">), предполагающего разделение системы на независимые слои: </w:t>
+      </w:r>
+      <w:r>
+        <w:t>Domain</w:t>
+      </w:r>
+      <w:r>
+        <w:rPr>
+          <w:lang w:val="ru-RU"/>
+        </w:rPr>
+        <w:t xml:space="preserve">, </w:t>
+      </w:r>
+      <w:r>
+        <w:t>Application</w:t>
+      </w:r>
+      <w:r>
+        <w:rPr>
+          <w:lang w:val="ru-RU"/>
+        </w:rPr>
+        <w:t xml:space="preserve">, </w:t>
+      </w:r>
+      <w:r>
+        <w:t>Infrastructure</w:t>
+      </w:r>
+      <w:r>
+        <w:rPr>
+          <w:lang w:val="ru-RU"/>
+        </w:rPr>
+        <w:t xml:space="preserve"> и </w:t>
+      </w:r>
+      <w:r>
+        <w:t>Presentation</w:t>
+      </w:r>
+      <w:r>
+        <w:rPr>
+          <w:lang w:val="ru-RU"/>
+        </w:rPr>
+        <w:t>.</w:t>
+      </w:r>
+      <w:r>
+        <w:rPr>
+          <w:lang w:val="ru-RU"/>
+        </w:rPr>
+        <w:t xml:space="preserve"> </w:t>
+      </w:r>
+    </w:p>
+    <w:p>
+      <w:pPr>
+        <w:pStyle w:val="TNR"/>
+        <w:rPr>
+          <w:lang w:val="ru-RU"/>
+        </w:rPr>
+      </w:pPr>
+      <w:r>
+        <w:rPr>
+          <w:lang w:val="ru-RU"/>
+        </w:rPr>
+        <w:t xml:space="preserve">Клиент-серверная архитектура представляет собой распределённую модель построения программного обеспечения, при которой функции системы разделяются между клиентской и серверной частями. Клиентская часть отвечает за взаимодействие с пользователем, тогда как серверная обеспечивает обработку данных, реализацию бизнес-логики и взаимодействие с базой данных. Обмен данными между клиентом и сервером осуществляется по протоколу </w:t>
+      </w:r>
+      <w:r>
+        <w:t>HTTP</w:t>
+      </w:r>
+      <w:r>
+        <w:rPr>
+          <w:lang w:val="ru-RU"/>
+        </w:rPr>
+        <w:t>/</w:t>
+      </w:r>
+      <w:r>
+        <w:t>HTTPS</w:t>
+      </w:r>
+      <w:r>
+        <w:rPr>
+          <w:lang w:val="ru-RU"/>
+        </w:rPr>
+        <w:t xml:space="preserve"> с использованием </w:t>
+      </w:r>
+      <w:r>
+        <w:t>REST</w:t>
+      </w:r>
+      <w:r>
+        <w:rPr>
+          <w:lang w:val="ru-RU"/>
+        </w:rPr>
+        <w:t xml:space="preserve"> </w:t>
+      </w:r>
+      <w:r>
+        <w:t>API</w:t>
+      </w:r>
+      <w:r>
+        <w:rPr>
+          <w:lang w:val="ru-RU"/>
+        </w:rPr>
+        <w:t>.</w:t>
+      </w:r>
+    </w:p>
+    <w:p>
+      <w:pPr>
+        <w:pStyle w:val="TNR"/>
+        <w:rPr>
+          <w:lang w:val="ru-RU"/>
+        </w:rPr>
+      </w:pPr>
+      <w:r>
+        <w:rPr>
+          <w:lang w:val="ru-RU"/>
+        </w:rPr>
+        <w:t xml:space="preserve">В рамках подхода </w:t>
+      </w:r>
+      <w:r>
+        <w:t>Single</w:t>
+      </w:r>
+      <w:r>
+        <w:rPr>
+          <w:lang w:val="ru-RU"/>
+        </w:rPr>
+        <w:t xml:space="preserve"> </w:t>
+      </w:r>
+      <w:r>
+        <w:t>Page</w:t>
+      </w:r>
+      <w:r>
+        <w:rPr>
+          <w:lang w:val="ru-RU"/>
+        </w:rPr>
+        <w:t xml:space="preserve"> </w:t>
+      </w:r>
+      <w:r>
+        <w:t>Application</w:t>
+      </w:r>
+      <w:r>
+        <w:rPr>
+          <w:lang w:val="ru-RU"/>
+        </w:rPr>
+        <w:t xml:space="preserve"> клиентская часть реализована в виде одностраничного веб-приложения, разработанного с использованием библиотеки </w:t>
+      </w:r>
+      <w:r>
+        <w:t>React</w:t>
+      </w:r>
+      <w:r>
+        <w:rPr>
+          <w:lang w:val="ru-RU"/>
+        </w:rPr>
+        <w:t xml:space="preserve">. Данный подход позволяет загружать единственную </w:t>
+      </w:r>
+      <w:r>
+        <w:t>HTML</w:t>
+      </w:r>
+      <w:r>
+        <w:rPr>
+          <w:lang w:val="ru-RU"/>
+        </w:rPr>
+        <w:t xml:space="preserve">-страницу, а дальнейшее обновление интерфейса осуществляется динамически без полной перезагрузки страницы. Для взаимодействия с сервером используются асинхронные </w:t>
+      </w:r>
+      <w:proofErr w:type="gramStart"/>
+      <w:r>
+        <w:rPr>
+          <w:lang w:val="ru-RU"/>
+        </w:rPr>
+        <w:t>запросы например</w:t>
+      </w:r>
+      <w:proofErr w:type="gramEnd"/>
+      <w:r>
+        <w:rPr>
+          <w:lang w:val="ru-RU"/>
+        </w:rPr>
+        <w:t xml:space="preserve">, с помощью </w:t>
+      </w:r>
+      <w:r>
+        <w:t>Fetch</w:t>
+      </w:r>
+      <w:r>
+        <w:rPr>
+          <w:lang w:val="ru-RU"/>
+        </w:rPr>
+        <w:t xml:space="preserve"> </w:t>
+      </w:r>
+      <w:r>
+        <w:t>API</w:t>
+      </w:r>
+      <w:r>
+        <w:rPr>
+          <w:lang w:val="ru-RU"/>
+        </w:rPr>
+        <w:t xml:space="preserve"> или библиотеки </w:t>
+      </w:r>
+      <w:proofErr w:type="spellStart"/>
+      <w:r>
+        <w:t>Axios</w:t>
+      </w:r>
+      <w:proofErr w:type="spellEnd"/>
+      <w:r>
+        <w:rPr>
+          <w:lang w:val="ru-RU"/>
+        </w:rPr>
+        <w:t xml:space="preserve">. Маршрутизация осуществляется на стороне клиента, что позволяет изменять отображаемые компоненты в зависимости от </w:t>
+      </w:r>
+      <w:r>
+        <w:t>URL</w:t>
+      </w:r>
+      <w:r>
+        <w:rPr>
+          <w:lang w:val="ru-RU"/>
+        </w:rPr>
+        <w:t xml:space="preserve"> без перезагрузки страницы</w:t>
+      </w:r>
+      <w:r>
+        <w:rPr>
+          <w:lang w:val="ru-RU"/>
+        </w:rPr>
+        <w:t>.</w:t>
+      </w:r>
+    </w:p>
+    <w:p>
+      <w:pPr>
+        <w:pStyle w:val="TNR"/>
+      </w:pPr>
+      <w:r>
+        <w:rPr>
+          <w:lang w:val="ru-RU"/>
+        </w:rPr>
+        <w:t xml:space="preserve">В основе серверной части лежит концепция чистой архитектуры, направленная на разделение ответственности и снижение связанности компонентов системы. </w:t>
+      </w:r>
+      <w:proofErr w:type="spellStart"/>
+      <w:r>
+        <w:t>Архитектура</w:t>
+      </w:r>
+      <w:proofErr w:type="spellEnd"/>
+      <w:r>
+        <w:t xml:space="preserve"> </w:t>
+      </w:r>
+      <w:proofErr w:type="spellStart"/>
+      <w:r>
+        <w:t>включает</w:t>
+      </w:r>
+      <w:proofErr w:type="spellEnd"/>
+      <w:r>
+        <w:t xml:space="preserve"> </w:t>
+      </w:r>
+      <w:proofErr w:type="spellStart"/>
+      <w:r>
+        <w:t>следующие</w:t>
+      </w:r>
+      <w:proofErr w:type="spellEnd"/>
+      <w:r>
+        <w:t xml:space="preserve"> </w:t>
+      </w:r>
+      <w:proofErr w:type="spellStart"/>
+      <w:r>
+        <w:t>уровни</w:t>
+      </w:r>
+      <w:proofErr w:type="spellEnd"/>
+      <w:r>
+        <w:t>:</w:t>
+      </w:r>
     </w:p>
     <w:p>
       <w:pPr>
         <w:pStyle w:val="2"/>
-      </w:pPr>
-      <w:r>
-        <w:rPr>
-          <w:lang w:val="ru-RU"/>
-        </w:rPr>
-        <w:t xml:space="preserve">Категория — используется для классификации финансовых операций. </w:t>
-      </w:r>
-      <w:proofErr w:type="spellStart"/>
-      <w:r>
-        <w:t>Основные</w:t>
-      </w:r>
-      <w:proofErr w:type="spellEnd"/>
-      <w:r>
-        <w:t xml:space="preserve"> </w:t>
-      </w:r>
-      <w:proofErr w:type="spellStart"/>
-      <w:r>
-        <w:t>атрибуты</w:t>
-      </w:r>
-      <w:proofErr w:type="spellEnd"/>
-      <w:r>
-        <w:t>:</w:t>
-      </w:r>
-    </w:p>
-    <w:p>
-      <w:pPr>
-        <w:pStyle w:val="3"/>
-      </w:pPr>
-      <w:r>
-        <w:t>идентификатор категории;</w:t>
-      </w:r>
-    </w:p>
-    <w:p>
-      <w:pPr>
-        <w:pStyle w:val="3"/>
-      </w:pPr>
-      <w:r>
-        <w:t>наименование категории;</w:t>
-      </w:r>
-    </w:p>
-    <w:p>
-      <w:pPr>
-        <w:pStyle w:val="3"/>
-        <w:rPr>
-          <w:lang w:val="ru-RU"/>
-        </w:rPr>
-      </w:pPr>
-      <w:r>
-        <w:rPr>
-          <w:lang w:val="ru-RU"/>
-        </w:rPr>
-        <w:t>тип категории (доход или расход)</w:t>
-      </w:r>
-      <w:r>
-        <w:rPr>
-          <w:lang w:val="ru-RU"/>
-        </w:rPr>
-        <w:t>.</w:t>
-      </w:r>
-    </w:p>
-    <w:p>
-      <w:pPr>
-        <w:pStyle w:val="2"/>
-        <w:rPr>
-          <w:lang w:val="ru-RU"/>
-        </w:rPr>
-      </w:pPr>
-      <w:r>
-        <w:rPr>
-          <w:lang w:val="ru-RU"/>
-        </w:rPr>
-        <w:t>Бюджет — определяет ограничения расходов по категориям за определённый период. Основные атрибуты:</w:t>
-      </w:r>
-    </w:p>
-    <w:p>
-      <w:pPr>
-        <w:pStyle w:val="3"/>
-      </w:pPr>
-      <w:proofErr w:type="spellStart"/>
-      <w:r>
-        <w:t>идентификатор</w:t>
-      </w:r>
-      <w:proofErr w:type="spellEnd"/>
-      <w:r>
-        <w:t xml:space="preserve"> </w:t>
-      </w:r>
-      <w:proofErr w:type="spellStart"/>
-      <w:r>
-        <w:t>бюджета</w:t>
-      </w:r>
-      <w:proofErr w:type="spellEnd"/>
-      <w:r>
-        <w:t>;</w:t>
-      </w:r>
-    </w:p>
-    <w:p>
-      <w:pPr>
-        <w:pStyle w:val="3"/>
-      </w:pPr>
-      <w:r>
-        <w:t>лимит расходов;</w:t>
-      </w:r>
-    </w:p>
-    <w:p>
-      <w:pPr>
-        <w:pStyle w:val="3"/>
-      </w:pPr>
-      <w:proofErr w:type="spellStart"/>
-      <w:r>
-        <w:t>временной</w:t>
-      </w:r>
-      <w:proofErr w:type="spellEnd"/>
-      <w:r>
-        <w:t xml:space="preserve"> </w:t>
-      </w:r>
-      <w:proofErr w:type="spellStart"/>
-      <w:r>
-        <w:t>период</w:t>
-      </w:r>
-      <w:proofErr w:type="spellEnd"/>
-      <w:r>
-        <w:t>.</w:t>
-      </w:r>
-    </w:p>
-    <w:p>
-      <w:pPr>
-        <w:pStyle w:val="2"/>
-      </w:pPr>
-      <w:r>
-        <w:rPr>
-          <w:lang w:val="ru-RU"/>
-        </w:rPr>
-        <w:t xml:space="preserve">Подписка — отражает наличие у пользователя расширенного функционала системы. </w:t>
-      </w:r>
-      <w:proofErr w:type="spellStart"/>
-      <w:r>
-        <w:t>Основные</w:t>
-      </w:r>
-      <w:proofErr w:type="spellEnd"/>
-      <w:r>
-        <w:t xml:space="preserve"> </w:t>
-      </w:r>
-      <w:proofErr w:type="spellStart"/>
-      <w:r>
-        <w:t>атрибуты</w:t>
-      </w:r>
-      <w:proofErr w:type="spellEnd"/>
-      <w:r>
-        <w:t>:</w:t>
-      </w:r>
-    </w:p>
-    <w:p>
-      <w:pPr>
-        <w:pStyle w:val="3"/>
-      </w:pPr>
-      <w:r>
-        <w:t>идентификатор подписки;</w:t>
-      </w:r>
-    </w:p>
-    <w:p>
-      <w:pPr>
-        <w:pStyle w:val="3"/>
-      </w:pPr>
-      <w:r>
-        <w:t>тип подписки;</w:t>
-      </w:r>
-    </w:p>
-    <w:p>
-      <w:pPr>
-        <w:pStyle w:val="3"/>
-      </w:pPr>
-      <w:r>
-        <w:t>дата начала;</w:t>
-      </w:r>
-    </w:p>
-    <w:p>
-      <w:pPr>
-        <w:pStyle w:val="3"/>
-      </w:pPr>
-      <w:proofErr w:type="spellStart"/>
-      <w:r>
-        <w:t>дата</w:t>
-      </w:r>
-      <w:proofErr w:type="spellEnd"/>
-      <w:r>
-        <w:t xml:space="preserve"> </w:t>
-      </w:r>
-      <w:proofErr w:type="spellStart"/>
-      <w:r>
-        <w:t>окончани</w:t>
-      </w:r>
-      <w:proofErr w:type="spellEnd"/>
-      <w:r>
-        <w:t>.</w:t>
-      </w:r>
-    </w:p>
-    <w:p>
-      <w:pPr>
-        <w:pStyle w:val="TNR"/>
-        <w:rPr>
-          <w:lang w:val="ru-RU"/>
-        </w:rPr>
-      </w:pPr>
-      <w:r>
-        <w:rPr>
-          <w:lang w:val="ru-RU"/>
-        </w:rPr>
-        <w:t>Между выделенными сущностями существуют следующие взаимосвязи:</w:t>
-      </w:r>
-    </w:p>
-    <w:p>
-      <w:pPr>
-        <w:pStyle w:val="1"/>
-        <w:rPr>
-          <w:lang w:val="ru-RU"/>
-        </w:rPr>
-      </w:pPr>
-      <w:r>
-        <w:rPr>
-          <w:lang w:val="ru-RU"/>
-        </w:rPr>
-        <w:t>один пользователь может иметь несколько счетов;</w:t>
-      </w:r>
-    </w:p>
-    <w:p>
-      <w:pPr>
-        <w:pStyle w:val="1"/>
-        <w:rPr>
-          <w:lang w:val="ru-RU"/>
-        </w:rPr>
-      </w:pPr>
-      <w:r>
-        <w:rPr>
-          <w:lang w:val="ru-RU"/>
-        </w:rPr>
-        <w:t>один пользователь может иметь множество финансовых операций;</w:t>
-      </w:r>
-    </w:p>
-    <w:p>
-      <w:pPr>
-        <w:pStyle w:val="1"/>
-        <w:rPr>
-          <w:lang w:val="ru-RU"/>
-        </w:rPr>
-      </w:pPr>
-      <w:r>
-        <w:rPr>
-          <w:lang w:val="ru-RU"/>
-        </w:rPr>
-        <w:t>каждая финансовая операция связана с одним счётом;</w:t>
-      </w:r>
-    </w:p>
-    <w:p>
-      <w:pPr>
-        <w:pStyle w:val="1"/>
-        <w:rPr>
-          <w:lang w:val="ru-RU"/>
-        </w:rPr>
-      </w:pPr>
-      <w:r>
-        <w:rPr>
-          <w:lang w:val="ru-RU"/>
-        </w:rPr>
-        <w:t>каждая операция относится к одной категории, при этом одна категория может использоваться во множестве операций;</w:t>
-      </w:r>
-    </w:p>
-    <w:p>
-      <w:pPr>
-        <w:pStyle w:val="1"/>
-        <w:rPr>
-          <w:lang w:val="ru-RU"/>
-        </w:rPr>
-      </w:pPr>
-      <w:r>
-        <w:rPr>
-          <w:lang w:val="ru-RU"/>
-        </w:rPr>
-        <w:t>пользователь может задавать несколько бюджетов для различных категорий;</w:t>
-      </w:r>
-    </w:p>
-    <w:p>
-      <w:pPr>
-        <w:pStyle w:val="1"/>
-        <w:rPr>
-          <w:lang w:val="ru-RU"/>
-        </w:rPr>
-      </w:pPr>
-      <w:r>
-        <w:rPr>
-          <w:lang w:val="ru-RU"/>
-        </w:rPr>
-        <w:t>пользователь может иметь одну активную подписку, определяющую доступ к расширенному функционалу системы.</w:t>
-      </w:r>
-    </w:p>
-    <w:p>
-      <w:pPr>
-        <w:pStyle w:val="20"/>
-      </w:pPr>
-      <w:r>
+        <w:rPr>
+          <w:lang w:val="ru-RU"/>
+        </w:rPr>
+      </w:pPr>
+      <w:r>
+        <w:t>Presentation</w:t>
+      </w:r>
+      <w:r>
+        <w:rPr>
+          <w:lang w:val="ru-RU"/>
+        </w:rPr>
+        <w:t xml:space="preserve"> </w:t>
+      </w:r>
+      <w:r>
+        <w:t>layer</w:t>
+      </w:r>
+      <w:r>
+        <w:rPr>
+          <w:lang w:val="ru-RU"/>
+        </w:rPr>
+        <w:t xml:space="preserve"> (слой представления) – </w:t>
+      </w:r>
+      <w:r>
+        <w:rPr>
+          <w:lang w:val="ru-RU"/>
+        </w:rPr>
+        <w:t xml:space="preserve">Данный слой обеспечивает взаимодействие системы с внешними пользователями и клиентским </w:t>
+      </w:r>
+      <w:r>
+        <w:rPr>
+          <w:lang w:val="ru-RU"/>
+        </w:rPr>
         <w:lastRenderedPageBreak/>
-        <w:t>Нефункциональные требовани</w:t>
-      </w:r>
-      <w:r>
-        <w:t>я</w:t>
-      </w:r>
-    </w:p>
-    <w:p>
-      <w:pPr>
-        <w:pStyle w:val="TNR"/>
-        <w:rPr>
-          <w:lang w:val="ru-RU"/>
-        </w:rPr>
-      </w:pPr>
-      <w:r>
-        <w:rPr>
-          <w:lang w:val="ru-RU"/>
-        </w:rPr>
-        <w:t>Нефункциональные требования определяют качественные характеристики разрабатываемого программного обеспечения: его производительность, эргономику, отказоустойчивость, безопасность и масштабируемость. Поскольку проект реализуется как современное веб-приложение, данные требования в значительной степени опираются на возможности выбранного технологического стека (</w:t>
-      </w:r>
-      <w:r>
-        <w:t>ASP</w:t>
-      </w:r>
-      <w:r>
-        <w:rPr>
-          <w:lang w:val="ru-RU"/>
-        </w:rPr>
-        <w:t>.</w:t>
-      </w:r>
-      <w:r>
-        <w:t>NET</w:t>
-      </w:r>
-      <w:r>
-        <w:rPr>
-          <w:lang w:val="ru-RU"/>
-        </w:rPr>
-        <w:t xml:space="preserve"> </w:t>
-      </w:r>
-      <w:r>
-        <w:t>Core</w:t>
-      </w:r>
-      <w:r>
-        <w:rPr>
-          <w:lang w:val="ru-RU"/>
-        </w:rPr>
-        <w:t xml:space="preserve">, </w:t>
-      </w:r>
-      <w:r>
-        <w:t>React</w:t>
-      </w:r>
-      <w:r>
-        <w:rPr>
-          <w:lang w:val="ru-RU"/>
-        </w:rPr>
-        <w:t xml:space="preserve">, </w:t>
-      </w:r>
-      <w:r>
-        <w:t>PostgreSQL</w:t>
-      </w:r>
-      <w:r>
-        <w:rPr>
-          <w:lang w:val="ru-RU"/>
-        </w:rPr>
-        <w:t xml:space="preserve">, </w:t>
-      </w:r>
-      <w:proofErr w:type="spellStart"/>
-      <w:r>
-        <w:t>Keycloak</w:t>
-      </w:r>
-      <w:proofErr w:type="spellEnd"/>
-      <w:r>
-        <w:rPr>
-          <w:lang w:val="ru-RU"/>
-        </w:rPr>
-        <w:t>), обеспечивающего высокую производительность, надежность и безопасность системы.</w:t>
-      </w:r>
-    </w:p>
-    <w:p>
-      <w:pPr>
-        <w:pStyle w:val="TNR"/>
-        <w:rPr>
-          <w:lang w:val="ru-RU"/>
-        </w:rPr>
-      </w:pPr>
-      <w:r>
-        <w:rPr>
-          <w:lang w:val="ru-RU"/>
-        </w:rPr>
-        <w:t>К программному средству предъявляются следующие нефункциональные требования:</w:t>
-      </w:r>
-    </w:p>
-    <w:p>
-      <w:pPr>
-        <w:pStyle w:val="1"/>
-        <w:rPr>
-          <w:lang w:val="ru-RU"/>
-        </w:rPr>
-      </w:pPr>
-      <w:r>
-        <w:rPr>
-          <w:lang w:val="ru-RU"/>
-        </w:rPr>
-        <w:t xml:space="preserve">Время первоначальной загрузки клиентского приложения, а также отклика интерфейса на действия пользователя не должно превышать нескольких секунд. Формирование отчетов и обработка запросов к серверу должны выполняться в минимально возможное время за счет использования высокопроизводительного серверного фреймворка </w:t>
-      </w:r>
-      <w:r>
-        <w:t>ASP</w:t>
-      </w:r>
-      <w:r>
-        <w:rPr>
-          <w:lang w:val="ru-RU"/>
-        </w:rPr>
-        <w:t>.</w:t>
-      </w:r>
-      <w:r>
-        <w:t>NET</w:t>
-      </w:r>
-      <w:r>
-        <w:rPr>
-          <w:lang w:val="ru-RU"/>
-        </w:rPr>
-        <w:t xml:space="preserve"> </w:t>
-      </w:r>
-      <w:r>
-        <w:t>Core</w:t>
-      </w:r>
-      <w:r>
-        <w:rPr>
-          <w:lang w:val="ru-RU"/>
-        </w:rPr>
-        <w:t xml:space="preserve"> и оптимизированных запросов к базе данных </w:t>
-      </w:r>
-      <w:r>
-        <w:t>PostgreSQL</w:t>
-      </w:r>
-      <w:r>
-        <w:rPr>
-          <w:lang w:val="ru-RU"/>
-        </w:rPr>
-        <w:t>;</w:t>
-      </w:r>
-    </w:p>
-    <w:p>
-      <w:pPr>
-        <w:pStyle w:val="1"/>
-      </w:pPr>
-      <w:r>
-        <w:rPr>
-          <w:lang w:val="ru-RU"/>
-        </w:rPr>
-        <w:t xml:space="preserve">Система должна корректно обрабатывать ошибки, возникающие при взаимодействии клиентской и серверной частей. В случае сетевых сбоев, ошибок сервера или некорректных пользовательских действий должны отображаться информативные сообщения, не приводящие к аварийному завершению работы приложения. </w:t>
-      </w:r>
-      <w:proofErr w:type="spellStart"/>
-      <w:r>
-        <w:t>Все</w:t>
-      </w:r>
-      <w:proofErr w:type="spellEnd"/>
-      <w:r>
-        <w:t xml:space="preserve"> </w:t>
-      </w:r>
-      <w:proofErr w:type="spellStart"/>
-      <w:r>
-        <w:t>критические</w:t>
-      </w:r>
-      <w:proofErr w:type="spellEnd"/>
-      <w:r>
-        <w:t xml:space="preserve"> </w:t>
-      </w:r>
-      <w:proofErr w:type="spellStart"/>
-      <w:r>
-        <w:t>операции</w:t>
-      </w:r>
-      <w:proofErr w:type="spellEnd"/>
-      <w:r>
-        <w:t xml:space="preserve"> </w:t>
-      </w:r>
-      <w:proofErr w:type="spellStart"/>
-      <w:r>
-        <w:t>должны</w:t>
-      </w:r>
-      <w:proofErr w:type="spellEnd"/>
-      <w:r>
-        <w:t xml:space="preserve"> сопровождаться обработкой исключений</w:t>
-      </w:r>
-      <w:r>
-        <w:t>;</w:t>
-      </w:r>
-    </w:p>
-    <w:p>
-      <w:pPr>
-        <w:pStyle w:val="1"/>
-        <w:rPr>
-          <w:lang w:val="ru-RU"/>
-        </w:rPr>
-      </w:pPr>
-      <w:r>
-        <w:rPr>
-          <w:lang w:val="ru-RU"/>
-        </w:rPr>
-        <w:t>Масштабируемость и расширяемость. Архитектура приложения должна обеспечивать возможность дальнейшего расширения функционала без значительной переработки существующего кода. Использование модульной архитектуры и компонентного подхода (</w:t>
-      </w:r>
-      <w:r>
-        <w:t>React</w:t>
-      </w:r>
-      <w:r>
-        <w:rPr>
-          <w:lang w:val="ru-RU"/>
-        </w:rPr>
-        <w:t xml:space="preserve">) позволяет добавлять новые элементы интерфейса и функциональные модули. Серверная часть на </w:t>
-      </w:r>
-      <w:r>
-        <w:t>ASP</w:t>
-      </w:r>
-      <w:r>
-        <w:rPr>
-          <w:lang w:val="ru-RU"/>
-        </w:rPr>
-        <w:t>.</w:t>
-      </w:r>
-      <w:r>
-        <w:t>NET</w:t>
-      </w:r>
-      <w:r>
-        <w:rPr>
-          <w:lang w:val="ru-RU"/>
-        </w:rPr>
-        <w:t xml:space="preserve"> </w:t>
-      </w:r>
-      <w:r>
-        <w:t>Core</w:t>
-      </w:r>
-      <w:r>
-        <w:rPr>
-          <w:lang w:val="ru-RU"/>
-        </w:rPr>
-        <w:t xml:space="preserve"> должна поддерживать горизонтальное масштабирование при увеличении нагрузки</w:t>
-      </w:r>
-      <w:r>
-        <w:rPr>
-          <w:lang w:val="ru-RU"/>
-        </w:rPr>
-        <w:t>;</w:t>
-      </w:r>
-    </w:p>
-    <w:p>
-      <w:pPr>
-        <w:pStyle w:val="1"/>
-        <w:rPr>
-          <w:lang w:val="ru-RU"/>
-        </w:rPr>
-      </w:pPr>
-      <w:r>
-        <w:rPr>
-          <w:lang w:val="ru-RU"/>
-        </w:rPr>
-        <w:t>Доступ к системе должен осуществляться через веб-браузер без необходимости установки дополнительного программного обеспечения. Интерфейс должен корректно отображаться на различных устройствах (персональные компьютеры, планшеты, мобильные устройства) и операционных системах</w:t>
-      </w:r>
-      <w:r>
-        <w:rPr>
-          <w:lang w:val="ru-RU"/>
-        </w:rPr>
-        <w:t>.</w:t>
-      </w:r>
-    </w:p>
-    <w:p>
-      <w:pPr>
-        <w:pStyle w:val="TNR"/>
-        <w:rPr>
-          <w:lang w:val="ru-RU"/>
-        </w:rPr>
-      </w:pPr>
-      <w:r>
-        <w:rPr>
-          <w:lang w:val="ru-RU"/>
-        </w:rPr>
-        <w:t>В рамках данного раздела было выполнено концептуальное моделирование разрабатываемого программного средства с использованием диаграммы вариантов использования (</w:t>
-      </w:r>
-      <w:r>
-        <w:t>Use</w:t>
-      </w:r>
-      <w:r>
-        <w:rPr>
-          <w:lang w:val="ru-RU"/>
-        </w:rPr>
-        <w:t xml:space="preserve"> </w:t>
-      </w:r>
-      <w:r>
-        <w:t>Case</w:t>
-      </w:r>
-      <w:r>
-        <w:rPr>
-          <w:lang w:val="ru-RU"/>
-        </w:rPr>
-        <w:t xml:space="preserve">), что позволило четко определить границы системы и разграничить прецеденты взаимодействия для </w:t>
-      </w:r>
-      <w:r>
-        <w:rPr>
-          <w:lang w:val="ru-RU"/>
-        </w:rPr>
-        <w:lastRenderedPageBreak/>
-        <w:t>ролей пользователя, администратора и внешних устройств. На основе построенной модели разработана подробная спецификация функциональных требований. Кроме того, сформулированные нефункциональные требования к производительности, информационной безопасности, масштабируемости и эргономике обеспечивают исчерпывающую техническую базу, необходимую для перехода к этапу непосредственного архитектурного проектирования и разработки алгоритмов.</w:t>
-      </w:r>
-    </w:p>
-    <w:p>
-      <w:pPr>
-        <w:pStyle w:val="TNR"/>
-        <w:rPr>
-          <w:lang w:val="ru-RU"/>
-        </w:rPr>
-      </w:pPr>
-    </w:p>
-    <w:p>
-      <w:pPr>
-        <w:pStyle w:val="11"/>
-      </w:pPr>
-      <w:bookmarkStart w:id="8" w:name="_Toc198743875"/>
-      <w:r>
-        <w:t>Проектирование программного средства</w:t>
-      </w:r>
-      <w:bookmarkEnd w:id="8"/>
-    </w:p>
-    <w:p>
-      <w:pPr>
-        <w:pStyle w:val="20"/>
-      </w:pPr>
-      <w:bookmarkStart w:id="9" w:name="_Toc198743876"/>
-      <w:r>
-        <w:t>Разработка архитектуры программного средства</w:t>
-      </w:r>
-      <w:bookmarkEnd w:id="9"/>
-    </w:p>
-    <w:p>
-      <w:pPr>
-        <w:pStyle w:val="af1"/>
-      </w:pPr>
-      <w:r>
-        <w:t>В данном разделе будет рассмотрено, какой архитектурный подход и технологии были выбраны для проектирования программного средства.</w:t>
-      </w:r>
-    </w:p>
-    <w:p>
-      <w:pPr>
-        <w:pStyle w:val="af1"/>
-      </w:pPr>
-    </w:p>
-    <w:p>
-      <w:pPr>
-        <w:pStyle w:val="30"/>
-      </w:pPr>
-      <w:r>
-        <w:t>Общая архитектура приложения</w:t>
-      </w:r>
-    </w:p>
-    <w:p>
-      <w:pPr>
-        <w:pStyle w:val="TNR"/>
-        <w:rPr>
-          <w:lang w:val="ru-RU"/>
-        </w:rPr>
-      </w:pPr>
-      <w:r>
-        <w:rPr>
-          <w:lang w:val="ru-RU"/>
-        </w:rPr>
-        <w:t xml:space="preserve">За основу разработки программного средства выбрана клиент-серверная архитектура с использованием принципа </w:t>
-      </w:r>
-      <w:r>
-        <w:t>Single</w:t>
-      </w:r>
-      <w:r>
-        <w:rPr>
-          <w:lang w:val="ru-RU"/>
-        </w:rPr>
-        <w:t xml:space="preserve"> </w:t>
-      </w:r>
-      <w:r>
-        <w:t>Page</w:t>
-      </w:r>
-      <w:r>
-        <w:rPr>
-          <w:lang w:val="ru-RU"/>
-        </w:rPr>
-        <w:t xml:space="preserve"> </w:t>
-      </w:r>
-      <w:r>
-        <w:t>Application</w:t>
-      </w:r>
-      <w:r>
-        <w:rPr>
-          <w:lang w:val="ru-RU"/>
-        </w:rPr>
-        <w:t xml:space="preserve"> (</w:t>
-      </w:r>
-      <w:r>
-        <w:t>SPA</w:t>
-      </w:r>
-      <w:r>
-        <w:rPr>
-          <w:lang w:val="ru-RU"/>
-        </w:rPr>
-        <w:t>) и подхода чистой архитектуры (</w:t>
-      </w:r>
-      <w:r>
-        <w:t>Clean</w:t>
-      </w:r>
-      <w:r>
-        <w:rPr>
-          <w:lang w:val="ru-RU"/>
-        </w:rPr>
-        <w:t xml:space="preserve"> </w:t>
-      </w:r>
-      <w:r>
-        <w:t>Architecture</w:t>
-      </w:r>
-      <w:r>
-        <w:rPr>
-          <w:lang w:val="ru-RU"/>
-        </w:rPr>
-        <w:t xml:space="preserve">), предполагающего разделение системы на независимые слои: </w:t>
-      </w:r>
-      <w:r>
-        <w:t>Domain</w:t>
-      </w:r>
-      <w:r>
-        <w:rPr>
-          <w:lang w:val="ru-RU"/>
-        </w:rPr>
-        <w:t xml:space="preserve">, </w:t>
-      </w:r>
-      <w:r>
-        <w:t>Application</w:t>
-      </w:r>
-      <w:r>
-        <w:rPr>
-          <w:lang w:val="ru-RU"/>
-        </w:rPr>
-        <w:t xml:space="preserve">, </w:t>
-      </w:r>
-      <w:r>
-        <w:t>Infrastructure</w:t>
-      </w:r>
-      <w:r>
-        <w:rPr>
-          <w:lang w:val="ru-RU"/>
-        </w:rPr>
-        <w:t xml:space="preserve"> и </w:t>
-      </w:r>
-      <w:r>
-        <w:t>Presentation</w:t>
-      </w:r>
-      <w:r>
-        <w:rPr>
-          <w:lang w:val="ru-RU"/>
-        </w:rPr>
-        <w:t>.</w:t>
-      </w:r>
-      <w:r>
-        <w:rPr>
-          <w:lang w:val="ru-RU"/>
-        </w:rPr>
-        <w:t xml:space="preserve"> </w:t>
-      </w:r>
-    </w:p>
-    <w:p>
-      <w:pPr>
-        <w:pStyle w:val="TNR"/>
-        <w:rPr>
-          <w:lang w:val="ru-RU"/>
-        </w:rPr>
-      </w:pPr>
-      <w:r>
-        <w:rPr>
-          <w:lang w:val="ru-RU"/>
-        </w:rPr>
-        <w:t xml:space="preserve">Клиент-серверная архитектура представляет собой распределённую модель построения программного обеспечения, при которой функции системы разделяются между клиентской и серверной частями. Клиентская часть отвечает за взаимодействие с пользователем, тогда как серверная обеспечивает обработку данных, реализацию бизнес-логики и взаимодействие с базой данных. Обмен данными между клиентом и сервером осуществляется по протоколу </w:t>
-      </w:r>
-      <w:r>
-        <w:t>HTTP</w:t>
-      </w:r>
-      <w:r>
-        <w:rPr>
-          <w:lang w:val="ru-RU"/>
-        </w:rPr>
-        <w:t>/</w:t>
-      </w:r>
-      <w:r>
-        <w:t>HTTPS</w:t>
-      </w:r>
-      <w:r>
-        <w:rPr>
-          <w:lang w:val="ru-RU"/>
-        </w:rPr>
-        <w:t xml:space="preserve"> с использованием </w:t>
-      </w:r>
-      <w:r>
-        <w:t>REST</w:t>
-      </w:r>
-      <w:r>
-        <w:rPr>
-          <w:lang w:val="ru-RU"/>
-        </w:rPr>
-        <w:t xml:space="preserve"> </w:t>
-      </w:r>
-      <w:r>
-        <w:t>API</w:t>
-      </w:r>
-      <w:r>
-        <w:rPr>
-          <w:lang w:val="ru-RU"/>
-        </w:rPr>
-        <w:t>.</w:t>
-      </w:r>
-    </w:p>
-    <w:p>
-      <w:pPr>
-        <w:pStyle w:val="TNR"/>
-        <w:rPr>
-          <w:lang w:val="ru-RU"/>
-        </w:rPr>
-      </w:pPr>
-      <w:r>
-        <w:rPr>
-          <w:lang w:val="ru-RU"/>
-        </w:rPr>
-        <w:t xml:space="preserve">В рамках подхода </w:t>
-      </w:r>
-      <w:r>
-        <w:t>Single</w:t>
-      </w:r>
-      <w:r>
-        <w:rPr>
-          <w:lang w:val="ru-RU"/>
-        </w:rPr>
-        <w:t xml:space="preserve"> </w:t>
-      </w:r>
-      <w:r>
-        <w:t>Page</w:t>
-      </w:r>
-      <w:r>
-        <w:rPr>
-          <w:lang w:val="ru-RU"/>
-        </w:rPr>
-        <w:t xml:space="preserve"> </w:t>
-      </w:r>
-      <w:r>
-        <w:t>Application</w:t>
-      </w:r>
-      <w:r>
-        <w:rPr>
-          <w:lang w:val="ru-RU"/>
-        </w:rPr>
-        <w:t xml:space="preserve"> клиентская часть реализована в виде одностраничного веб-приложения, разработанного с использованием библиотеки </w:t>
-      </w:r>
-      <w:r>
-        <w:t>React</w:t>
-      </w:r>
-      <w:r>
-        <w:rPr>
-          <w:lang w:val="ru-RU"/>
-        </w:rPr>
-        <w:t xml:space="preserve">. Данный подход позволяет загружать единственную </w:t>
-      </w:r>
-      <w:r>
-        <w:t>HTML</w:t>
-      </w:r>
-      <w:r>
-        <w:rPr>
-          <w:lang w:val="ru-RU"/>
-        </w:rPr>
-        <w:t xml:space="preserve">-страницу, а дальнейшее обновление интерфейса осуществляется динамически без полной перезагрузки страницы. Для взаимодействия с сервером используются асинхронные </w:t>
-      </w:r>
-      <w:proofErr w:type="gramStart"/>
-      <w:r>
-        <w:rPr>
-          <w:lang w:val="ru-RU"/>
-        </w:rPr>
-        <w:t>запросы например</w:t>
-      </w:r>
-      <w:proofErr w:type="gramEnd"/>
-      <w:r>
-        <w:rPr>
-          <w:lang w:val="ru-RU"/>
-        </w:rPr>
-        <w:t xml:space="preserve">, с помощью </w:t>
-      </w:r>
-      <w:r>
-        <w:t>Fetch</w:t>
-      </w:r>
-      <w:r>
-        <w:rPr>
-          <w:lang w:val="ru-RU"/>
-        </w:rPr>
-        <w:t xml:space="preserve"> </w:t>
-      </w:r>
-      <w:r>
-        <w:t>API</w:t>
-      </w:r>
-      <w:r>
-        <w:rPr>
-          <w:lang w:val="ru-RU"/>
-        </w:rPr>
-        <w:t xml:space="preserve"> или библиотеки </w:t>
-      </w:r>
-      <w:proofErr w:type="spellStart"/>
-      <w:r>
-        <w:t>Axios</w:t>
-      </w:r>
-      <w:proofErr w:type="spellEnd"/>
-      <w:r>
-        <w:rPr>
-          <w:lang w:val="ru-RU"/>
-        </w:rPr>
-        <w:t xml:space="preserve">. Маршрутизация осуществляется на стороне клиента, что позволяет изменять отображаемые компоненты в зависимости от </w:t>
-      </w:r>
-      <w:r>
-        <w:t>URL</w:t>
-      </w:r>
-      <w:r>
-        <w:rPr>
-          <w:lang w:val="ru-RU"/>
-        </w:rPr>
-        <w:t xml:space="preserve"> без перезагрузки страницы</w:t>
-      </w:r>
-      <w:r>
-        <w:rPr>
-          <w:lang w:val="ru-RU"/>
-        </w:rPr>
-        <w:t>.</w:t>
-      </w:r>
-    </w:p>
-    <w:p>
-      <w:pPr>
-        <w:pStyle w:val="TNR"/>
-      </w:pPr>
-      <w:r>
-        <w:rPr>
-          <w:lang w:val="ru-RU"/>
-        </w:rPr>
-        <w:t xml:space="preserve">В основе серверной части лежит концепция чистой архитектуры, направленная на разделение ответственности и снижение связанности компонентов системы. </w:t>
-      </w:r>
-      <w:proofErr w:type="spellStart"/>
-      <w:r>
-        <w:t>Архитектура</w:t>
-      </w:r>
-      <w:proofErr w:type="spellEnd"/>
-      <w:r>
-        <w:t xml:space="preserve"> </w:t>
-      </w:r>
-      <w:proofErr w:type="spellStart"/>
-      <w:r>
-        <w:t>включает</w:t>
-      </w:r>
-      <w:proofErr w:type="spellEnd"/>
-      <w:r>
-        <w:t xml:space="preserve"> </w:t>
-      </w:r>
-      <w:proofErr w:type="spellStart"/>
-      <w:r>
-        <w:t>следующие</w:t>
-      </w:r>
-      <w:proofErr w:type="spellEnd"/>
-      <w:r>
-        <w:t xml:space="preserve"> </w:t>
-      </w:r>
-      <w:proofErr w:type="spellStart"/>
-      <w:r>
-        <w:t>уровни</w:t>
-      </w:r>
-      <w:proofErr w:type="spellEnd"/>
-      <w:r>
-        <w:t>:</w:t>
-      </w:r>
-    </w:p>
-    <w:p>
-      <w:pPr>
-        <w:pStyle w:val="2"/>
-        <w:rPr>
-          <w:lang w:val="ru-RU"/>
-        </w:rPr>
-      </w:pPr>
-      <w:r>
-        <w:lastRenderedPageBreak/>
-        <w:t>Presentation</w:t>
-      </w:r>
-      <w:r>
-        <w:rPr>
-          <w:lang w:val="ru-RU"/>
-        </w:rPr>
-        <w:t xml:space="preserve"> </w:t>
-      </w:r>
-      <w:r>
-        <w:t>layer</w:t>
-      </w:r>
-      <w:r>
-        <w:rPr>
-          <w:lang w:val="ru-RU"/>
-        </w:rPr>
-        <w:t xml:space="preserve"> (слой представления) – </w:t>
-      </w:r>
-      <w:r>
-        <w:rPr>
-          <w:lang w:val="ru-RU"/>
-        </w:rPr>
-        <w:t xml:space="preserve">Данный слой обеспечивает взаимодействие системы с внешними пользователями и клиентским приложением. В него входят контроллеры </w:t>
+        <w:t xml:space="preserve">приложением. В него входят контроллеры </w:t>
       </w:r>
       <w:r>
         <w:t>ASP</w:t>
@@ -8127,21 +8101,21 @@
         <w:pStyle w:val="30"/>
       </w:pPr>
       <w:r>
+        <w:t>Архитектура клиентской части</w:t>
+      </w:r>
+    </w:p>
+    <w:p>
+      <w:pPr>
+        <w:pStyle w:val="TNR"/>
+        <w:rPr>
+          <w:lang w:val="ru-RU"/>
+        </w:rPr>
+      </w:pPr>
+      <w:r>
+        <w:rPr>
+          <w:lang w:val="ru-RU"/>
+        </w:rPr>
         <w:lastRenderedPageBreak/>
-        <w:t>Архитектура клиентской части</w:t>
-      </w:r>
-    </w:p>
-    <w:p>
-      <w:pPr>
-        <w:pStyle w:val="TNR"/>
-        <w:rPr>
-          <w:lang w:val="ru-RU"/>
-        </w:rPr>
-      </w:pPr>
-      <w:r>
-        <w:rPr>
-          <w:lang w:val="ru-RU"/>
-        </w:rPr>
         <w:t xml:space="preserve">В качестве основы для разработки клиентской части программного средства планируется использование библиотеки </w:t>
       </w:r>
       <w:r>
@@ -11625,7 +11599,7 @@
           <v:shape id="_x0000_i1025" type="#_x0000_t75" style="width:297pt;height:613.5pt" o:ole="">
             <v:imagedata r:id="rId19" o:title=""/>
           </v:shape>
-          <o:OLEObject Type="Embed" ProgID="Visio.Drawing.15" ShapeID="_x0000_i1025" DrawAspect="Content" ObjectID="_1838455057" r:id="rId20"/>
+          <o:OLEObject Type="Embed" ProgID="Visio.Drawing.15" ShapeID="_x0000_i1025" DrawAspect="Content" ObjectID="_1839604631" r:id="rId20"/>
         </w:object>
       </w:r>
     </w:p>
@@ -11723,7 +11697,7 @@
           <v:shape id="_x0000_i1026" type="#_x0000_t75" style="width:421.5pt;height:552.75pt" o:ole="">
             <v:imagedata r:id="rId21" o:title=""/>
           </v:shape>
-          <o:OLEObject Type="Embed" ProgID="Visio.Drawing.15" ShapeID="_x0000_i1026" DrawAspect="Content" ObjectID="_1838455058" r:id="rId22"/>
+          <o:OLEObject Type="Embed" ProgID="Visio.Drawing.15" ShapeID="_x0000_i1026" DrawAspect="Content" ObjectID="_1839604632" r:id="rId22"/>
         </w:object>
       </w:r>
     </w:p>
@@ -11994,7 +11968,7 @@
           <v:shape id="_x0000_i1027" type="#_x0000_t75" style="width:442.5pt;height:571.5pt" o:ole="">
             <v:imagedata r:id="rId23" o:title=""/>
           </v:shape>
-          <o:OLEObject Type="Embed" ProgID="Visio.Drawing.15" ShapeID="_x0000_i1027" DrawAspect="Content" ObjectID="_1838455059" r:id="rId24"/>
+          <o:OLEObject Type="Embed" ProgID="Visio.Drawing.15" ShapeID="_x0000_i1027" DrawAspect="Content" ObjectID="_1839604633" r:id="rId24"/>
         </w:object>
       </w:r>
     </w:p>
@@ -14329,6 +14303,9 @@
           <w:p>
             <w:pPr>
               <w:pStyle w:val="TNR"/>
+              <w:rPr>
+                <w:lang w:val="ru-RU"/>
+              </w:rPr>
             </w:pPr>
             <w:r>
               <w:rPr>
@@ -14338,273 +14315,32 @@
             </w:r>
             <w:proofErr w:type="spellStart"/>
             <w:r>
+              <w:rPr>
+                <w:lang w:val="ru-RU"/>
+              </w:rPr>
               <w:t>исанное</w:t>
             </w:r>
             <w:proofErr w:type="spellEnd"/>
             <w:r>
-              <w:t xml:space="preserve"> в </w:t>
-            </w:r>
-            <w:proofErr w:type="spellStart"/>
-            <w:r>
-              <w:t>пояснительной</w:t>
-            </w:r>
-            <w:proofErr w:type="spellEnd"/>
-            <w:r>
-              <w:t xml:space="preserve"> </w:t>
-            </w:r>
-            <w:proofErr w:type="spellStart"/>
-            <w:r>
-              <w:t>записке</w:t>
-            </w:r>
-            <w:proofErr w:type="spellEnd"/>
-            <w:r>
-              <w:t xml:space="preserve"> и </w:t>
-            </w:r>
-            <w:proofErr w:type="spellStart"/>
-            <w:r>
-              <w:t>разработанное</w:t>
-            </w:r>
-            <w:proofErr w:type="spellEnd"/>
-            <w:r>
-              <w:t xml:space="preserve"> </w:t>
-            </w:r>
-            <w:proofErr w:type="spellStart"/>
-            <w:r>
-              <w:t>программное</w:t>
-            </w:r>
-            <w:proofErr w:type="spellEnd"/>
-            <w:r>
-              <w:t xml:space="preserve"> </w:t>
-            </w:r>
-            <w:proofErr w:type="spellStart"/>
-            <w:r>
-              <w:t>средство</w:t>
-            </w:r>
-            <w:proofErr w:type="spellEnd"/>
-            <w:r>
-              <w:t xml:space="preserve">, в </w:t>
-            </w:r>
-            <w:proofErr w:type="spellStart"/>
-            <w:r>
-              <w:t>соответствии</w:t>
-            </w:r>
-            <w:proofErr w:type="spellEnd"/>
-            <w:r>
-              <w:t xml:space="preserve"> с </w:t>
-            </w:r>
-            <w:proofErr w:type="spellStart"/>
-            <w:r>
-              <w:t>установленными</w:t>
-            </w:r>
-            <w:proofErr w:type="spellEnd"/>
-            <w:r>
-              <w:t xml:space="preserve"> </w:t>
-            </w:r>
-            <w:proofErr w:type="spellStart"/>
-            <w:r>
-              <w:t>требованиями</w:t>
-            </w:r>
-            <w:proofErr w:type="spellEnd"/>
-            <w:r>
-              <w:t xml:space="preserve"> к </w:t>
-            </w:r>
-            <w:proofErr w:type="spellStart"/>
-            <w:r>
-              <w:t>нему</w:t>
-            </w:r>
-            <w:proofErr w:type="spellEnd"/>
-            <w:r>
-              <w:t xml:space="preserve">, </w:t>
-            </w:r>
-            <w:proofErr w:type="spellStart"/>
-            <w:r>
-              <w:t>предназначено</w:t>
-            </w:r>
-            <w:proofErr w:type="spellEnd"/>
-            <w:r>
-              <w:t xml:space="preserve"> </w:t>
-            </w:r>
-            <w:proofErr w:type="spellStart"/>
-            <w:r>
-              <w:t>для</w:t>
-            </w:r>
-            <w:proofErr w:type="spellEnd"/>
-            <w:r>
-              <w:t xml:space="preserve"> </w:t>
-            </w:r>
-            <w:proofErr w:type="spellStart"/>
-            <w:r>
-              <w:t>учёта</w:t>
-            </w:r>
-            <w:proofErr w:type="spellEnd"/>
-            <w:r>
-              <w:t xml:space="preserve"> </w:t>
-            </w:r>
-            <w:proofErr w:type="spellStart"/>
-            <w:r>
-              <w:t>персональных</w:t>
-            </w:r>
-            <w:proofErr w:type="spellEnd"/>
-            <w:r>
-              <w:t xml:space="preserve"> </w:t>
-            </w:r>
-            <w:proofErr w:type="spellStart"/>
-            <w:r>
-              <w:t>доходов</w:t>
-            </w:r>
-            <w:proofErr w:type="spellEnd"/>
-            <w:r>
-              <w:t xml:space="preserve"> и </w:t>
-            </w:r>
-            <w:proofErr w:type="spellStart"/>
-            <w:r>
-              <w:t>расходов</w:t>
-            </w:r>
-            <w:proofErr w:type="spellEnd"/>
-            <w:r>
-              <w:t xml:space="preserve">, </w:t>
-            </w:r>
-            <w:proofErr w:type="spellStart"/>
-            <w:r>
-              <w:t>анализа</w:t>
-            </w:r>
-            <w:proofErr w:type="spellEnd"/>
-            <w:r>
-              <w:t xml:space="preserve"> </w:t>
-            </w:r>
-            <w:proofErr w:type="spellStart"/>
-            <w:r>
-              <w:t>финансовых</w:t>
-            </w:r>
-            <w:proofErr w:type="spellEnd"/>
-            <w:r>
-              <w:t xml:space="preserve"> </w:t>
-            </w:r>
-            <w:proofErr w:type="spellStart"/>
-            <w:r>
-              <w:t>операций</w:t>
-            </w:r>
-            <w:proofErr w:type="spellEnd"/>
-            <w:r>
-              <w:t xml:space="preserve">, </w:t>
-            </w:r>
-            <w:proofErr w:type="spellStart"/>
-            <w:r>
-              <w:t>контроля</w:t>
-            </w:r>
-            <w:proofErr w:type="spellEnd"/>
-            <w:r>
-              <w:t xml:space="preserve"> </w:t>
-            </w:r>
-            <w:proofErr w:type="spellStart"/>
-            <w:r>
-              <w:t>бюджета</w:t>
-            </w:r>
-            <w:proofErr w:type="spellEnd"/>
-            <w:r>
-              <w:t xml:space="preserve"> и </w:t>
-            </w:r>
-            <w:proofErr w:type="spellStart"/>
-            <w:r>
-              <w:t>повышения</w:t>
-            </w:r>
-            <w:proofErr w:type="spellEnd"/>
-            <w:r>
-              <w:t xml:space="preserve"> </w:t>
-            </w:r>
-            <w:proofErr w:type="spellStart"/>
-            <w:r>
-              <w:t>эффективности</w:t>
-            </w:r>
-            <w:proofErr w:type="spellEnd"/>
-            <w:r>
-              <w:t xml:space="preserve"> </w:t>
-            </w:r>
-            <w:proofErr w:type="spellStart"/>
-            <w:r>
-              <w:t>управления</w:t>
-            </w:r>
-            <w:proofErr w:type="spellEnd"/>
-            <w:r>
-              <w:t xml:space="preserve"> </w:t>
-            </w:r>
-            <w:proofErr w:type="spellStart"/>
-            <w:r>
-              <w:t>личными</w:t>
-            </w:r>
-            <w:proofErr w:type="spellEnd"/>
-            <w:r>
-              <w:t xml:space="preserve"> </w:t>
-            </w:r>
-            <w:proofErr w:type="spellStart"/>
-            <w:r>
-              <w:t>финансами</w:t>
-            </w:r>
-            <w:proofErr w:type="spellEnd"/>
-            <w:r>
-              <w:t xml:space="preserve"> </w:t>
-            </w:r>
-            <w:proofErr w:type="spellStart"/>
-            <w:r>
-              <w:t>пользователя</w:t>
-            </w:r>
-            <w:proofErr w:type="spellEnd"/>
-            <w:r>
-              <w:t>.</w:t>
+              <w:rPr>
+                <w:lang w:val="ru-RU"/>
+              </w:rPr>
+              <w:t xml:space="preserve"> в пояснительной записке и разработанное программное средство, в соответствии с установленными требованиями к нему, предназначено для учёта персональных доходов и расходов, анализа финансовых операций, контроля бюджета и повышения эффективности управления личными финансами пользователя.</w:t>
             </w:r>
           </w:p>
           <w:p>
             <w:pPr>
               <w:pStyle w:val="TNR"/>
+              <w:rPr>
+                <w:lang w:val="ru-RU"/>
+              </w:rPr>
             </w:pPr>
-            <w:proofErr w:type="spellStart"/>
-            <w:r>
+            <w:r>
+              <w:rPr>
+                <w:lang w:val="ru-RU"/>
+              </w:rPr>
               <w:lastRenderedPageBreak/>
-              <w:t>Полученное</w:t>
-            </w:r>
-            <w:proofErr w:type="spellEnd"/>
-            <w:r>
-              <w:t xml:space="preserve"> </w:t>
-            </w:r>
-            <w:proofErr w:type="spellStart"/>
-            <w:r>
-              <w:t>веб-приложение</w:t>
-            </w:r>
-            <w:proofErr w:type="spellEnd"/>
-            <w:r>
-              <w:t xml:space="preserve"> </w:t>
-            </w:r>
-            <w:proofErr w:type="spellStart"/>
-            <w:r>
-              <w:t>предоставляет</w:t>
-            </w:r>
-            <w:proofErr w:type="spellEnd"/>
-            <w:r>
-              <w:t xml:space="preserve"> </w:t>
-            </w:r>
-            <w:proofErr w:type="spellStart"/>
-            <w:r>
-              <w:t>доступ</w:t>
-            </w:r>
-            <w:proofErr w:type="spellEnd"/>
-            <w:r>
-              <w:t xml:space="preserve"> </w:t>
-            </w:r>
-            <w:proofErr w:type="spellStart"/>
-            <w:r>
-              <w:t>нижеперечисленному</w:t>
-            </w:r>
-            <w:proofErr w:type="spellEnd"/>
-            <w:r>
-              <w:t xml:space="preserve"> </w:t>
-            </w:r>
-            <w:proofErr w:type="spellStart"/>
-            <w:r>
-              <w:t>функционалу</w:t>
-            </w:r>
-            <w:proofErr w:type="spellEnd"/>
-            <w:r>
-              <w:t>:</w:t>
+              <w:t>Полученное веб-приложение предоставляет доступ нижеперечисленному функционалу:</w:t>
             </w:r>
           </w:p>
           <w:p>
@@ -14668,38 +14404,71 @@
           <w:p>
             <w:pPr>
               <w:pStyle w:val="1"/>
+              <w:rPr>
+                <w:lang w:val="ru-RU"/>
+              </w:rPr>
             </w:pPr>
-            <w:proofErr w:type="spellStart"/>
-            <w:r>
-              <w:t>создание</w:t>
-            </w:r>
-            <w:proofErr w:type="spellEnd"/>
-            <w:r>
-              <w:t xml:space="preserve">, </w:t>
-            </w:r>
-            <w:proofErr w:type="spellStart"/>
-            <w:r>
-              <w:t>редактирование</w:t>
-            </w:r>
-            <w:proofErr w:type="spellEnd"/>
-            <w:r>
-              <w:t xml:space="preserve"> и </w:t>
-            </w:r>
-            <w:proofErr w:type="spellStart"/>
-            <w:r>
-              <w:t>удаление</w:t>
-            </w:r>
-            <w:proofErr w:type="spellEnd"/>
-            <w:r>
-              <w:t xml:space="preserve"> </w:t>
-            </w:r>
-            <w:proofErr w:type="spellStart"/>
-            <w:r>
-              <w:t>счетов</w:t>
-            </w:r>
-            <w:proofErr w:type="spellEnd"/>
-            <w:r>
-              <w:t>;</w:t>
+            <w:r>
+              <w:rPr>
+                <w:lang w:val="ru-RU"/>
+              </w:rPr>
+              <w:t>создание, редактирование и удаление счетов;</w:t>
+            </w:r>
+          </w:p>
+          <w:p>
+            <w:pPr>
+              <w:pStyle w:val="1"/>
+              <w:rPr>
+                <w:lang w:val="ru-RU"/>
+              </w:rPr>
+            </w:pPr>
+            <w:r>
+              <w:rPr>
+                <w:lang w:val="ru-RU"/>
+              </w:rPr>
+              <w:t>ведение нескольких счетов с указанием валюты и финансовой цели;</w:t>
+            </w:r>
+          </w:p>
+          <w:p>
+            <w:pPr>
+              <w:pStyle w:val="1"/>
+              <w:rPr>
+                <w:lang w:val="ru-RU"/>
+              </w:rPr>
+            </w:pPr>
+            <w:r>
+              <w:rPr>
+                <w:lang w:val="ru-RU"/>
+              </w:rPr>
+              <w:t>добавление, редактирование и удаление финансовых операций;</w:t>
+            </w:r>
+          </w:p>
+          <w:p>
+            <w:pPr>
+              <w:pStyle w:val="1"/>
+              <w:rPr>
+                <w:lang w:val="ru-RU"/>
+              </w:rPr>
+            </w:pPr>
+            <w:r>
+              <w:rPr>
+                <w:lang w:val="ru-RU"/>
+              </w:rPr>
+              <w:t>разделение операций на доходы и расходы;</w:t>
+            </w:r>
+          </w:p>
+          <w:p>
+            <w:pPr>
+              <w:pStyle w:val="1"/>
+              <w:rPr>
+                <w:lang w:val="ru-RU"/>
+              </w:rPr>
+            </w:pPr>
+            <w:r>
+              <w:rPr>
+                <w:lang w:val="ru-RU"/>
+              </w:rPr>
+              <w:t>создание, изменение и удаление категорий финансовых операций;</w:t>
             </w:r>
           </w:p>
           <w:p>
@@ -14708,7 +14477,7 @@
             </w:pPr>
             <w:proofErr w:type="spellStart"/>
             <w:r>
-              <w:t>ведение</w:t>
+              <w:t>просмотр</w:t>
             </w:r>
             <w:proofErr w:type="spellEnd"/>
             <w:r>
@@ -14716,7 +14485,7 @@
             </w:r>
             <w:proofErr w:type="spellStart"/>
             <w:r>
-              <w:t>нескольких</w:t>
+              <w:t>истории</w:t>
             </w:r>
             <w:proofErr w:type="spellEnd"/>
             <w:r>
@@ -14724,43 +14493,53 @@
             </w:r>
             <w:proofErr w:type="spellStart"/>
             <w:r>
-              <w:t>счетов</w:t>
+              <w:t>транзакций</w:t>
             </w:r>
             <w:proofErr w:type="spellEnd"/>
             <w:r>
-              <w:t xml:space="preserve"> с </w:t>
-            </w:r>
-            <w:proofErr w:type="spellStart"/>
-            <w:r>
-              <w:t>указанием</w:t>
-            </w:r>
-            <w:proofErr w:type="spellEnd"/>
-            <w:r>
-              <w:t xml:space="preserve"> </w:t>
-            </w:r>
-            <w:proofErr w:type="spellStart"/>
-            <w:r>
-              <w:t>валюты</w:t>
-            </w:r>
-            <w:proofErr w:type="spellEnd"/>
-            <w:r>
-              <w:t xml:space="preserve"> и </w:t>
-            </w:r>
-            <w:proofErr w:type="spellStart"/>
-            <w:r>
-              <w:t>финансовой</w:t>
-            </w:r>
-            <w:proofErr w:type="spellEnd"/>
-            <w:r>
-              <w:t xml:space="preserve"> </w:t>
-            </w:r>
-            <w:proofErr w:type="spellStart"/>
-            <w:r>
-              <w:t>цели</w:t>
-            </w:r>
-            <w:proofErr w:type="spellEnd"/>
-            <w:r>
               <w:t>;</w:t>
+            </w:r>
+          </w:p>
+          <w:p>
+            <w:pPr>
+              <w:pStyle w:val="1"/>
+              <w:rPr>
+                <w:lang w:val="ru-RU"/>
+              </w:rPr>
+            </w:pPr>
+            <w:r>
+              <w:rPr>
+                <w:lang w:val="ru-RU"/>
+              </w:rPr>
+              <w:t>фильтрация и поиск транзакций по различным параметрам;</w:t>
+            </w:r>
+          </w:p>
+          <w:p>
+            <w:pPr>
+              <w:pStyle w:val="1"/>
+              <w:rPr>
+                <w:lang w:val="ru-RU"/>
+              </w:rPr>
+            </w:pPr>
+            <w:r>
+              <w:rPr>
+                <w:lang w:val="ru-RU"/>
+              </w:rPr>
+              <w:t>установка лимитов расходов по категориям;</w:t>
+            </w:r>
+          </w:p>
+          <w:p>
+            <w:pPr>
+              <w:pStyle w:val="1"/>
+              <w:rPr>
+                <w:lang w:val="ru-RU"/>
+              </w:rPr>
+            </w:pPr>
+            <w:r>
+              <w:rPr>
+                <w:lang w:val="ru-RU"/>
+              </w:rPr>
+              <w:t>контроль превышения бюджета и отображение уведомлений;</w:t>
             </w:r>
           </w:p>
           <w:p>
@@ -14769,43 +14548,69 @@
             </w:pPr>
             <w:proofErr w:type="spellStart"/>
             <w:r>
-              <w:t>добавление</w:t>
+              <w:t>формирование</w:t>
             </w:r>
             <w:proofErr w:type="spellEnd"/>
             <w:r>
-              <w:t xml:space="preserve">, </w:t>
+              <w:t xml:space="preserve"> </w:t>
             </w:r>
             <w:proofErr w:type="spellStart"/>
             <w:r>
-              <w:t>редактирование</w:t>
+              <w:t>аналитических</w:t>
             </w:r>
             <w:proofErr w:type="spellEnd"/>
             <w:r>
-              <w:t xml:space="preserve"> и </w:t>
+              <w:t xml:space="preserve"> </w:t>
             </w:r>
             <w:proofErr w:type="spellStart"/>
             <w:r>
-              <w:t>удаление</w:t>
+              <w:t>отчётов</w:t>
             </w:r>
             <w:proofErr w:type="spellEnd"/>
             <w:r>
-              <w:t xml:space="preserve"> </w:t>
-            </w:r>
-            <w:proofErr w:type="spellStart"/>
-            <w:r>
-              <w:t>финансовых</w:t>
-            </w:r>
-            <w:proofErr w:type="spellEnd"/>
-            <w:r>
-              <w:t xml:space="preserve"> </w:t>
-            </w:r>
-            <w:proofErr w:type="spellStart"/>
-            <w:r>
-              <w:t>операций</w:t>
-            </w:r>
-            <w:proofErr w:type="spellEnd"/>
-            <w:r>
               <w:t>;</w:t>
+            </w:r>
+          </w:p>
+          <w:p>
+            <w:pPr>
+              <w:pStyle w:val="1"/>
+              <w:rPr>
+                <w:lang w:val="ru-RU"/>
+              </w:rPr>
+            </w:pPr>
+            <w:r>
+              <w:rPr>
+                <w:lang w:val="ru-RU"/>
+              </w:rPr>
+              <w:t>визуализация структуры доходов и расходов;</w:t>
+            </w:r>
+          </w:p>
+          <w:p>
+            <w:pPr>
+              <w:pStyle w:val="1"/>
+              <w:rPr>
+                <w:lang w:val="ru-RU"/>
+              </w:rPr>
+            </w:pPr>
+            <w:r>
+              <w:rPr>
+                <w:lang w:val="ru-RU"/>
+              </w:rPr>
+              <w:t>отображение статистики по категориям, счетам и периодам;</w:t>
+            </w:r>
+          </w:p>
+          <w:p>
+            <w:pPr>
+              <w:pStyle w:val="1"/>
+              <w:rPr>
+                <w:lang w:val="ru-RU"/>
+              </w:rPr>
+            </w:pPr>
+            <w:r>
+              <w:rPr>
+                <w:lang w:val="ru-RU"/>
+              </w:rPr>
+              <w:t>использование расширенной аналитики для пользователей с премиум-подпиской;</w:t>
             </w:r>
           </w:p>
           <w:p>
@@ -14814,7 +14619,7 @@
             </w:pPr>
             <w:proofErr w:type="spellStart"/>
             <w:r>
-              <w:t>разделение</w:t>
+              <w:t>прогнозирование</w:t>
             </w:r>
             <w:proofErr w:type="spellEnd"/>
             <w:r>
@@ -14822,31 +14627,15 @@
             </w:r>
             <w:proofErr w:type="spellStart"/>
             <w:r>
-              <w:t>операций</w:t>
+              <w:t>доходов</w:t>
             </w:r>
             <w:proofErr w:type="spellEnd"/>
             <w:r>
-              <w:t xml:space="preserve"> </w:t>
+              <w:t xml:space="preserve"> и </w:t>
             </w:r>
             <w:proofErr w:type="spellStart"/>
             <w:r>
-              <w:t>на</w:t>
-            </w:r>
-            <w:proofErr w:type="spellEnd"/>
-            <w:r>
-              <w:t xml:space="preserve"> </w:t>
-            </w:r>
-            <w:proofErr w:type="spellStart"/>
-            <w:r>
-              <w:t>доходы</w:t>
-            </w:r>
-            <w:proofErr w:type="spellEnd"/>
-            <w:r>
-              <w:t xml:space="preserve"> и </w:t>
-            </w:r>
-            <w:proofErr w:type="spellStart"/>
-            <w:r>
-              <w:t>расходы</w:t>
+              <w:t>расходов</w:t>
             </w:r>
             <w:proofErr w:type="spellEnd"/>
             <w:r>
@@ -14859,47 +14648,15 @@
             </w:pPr>
             <w:proofErr w:type="spellStart"/>
             <w:r>
-              <w:t>создание</w:t>
+              <w:t>экспорт</w:t>
             </w:r>
             <w:proofErr w:type="spellEnd"/>
             <w:r>
-              <w:t xml:space="preserve">, </w:t>
+              <w:t xml:space="preserve"> </w:t>
             </w:r>
             <w:proofErr w:type="spellStart"/>
             <w:r>
-              <w:t>изменение</w:t>
-            </w:r>
-            <w:proofErr w:type="spellEnd"/>
-            <w:r>
-              <w:t xml:space="preserve"> и </w:t>
-            </w:r>
-            <w:proofErr w:type="spellStart"/>
-            <w:r>
-              <w:t>удаление</w:t>
-            </w:r>
-            <w:proofErr w:type="spellEnd"/>
-            <w:r>
-              <w:t xml:space="preserve"> </w:t>
-            </w:r>
-            <w:proofErr w:type="spellStart"/>
-            <w:r>
-              <w:t>категорий</w:t>
-            </w:r>
-            <w:proofErr w:type="spellEnd"/>
-            <w:r>
-              <w:t xml:space="preserve"> </w:t>
-            </w:r>
-            <w:proofErr w:type="spellStart"/>
-            <w:r>
-              <w:t>финансовых</w:t>
-            </w:r>
-            <w:proofErr w:type="spellEnd"/>
-            <w:r>
-              <w:t xml:space="preserve"> </w:t>
-            </w:r>
-            <w:proofErr w:type="spellStart"/>
-            <w:r>
-              <w:t>операций</w:t>
+              <w:t>отчётов</w:t>
             </w:r>
             <w:proofErr w:type="spellEnd"/>
             <w:r>
@@ -14909,1421 +14666,218 @@
           <w:p>
             <w:pPr>
               <w:pStyle w:val="1"/>
+              <w:rPr>
+                <w:lang w:val="ru-RU"/>
+              </w:rPr>
             </w:pPr>
-            <w:proofErr w:type="spellStart"/>
-            <w:r>
-              <w:t>просмотр</w:t>
-            </w:r>
-            <w:proofErr w:type="spellEnd"/>
-            <w:r>
-              <w:t xml:space="preserve"> </w:t>
-            </w:r>
-            <w:proofErr w:type="spellStart"/>
-            <w:r>
-              <w:t>истории</w:t>
-            </w:r>
-            <w:proofErr w:type="spellEnd"/>
-            <w:r>
-              <w:t xml:space="preserve"> </w:t>
-            </w:r>
-            <w:proofErr w:type="spellStart"/>
-            <w:r>
-              <w:t>транзакций</w:t>
-            </w:r>
-            <w:proofErr w:type="spellEnd"/>
-            <w:r>
-              <w:t>;</w:t>
+            <w:r>
+              <w:rPr>
+                <w:lang w:val="ru-RU"/>
+              </w:rPr>
+              <w:t>анализ регулярных платежей и подписок;</w:t>
             </w:r>
           </w:p>
           <w:p>
             <w:pPr>
               <w:pStyle w:val="1"/>
+              <w:rPr>
+                <w:lang w:val="ru-RU"/>
+              </w:rPr>
             </w:pPr>
-            <w:proofErr w:type="spellStart"/>
-            <w:r>
-              <w:t>фильтрация</w:t>
-            </w:r>
-            <w:proofErr w:type="spellEnd"/>
-            <w:r>
-              <w:t xml:space="preserve"> и </w:t>
-            </w:r>
-            <w:proofErr w:type="spellStart"/>
-            <w:r>
-              <w:t>поиск</w:t>
-            </w:r>
-            <w:proofErr w:type="spellEnd"/>
-            <w:r>
-              <w:t xml:space="preserve"> </w:t>
-            </w:r>
-            <w:proofErr w:type="spellStart"/>
-            <w:r>
-              <w:t>транзакций</w:t>
-            </w:r>
-            <w:proofErr w:type="spellEnd"/>
-            <w:r>
-              <w:t xml:space="preserve"> </w:t>
-            </w:r>
-            <w:proofErr w:type="spellStart"/>
-            <w:r>
-              <w:t>по</w:t>
-            </w:r>
-            <w:proofErr w:type="spellEnd"/>
-            <w:r>
-              <w:t xml:space="preserve"> </w:t>
-            </w:r>
-            <w:proofErr w:type="spellStart"/>
-            <w:r>
-              <w:t>различным</w:t>
-            </w:r>
-            <w:proofErr w:type="spellEnd"/>
-            <w:r>
-              <w:t xml:space="preserve"> </w:t>
-            </w:r>
-            <w:proofErr w:type="spellStart"/>
-            <w:r>
-              <w:t>параметрам</w:t>
-            </w:r>
-            <w:proofErr w:type="spellEnd"/>
-            <w:r>
-              <w:t>;</w:t>
+            <w:r>
+              <w:rPr>
+                <w:lang w:val="ru-RU"/>
+              </w:rPr>
+              <w:t>загрузка изображения чека и распознавание данных с автоматическим созданием транзакций</w:t>
+            </w:r>
+            <w:r>
+              <w:rPr>
+                <w:lang w:val="ru-RU"/>
+              </w:rPr>
+              <w:t>.</w:t>
+            </w:r>
+          </w:p>
+          <w:p>
+            <w:pPr>
+              <w:pStyle w:val="TNR"/>
+              <w:rPr>
+                <w:lang w:val="ru-RU"/>
+              </w:rPr>
+            </w:pPr>
+            <w:r>
+              <w:rPr>
+                <w:lang w:val="ru-RU"/>
+              </w:rPr>
+              <w:t xml:space="preserve">Потенциальными пользователями данного программного средства являются частные лица, заинтересованные в повышении финансовой дисциплины, контроле расходов, планировании бюджета и достижении финансовых целей. </w:t>
+            </w:r>
+            <w:r>
+              <w:rPr>
+                <w:lang w:val="ru-RU"/>
+              </w:rPr>
+              <w:t>Также приложение может быть полезно пользователям, ведущим учёт расходов семьи или небольших личных проектов.</w:t>
+            </w:r>
+          </w:p>
+          <w:p>
+            <w:pPr>
+              <w:pStyle w:val="TNR"/>
+              <w:rPr>
+                <w:lang w:val="ru-RU"/>
+              </w:rPr>
+            </w:pPr>
+            <w:r>
+              <w:rPr>
+                <w:lang w:val="ru-RU"/>
+              </w:rPr>
+              <w:t>Основными преимуществами данного веб-приложения перед аналогами, являются:</w:t>
             </w:r>
           </w:p>
           <w:p>
             <w:pPr>
               <w:pStyle w:val="1"/>
+              <w:rPr>
+                <w:lang w:val="ru-RU"/>
+              </w:rPr>
             </w:pPr>
-            <w:proofErr w:type="spellStart"/>
-            <w:r>
-              <w:t>установка</w:t>
-            </w:r>
-            <w:proofErr w:type="spellEnd"/>
-            <w:r>
-              <w:t xml:space="preserve"> </w:t>
-            </w:r>
-            <w:proofErr w:type="spellStart"/>
-            <w:r>
-              <w:t>лимитов</w:t>
-            </w:r>
-            <w:proofErr w:type="spellEnd"/>
-            <w:r>
-              <w:t xml:space="preserve"> </w:t>
-            </w:r>
-            <w:proofErr w:type="spellStart"/>
-            <w:r>
-              <w:t>расходов</w:t>
-            </w:r>
-            <w:proofErr w:type="spellEnd"/>
-            <w:r>
-              <w:t xml:space="preserve"> </w:t>
-            </w:r>
-            <w:proofErr w:type="spellStart"/>
-            <w:r>
-              <w:t>по</w:t>
-            </w:r>
-            <w:proofErr w:type="spellEnd"/>
-            <w:r>
-              <w:t xml:space="preserve"> </w:t>
-            </w:r>
-            <w:proofErr w:type="spellStart"/>
-            <w:r>
-              <w:t>категориям</w:t>
-            </w:r>
-            <w:proofErr w:type="spellEnd"/>
-            <w:r>
-              <w:t>;</w:t>
+            <w:r>
+              <w:rPr>
+                <w:lang w:val="ru-RU"/>
+              </w:rPr>
+              <w:t>возможность централизованного учёта всех доходов и расходов пользователя в одном интерфейсе;</w:t>
             </w:r>
           </w:p>
           <w:p>
             <w:pPr>
               <w:pStyle w:val="1"/>
+              <w:rPr>
+                <w:lang w:val="ru-RU"/>
+              </w:rPr>
             </w:pPr>
-            <w:proofErr w:type="spellStart"/>
-            <w:r>
-              <w:t>контроль</w:t>
-            </w:r>
-            <w:proofErr w:type="spellEnd"/>
-            <w:r>
-              <w:t xml:space="preserve"> </w:t>
-            </w:r>
-            <w:proofErr w:type="spellStart"/>
-            <w:r>
-              <w:t>превышения</w:t>
-            </w:r>
-            <w:proofErr w:type="spellEnd"/>
-            <w:r>
-              <w:t xml:space="preserve"> </w:t>
-            </w:r>
-            <w:proofErr w:type="spellStart"/>
-            <w:r>
-              <w:t>бюджета</w:t>
-            </w:r>
-            <w:proofErr w:type="spellEnd"/>
-            <w:r>
-              <w:t xml:space="preserve"> и </w:t>
-            </w:r>
-            <w:proofErr w:type="spellStart"/>
-            <w:r>
-              <w:t>отображение</w:t>
-            </w:r>
-            <w:proofErr w:type="spellEnd"/>
-            <w:r>
-              <w:t xml:space="preserve"> </w:t>
-            </w:r>
-            <w:proofErr w:type="spellStart"/>
-            <w:r>
-              <w:t>уведомлений</w:t>
-            </w:r>
-            <w:proofErr w:type="spellEnd"/>
-            <w:r>
-              <w:t>;</w:t>
+            <w:r>
+              <w:rPr>
+                <w:lang w:val="ru-RU"/>
+              </w:rPr>
+              <w:t>наличие инструментов бюджетирования и контроля лимитов расходов;</w:t>
             </w:r>
           </w:p>
           <w:p>
             <w:pPr>
               <w:pStyle w:val="1"/>
+              <w:rPr>
+                <w:lang w:val="ru-RU"/>
+              </w:rPr>
             </w:pPr>
-            <w:proofErr w:type="spellStart"/>
-            <w:r>
-              <w:t>формирование</w:t>
-            </w:r>
-            <w:proofErr w:type="spellEnd"/>
-            <w:r>
-              <w:t xml:space="preserve"> </w:t>
-            </w:r>
-            <w:proofErr w:type="spellStart"/>
-            <w:r>
-              <w:t>аналитических</w:t>
-            </w:r>
-            <w:proofErr w:type="spellEnd"/>
-            <w:r>
-              <w:t xml:space="preserve"> </w:t>
-            </w:r>
-            <w:proofErr w:type="spellStart"/>
-            <w:r>
-              <w:t>отчётов</w:t>
-            </w:r>
-            <w:proofErr w:type="spellEnd"/>
-            <w:r>
-              <w:t>;</w:t>
+            <w:r>
+              <w:rPr>
+                <w:lang w:val="ru-RU"/>
+              </w:rPr>
+              <w:t>расширенные аналитические возможности и визуализация финансовых данных;</w:t>
             </w:r>
           </w:p>
           <w:p>
             <w:pPr>
               <w:pStyle w:val="1"/>
+              <w:rPr>
+                <w:lang w:val="ru-RU"/>
+              </w:rPr>
             </w:pPr>
-            <w:proofErr w:type="spellStart"/>
-            <w:r>
-              <w:t>визуализация</w:t>
-            </w:r>
-            <w:proofErr w:type="spellEnd"/>
-            <w:r>
-              <w:t xml:space="preserve"> </w:t>
-            </w:r>
-            <w:proofErr w:type="spellStart"/>
-            <w:r>
-              <w:t>структуры</w:t>
-            </w:r>
-            <w:proofErr w:type="spellEnd"/>
-            <w:r>
-              <w:t xml:space="preserve"> </w:t>
-            </w:r>
-            <w:proofErr w:type="spellStart"/>
-            <w:r>
-              <w:t>доходов</w:t>
-            </w:r>
-            <w:proofErr w:type="spellEnd"/>
-            <w:r>
-              <w:t xml:space="preserve"> и </w:t>
-            </w:r>
-            <w:proofErr w:type="spellStart"/>
-            <w:r>
-              <w:t>расходов</w:t>
-            </w:r>
-            <w:proofErr w:type="spellEnd"/>
-            <w:r>
-              <w:t>;</w:t>
+            <w:r>
+              <w:rPr>
+                <w:lang w:val="ru-RU"/>
+              </w:rPr>
+              <w:t>поддержка нескольких счетов и пользовательских категорий;</w:t>
             </w:r>
           </w:p>
           <w:p>
             <w:pPr>
               <w:pStyle w:val="1"/>
+              <w:rPr>
+                <w:lang w:val="ru-RU"/>
+              </w:rPr>
             </w:pPr>
-            <w:proofErr w:type="spellStart"/>
-            <w:r>
-              <w:t>отображение</w:t>
-            </w:r>
-            <w:proofErr w:type="spellEnd"/>
-            <w:r>
-              <w:t xml:space="preserve"> </w:t>
-            </w:r>
-            <w:proofErr w:type="spellStart"/>
-            <w:r>
-              <w:t>статистики</w:t>
-            </w:r>
-            <w:proofErr w:type="spellEnd"/>
-            <w:r>
-              <w:t xml:space="preserve"> </w:t>
-            </w:r>
-            <w:proofErr w:type="spellStart"/>
-            <w:r>
-              <w:t>по</w:t>
-            </w:r>
-            <w:proofErr w:type="spellEnd"/>
-            <w:r>
-              <w:t xml:space="preserve"> </w:t>
-            </w:r>
-            <w:proofErr w:type="spellStart"/>
-            <w:r>
-              <w:t>категориям</w:t>
-            </w:r>
-            <w:proofErr w:type="spellEnd"/>
-            <w:r>
-              <w:t xml:space="preserve">, </w:t>
-            </w:r>
-            <w:proofErr w:type="spellStart"/>
-            <w:r>
-              <w:t>счетам</w:t>
-            </w:r>
-            <w:proofErr w:type="spellEnd"/>
-            <w:r>
-              <w:t xml:space="preserve"> и </w:t>
-            </w:r>
-            <w:proofErr w:type="spellStart"/>
-            <w:r>
-              <w:t>периодам</w:t>
-            </w:r>
-            <w:proofErr w:type="spellEnd"/>
-            <w:r>
-              <w:t>;</w:t>
+            <w:r>
+              <w:rPr>
+                <w:lang w:val="ru-RU"/>
+              </w:rPr>
+              <w:t>наличие премиум-функций, включающих прогнозирование, экспорт отчётов, анализ подписок и распознавание чеков;</w:t>
             </w:r>
           </w:p>
           <w:p>
             <w:pPr>
               <w:pStyle w:val="1"/>
+              <w:rPr>
+                <w:lang w:val="ru-RU"/>
+              </w:rPr>
             </w:pPr>
-            <w:proofErr w:type="spellStart"/>
-            <w:r>
-              <w:t>использование</w:t>
-            </w:r>
-            <w:proofErr w:type="spellEnd"/>
-            <w:r>
-              <w:t xml:space="preserve"> </w:t>
-            </w:r>
-            <w:proofErr w:type="spellStart"/>
-            <w:r>
-              <w:t>расширенной</w:t>
-            </w:r>
-            <w:proofErr w:type="spellEnd"/>
-            <w:r>
-              <w:t xml:space="preserve"> </w:t>
-            </w:r>
-            <w:proofErr w:type="spellStart"/>
-            <w:r>
-              <w:t>аналитики</w:t>
-            </w:r>
-            <w:proofErr w:type="spellEnd"/>
-            <w:r>
-              <w:t xml:space="preserve"> </w:t>
-            </w:r>
-            <w:proofErr w:type="spellStart"/>
-            <w:r>
-              <w:t>для</w:t>
-            </w:r>
-            <w:proofErr w:type="spellEnd"/>
-            <w:r>
-              <w:t xml:space="preserve"> </w:t>
-            </w:r>
-            <w:proofErr w:type="spellStart"/>
-            <w:r>
-              <w:t>пользователей</w:t>
-            </w:r>
-            <w:proofErr w:type="spellEnd"/>
-            <w:r>
-              <w:t xml:space="preserve"> с </w:t>
-            </w:r>
-            <w:proofErr w:type="spellStart"/>
-            <w:r>
-              <w:t>премиум-подпиской</w:t>
-            </w:r>
-            <w:proofErr w:type="spellEnd"/>
-            <w:r>
-              <w:t>;</w:t>
-            </w:r>
-          </w:p>
-          <w:p>
-            <w:pPr>
-              <w:pStyle w:val="1"/>
-            </w:pPr>
-            <w:proofErr w:type="spellStart"/>
-            <w:r>
-              <w:t>прогнозирование</w:t>
-            </w:r>
-            <w:proofErr w:type="spellEnd"/>
-            <w:r>
-              <w:t xml:space="preserve"> </w:t>
-            </w:r>
-            <w:proofErr w:type="spellStart"/>
-            <w:r>
-              <w:t>доходов</w:t>
-            </w:r>
-            <w:proofErr w:type="spellEnd"/>
-            <w:r>
-              <w:t xml:space="preserve"> и </w:t>
-            </w:r>
-            <w:proofErr w:type="spellStart"/>
-            <w:r>
-              <w:t>расходов</w:t>
-            </w:r>
-            <w:proofErr w:type="spellEnd"/>
-            <w:r>
-              <w:t>;</w:t>
-            </w:r>
-          </w:p>
-          <w:p>
-            <w:pPr>
-              <w:pStyle w:val="1"/>
-            </w:pPr>
-            <w:proofErr w:type="spellStart"/>
-            <w:r>
-              <w:t>экспорт</w:t>
-            </w:r>
-            <w:proofErr w:type="spellEnd"/>
-            <w:r>
-              <w:t xml:space="preserve"> </w:t>
-            </w:r>
-            <w:proofErr w:type="spellStart"/>
-            <w:r>
-              <w:t>отчётов</w:t>
-            </w:r>
-            <w:proofErr w:type="spellEnd"/>
-            <w:r>
-              <w:t>;</w:t>
-            </w:r>
-          </w:p>
-          <w:p>
-            <w:pPr>
-              <w:pStyle w:val="1"/>
-            </w:pPr>
-            <w:proofErr w:type="spellStart"/>
-            <w:r>
-              <w:t>анализ</w:t>
-            </w:r>
-            <w:proofErr w:type="spellEnd"/>
-            <w:r>
-              <w:t xml:space="preserve"> </w:t>
-            </w:r>
-            <w:proofErr w:type="spellStart"/>
-            <w:r>
-              <w:t>регулярных</w:t>
-            </w:r>
-            <w:proofErr w:type="spellEnd"/>
-            <w:r>
-              <w:t xml:space="preserve"> </w:t>
-            </w:r>
-            <w:proofErr w:type="spellStart"/>
-            <w:r>
-              <w:t>платежей</w:t>
-            </w:r>
-            <w:proofErr w:type="spellEnd"/>
-            <w:r>
-              <w:t xml:space="preserve"> и </w:t>
-            </w:r>
-            <w:proofErr w:type="spellStart"/>
-            <w:r>
-              <w:t>подписок</w:t>
-            </w:r>
-            <w:proofErr w:type="spellEnd"/>
-            <w:r>
-              <w:t>;</w:t>
-            </w:r>
-          </w:p>
-          <w:p>
-            <w:pPr>
-              <w:pStyle w:val="1"/>
+            <w:r>
               <w:rPr>
                 <w:lang w:val="ru-RU"/>
               </w:rPr>
-            </w:pPr>
-            <w:r>
-              <w:rPr>
-                <w:lang w:val="ru-RU"/>
-              </w:rPr>
-              <w:t>загрузка изображения чека и распознавание данных с автоматическим созданием транзакций</w:t>
-            </w:r>
-            <w:r>
-              <w:rPr>
-                <w:lang w:val="ru-RU"/>
-              </w:rPr>
-              <w:t>.</w:t>
+              <w:lastRenderedPageBreak/>
+              <w:t>кроссплатформенный доступ через веб-браузер без привязки к конкретному устройству.</w:t>
             </w:r>
           </w:p>
           <w:p>
             <w:pPr>
               <w:pStyle w:val="TNR"/>
+              <w:rPr>
+                <w:lang w:val="ru-RU"/>
+              </w:rPr>
             </w:pPr>
             <w:r>
               <w:rPr>
                 <w:lang w:val="ru-RU"/>
               </w:rPr>
-              <w:t xml:space="preserve">Потенциальными пользователями данного программного средства являются частные лица, заинтересованные в повышении финансовой дисциплины, контроле расходов, планировании бюджета и достижении финансовых целей. </w:t>
-            </w:r>
-            <w:proofErr w:type="spellStart"/>
-            <w:r>
-              <w:t>Также</w:t>
-            </w:r>
-            <w:proofErr w:type="spellEnd"/>
-            <w:r>
+              <w:t xml:space="preserve">Разработка программного средства была осуществлена с использованием технологий </w:t>
+            </w:r>
+            <w:r>
+              <w:t>ASP</w:t>
+            </w:r>
+            <w:r>
+              <w:rPr>
+                <w:lang w:val="ru-RU"/>
+              </w:rPr>
+              <w:t>.</w:t>
+            </w:r>
+            <w:r>
+              <w:t>NET</w:t>
+            </w:r>
+            <w:r>
+              <w:rPr>
+                <w:lang w:val="ru-RU"/>
+              </w:rPr>
               <w:t xml:space="preserve"> </w:t>
             </w:r>
-            <w:proofErr w:type="spellStart"/>
-            <w:r>
-              <w:t>приложение</w:t>
-            </w:r>
-            <w:proofErr w:type="spellEnd"/>
-            <w:r>
-              <w:t xml:space="preserve"> </w:t>
-            </w:r>
-            <w:proofErr w:type="spellStart"/>
-            <w:r>
-              <w:t>может</w:t>
-            </w:r>
-            <w:proofErr w:type="spellEnd"/>
-            <w:r>
-              <w:t xml:space="preserve"> </w:t>
-            </w:r>
-            <w:proofErr w:type="spellStart"/>
-            <w:r>
-              <w:t>быть</w:t>
-            </w:r>
-            <w:proofErr w:type="spellEnd"/>
-            <w:r>
-              <w:t xml:space="preserve"> </w:t>
-            </w:r>
-            <w:proofErr w:type="spellStart"/>
-            <w:r>
-              <w:t>полезно</w:t>
-            </w:r>
-            <w:proofErr w:type="spellEnd"/>
-            <w:r>
-              <w:t xml:space="preserve"> </w:t>
-            </w:r>
-            <w:proofErr w:type="spellStart"/>
-            <w:r>
-              <w:t>пользователям</w:t>
-            </w:r>
-            <w:proofErr w:type="spellEnd"/>
-            <w:r>
-              <w:t xml:space="preserve">, </w:t>
-            </w:r>
-            <w:proofErr w:type="spellStart"/>
-            <w:r>
-              <w:t>ведущим</w:t>
-            </w:r>
-            <w:proofErr w:type="spellEnd"/>
-            <w:r>
-              <w:t xml:space="preserve"> </w:t>
-            </w:r>
-            <w:proofErr w:type="spellStart"/>
-            <w:r>
-              <w:t>учёт</w:t>
-            </w:r>
-            <w:proofErr w:type="spellEnd"/>
-            <w:r>
-              <w:t xml:space="preserve"> </w:t>
-            </w:r>
-            <w:proofErr w:type="spellStart"/>
-            <w:r>
-              <w:t>расходов</w:t>
-            </w:r>
-            <w:proofErr w:type="spellEnd"/>
-            <w:r>
-              <w:t xml:space="preserve"> </w:t>
-            </w:r>
-            <w:proofErr w:type="spellStart"/>
-            <w:r>
-              <w:t>семьи</w:t>
-            </w:r>
-            <w:proofErr w:type="spellEnd"/>
-            <w:r>
-              <w:t xml:space="preserve"> </w:t>
-            </w:r>
-            <w:proofErr w:type="spellStart"/>
-            <w:r>
-              <w:t>или</w:t>
-            </w:r>
-            <w:proofErr w:type="spellEnd"/>
-            <w:r>
-              <w:t xml:space="preserve"> </w:t>
-            </w:r>
-            <w:proofErr w:type="spellStart"/>
-            <w:r>
-              <w:t>небольших</w:t>
-            </w:r>
-            <w:proofErr w:type="spellEnd"/>
-            <w:r>
-              <w:t xml:space="preserve"> </w:t>
-            </w:r>
-            <w:proofErr w:type="spellStart"/>
-            <w:r>
-              <w:t>личных</w:t>
-            </w:r>
-            <w:proofErr w:type="spellEnd"/>
-            <w:r>
-              <w:t xml:space="preserve"> </w:t>
-            </w:r>
-            <w:proofErr w:type="spellStart"/>
-            <w:r>
-              <w:t>проектов</w:t>
-            </w:r>
-            <w:proofErr w:type="spellEnd"/>
-            <w:r>
-              <w:t>.</w:t>
+            <w:r>
+              <w:t>Core</w:t>
+            </w:r>
+            <w:r>
+              <w:rPr>
+                <w:lang w:val="ru-RU"/>
+              </w:rPr>
+              <w:t xml:space="preserve"> для серверной части и </w:t>
+            </w:r>
+            <w:r>
+              <w:t>React</w:t>
+            </w:r>
+            <w:r>
+              <w:rPr>
+                <w:lang w:val="ru-RU"/>
+              </w:rPr>
+              <w:t xml:space="preserve"> для клиентской части, что обеспечивает гибкость, масштабируемость и удобство дальнейшего сопровождения системы.</w:t>
             </w:r>
           </w:p>
           <w:p>
             <w:pPr>
               <w:pStyle w:val="TNR"/>
+              <w:rPr>
+                <w:lang w:val="ru-RU"/>
+              </w:rPr>
             </w:pPr>
-            <w:proofErr w:type="spellStart"/>
-            <w:r>
-              <w:t>Основными</w:t>
-            </w:r>
-            <w:proofErr w:type="spellEnd"/>
-            <w:r>
-              <w:t xml:space="preserve"> </w:t>
-            </w:r>
-            <w:proofErr w:type="spellStart"/>
-            <w:r>
-              <w:t>преимуществами</w:t>
-            </w:r>
-            <w:proofErr w:type="spellEnd"/>
-            <w:r>
-              <w:t xml:space="preserve"> </w:t>
-            </w:r>
-            <w:proofErr w:type="spellStart"/>
-            <w:r>
-              <w:t>данного</w:t>
-            </w:r>
-            <w:proofErr w:type="spellEnd"/>
-            <w:r>
-              <w:t xml:space="preserve"> </w:t>
-            </w:r>
-            <w:proofErr w:type="spellStart"/>
-            <w:r>
-              <w:t>веб-приложения</w:t>
-            </w:r>
-            <w:proofErr w:type="spellEnd"/>
-            <w:r>
-              <w:t xml:space="preserve"> </w:t>
-            </w:r>
-            <w:proofErr w:type="spellStart"/>
-            <w:r>
-              <w:t>перед</w:t>
-            </w:r>
-            <w:proofErr w:type="spellEnd"/>
-            <w:r>
-              <w:t xml:space="preserve"> </w:t>
-            </w:r>
-            <w:proofErr w:type="spellStart"/>
-            <w:r>
-              <w:t>аналогами</w:t>
-            </w:r>
-            <w:proofErr w:type="spellEnd"/>
-            <w:r>
-              <w:t xml:space="preserve">, </w:t>
-            </w:r>
-            <w:proofErr w:type="spellStart"/>
-            <w:r>
-              <w:t>являются</w:t>
-            </w:r>
-            <w:proofErr w:type="spellEnd"/>
-            <w:r>
-              <w:t>:</w:t>
-            </w:r>
-          </w:p>
-          <w:p>
-            <w:pPr>
-              <w:pStyle w:val="1"/>
-            </w:pPr>
-            <w:proofErr w:type="spellStart"/>
-            <w:r>
-              <w:t>возможность</w:t>
-            </w:r>
-            <w:proofErr w:type="spellEnd"/>
-            <w:r>
-              <w:t xml:space="preserve"> </w:t>
-            </w:r>
-            <w:proofErr w:type="spellStart"/>
-            <w:r>
-              <w:t>централизованного</w:t>
-            </w:r>
-            <w:proofErr w:type="spellEnd"/>
-            <w:r>
-              <w:t xml:space="preserve"> </w:t>
-            </w:r>
-            <w:proofErr w:type="spellStart"/>
-            <w:r>
-              <w:t>учёта</w:t>
-            </w:r>
-            <w:proofErr w:type="spellEnd"/>
-            <w:r>
-              <w:t xml:space="preserve"> </w:t>
-            </w:r>
-            <w:proofErr w:type="spellStart"/>
-            <w:r>
-              <w:t>всех</w:t>
-            </w:r>
-            <w:proofErr w:type="spellEnd"/>
-            <w:r>
-              <w:t xml:space="preserve"> </w:t>
-            </w:r>
-            <w:proofErr w:type="spellStart"/>
-            <w:r>
-              <w:t>доходов</w:t>
-            </w:r>
-            <w:proofErr w:type="spellEnd"/>
-            <w:r>
-              <w:t xml:space="preserve"> и </w:t>
-            </w:r>
-            <w:proofErr w:type="spellStart"/>
-            <w:r>
-              <w:t>расходов</w:t>
-            </w:r>
-            <w:proofErr w:type="spellEnd"/>
-            <w:r>
-              <w:t xml:space="preserve"> </w:t>
-            </w:r>
-            <w:proofErr w:type="spellStart"/>
-            <w:r>
-              <w:t>пользователя</w:t>
-            </w:r>
-            <w:proofErr w:type="spellEnd"/>
-            <w:r>
-              <w:t xml:space="preserve"> в </w:t>
-            </w:r>
-            <w:proofErr w:type="spellStart"/>
-            <w:r>
-              <w:t>одном</w:t>
-            </w:r>
-            <w:proofErr w:type="spellEnd"/>
-            <w:r>
-              <w:t xml:space="preserve"> </w:t>
-            </w:r>
-            <w:proofErr w:type="spellStart"/>
-            <w:r>
-              <w:t>интерфейсе</w:t>
-            </w:r>
-            <w:proofErr w:type="spellEnd"/>
-            <w:r>
-              <w:t>;</w:t>
-            </w:r>
-          </w:p>
-          <w:p>
-            <w:pPr>
-              <w:pStyle w:val="1"/>
-            </w:pPr>
-            <w:proofErr w:type="spellStart"/>
-            <w:r>
-              <w:t>наличие</w:t>
-            </w:r>
-            <w:proofErr w:type="spellEnd"/>
-            <w:r>
-              <w:t xml:space="preserve"> </w:t>
-            </w:r>
-            <w:proofErr w:type="spellStart"/>
-            <w:r>
-              <w:t>инструментов</w:t>
-            </w:r>
-            <w:proofErr w:type="spellEnd"/>
-            <w:r>
-              <w:t xml:space="preserve"> </w:t>
-            </w:r>
-            <w:proofErr w:type="spellStart"/>
-            <w:r>
-              <w:t>бюджетирования</w:t>
-            </w:r>
-            <w:proofErr w:type="spellEnd"/>
-            <w:r>
-              <w:t xml:space="preserve"> и </w:t>
-            </w:r>
-            <w:proofErr w:type="spellStart"/>
-            <w:r>
-              <w:t>контроля</w:t>
-            </w:r>
-            <w:proofErr w:type="spellEnd"/>
-            <w:r>
-              <w:t xml:space="preserve"> </w:t>
-            </w:r>
-            <w:proofErr w:type="spellStart"/>
-            <w:r>
-              <w:t>лимитов</w:t>
-            </w:r>
-            <w:proofErr w:type="spellEnd"/>
-            <w:r>
-              <w:t xml:space="preserve"> </w:t>
-            </w:r>
-            <w:proofErr w:type="spellStart"/>
-            <w:r>
-              <w:t>расходов</w:t>
-            </w:r>
-            <w:proofErr w:type="spellEnd"/>
-            <w:r>
-              <w:t>;</w:t>
-            </w:r>
-          </w:p>
-          <w:p>
-            <w:pPr>
-              <w:pStyle w:val="1"/>
-            </w:pPr>
-            <w:proofErr w:type="spellStart"/>
-            <w:r>
-              <w:t>расширенные</w:t>
-            </w:r>
-            <w:proofErr w:type="spellEnd"/>
-            <w:r>
-              <w:t xml:space="preserve"> </w:t>
-            </w:r>
-            <w:proofErr w:type="spellStart"/>
-            <w:r>
-              <w:t>аналитические</w:t>
-            </w:r>
-            <w:proofErr w:type="spellEnd"/>
-            <w:r>
-              <w:t xml:space="preserve"> </w:t>
-            </w:r>
-            <w:proofErr w:type="spellStart"/>
-            <w:r>
-              <w:t>возможности</w:t>
-            </w:r>
-            <w:proofErr w:type="spellEnd"/>
-            <w:r>
-              <w:t xml:space="preserve"> и </w:t>
-            </w:r>
-            <w:proofErr w:type="spellStart"/>
-            <w:r>
-              <w:t>визуализация</w:t>
-            </w:r>
-            <w:proofErr w:type="spellEnd"/>
-            <w:r>
-              <w:t xml:space="preserve"> </w:t>
-            </w:r>
-            <w:proofErr w:type="spellStart"/>
-            <w:r>
-              <w:t>финансовых</w:t>
-            </w:r>
-            <w:proofErr w:type="spellEnd"/>
-            <w:r>
-              <w:t xml:space="preserve"> </w:t>
-            </w:r>
-            <w:proofErr w:type="spellStart"/>
-            <w:r>
-              <w:t>данных</w:t>
-            </w:r>
-            <w:proofErr w:type="spellEnd"/>
-            <w:r>
-              <w:t>;</w:t>
-            </w:r>
-          </w:p>
-          <w:p>
-            <w:pPr>
-              <w:pStyle w:val="1"/>
-            </w:pPr>
-            <w:proofErr w:type="spellStart"/>
-            <w:r>
-              <w:t>поддержка</w:t>
-            </w:r>
-            <w:proofErr w:type="spellEnd"/>
-            <w:r>
-              <w:t xml:space="preserve"> </w:t>
-            </w:r>
-            <w:proofErr w:type="spellStart"/>
-            <w:r>
-              <w:t>нескольких</w:t>
-            </w:r>
-            <w:proofErr w:type="spellEnd"/>
-            <w:r>
-              <w:t xml:space="preserve"> </w:t>
-            </w:r>
-            <w:proofErr w:type="spellStart"/>
-            <w:r>
-              <w:t>счетов</w:t>
-            </w:r>
-            <w:proofErr w:type="spellEnd"/>
-            <w:r>
-              <w:t xml:space="preserve"> и </w:t>
-            </w:r>
-            <w:proofErr w:type="spellStart"/>
-            <w:r>
-              <w:t>пользовательских</w:t>
-            </w:r>
-            <w:proofErr w:type="spellEnd"/>
-            <w:r>
-              <w:t xml:space="preserve"> </w:t>
-            </w:r>
-            <w:proofErr w:type="spellStart"/>
-            <w:r>
-              <w:t>категорий</w:t>
-            </w:r>
-            <w:proofErr w:type="spellEnd"/>
-            <w:r>
-              <w:t>;</w:t>
-            </w:r>
-          </w:p>
-          <w:p>
-            <w:pPr>
-              <w:pStyle w:val="1"/>
-            </w:pPr>
-            <w:proofErr w:type="spellStart"/>
-            <w:r>
-              <w:t>наличие</w:t>
-            </w:r>
-            <w:proofErr w:type="spellEnd"/>
-            <w:r>
-              <w:t xml:space="preserve"> </w:t>
-            </w:r>
-            <w:proofErr w:type="spellStart"/>
-            <w:r>
-              <w:t>премиум-функций</w:t>
-            </w:r>
-            <w:proofErr w:type="spellEnd"/>
-            <w:r>
-              <w:t xml:space="preserve">, </w:t>
-            </w:r>
-            <w:proofErr w:type="spellStart"/>
-            <w:r>
-              <w:t>включающих</w:t>
-            </w:r>
-            <w:proofErr w:type="spellEnd"/>
-            <w:r>
-              <w:t xml:space="preserve"> </w:t>
-            </w:r>
-            <w:proofErr w:type="spellStart"/>
-            <w:r>
-              <w:t>прогнозирование</w:t>
-            </w:r>
-            <w:proofErr w:type="spellEnd"/>
-            <w:r>
-              <w:t xml:space="preserve">, </w:t>
-            </w:r>
-            <w:proofErr w:type="spellStart"/>
-            <w:r>
-              <w:t>экспорт</w:t>
-            </w:r>
-            <w:proofErr w:type="spellEnd"/>
-            <w:r>
-              <w:t xml:space="preserve"> </w:t>
-            </w:r>
-            <w:proofErr w:type="spellStart"/>
-            <w:r>
-              <w:t>отчётов</w:t>
-            </w:r>
-            <w:proofErr w:type="spellEnd"/>
-            <w:r>
-              <w:t xml:space="preserve">, </w:t>
-            </w:r>
-            <w:proofErr w:type="spellStart"/>
-            <w:r>
-              <w:t>анализ</w:t>
-            </w:r>
-            <w:proofErr w:type="spellEnd"/>
-            <w:r>
-              <w:t xml:space="preserve"> </w:t>
-            </w:r>
-            <w:proofErr w:type="spellStart"/>
-            <w:r>
-              <w:t>подписок</w:t>
-            </w:r>
-            <w:proofErr w:type="spellEnd"/>
-            <w:r>
-              <w:t xml:space="preserve"> и </w:t>
-            </w:r>
-            <w:proofErr w:type="spellStart"/>
-            <w:r>
-              <w:t>распознавание</w:t>
-            </w:r>
-            <w:proofErr w:type="spellEnd"/>
-            <w:r>
-              <w:t xml:space="preserve"> </w:t>
-            </w:r>
-            <w:proofErr w:type="spellStart"/>
-            <w:r>
-              <w:t>чеков</w:t>
-            </w:r>
-            <w:proofErr w:type="spellEnd"/>
-            <w:r>
-              <w:t>;</w:t>
-            </w:r>
-          </w:p>
-          <w:p>
-            <w:pPr>
-              <w:pStyle w:val="1"/>
-            </w:pPr>
-            <w:proofErr w:type="spellStart"/>
-            <w:r>
-              <w:lastRenderedPageBreak/>
-              <w:t>кроссплатформенный</w:t>
-            </w:r>
-            <w:proofErr w:type="spellEnd"/>
-            <w:r>
-              <w:t xml:space="preserve"> </w:t>
-            </w:r>
-            <w:proofErr w:type="spellStart"/>
-            <w:r>
-              <w:t>доступ</w:t>
-            </w:r>
-            <w:proofErr w:type="spellEnd"/>
-            <w:r>
-              <w:t xml:space="preserve"> </w:t>
-            </w:r>
-            <w:proofErr w:type="spellStart"/>
-            <w:r>
-              <w:t>через</w:t>
-            </w:r>
-            <w:proofErr w:type="spellEnd"/>
-            <w:r>
-              <w:t xml:space="preserve"> </w:t>
-            </w:r>
-            <w:proofErr w:type="spellStart"/>
-            <w:r>
-              <w:t>веб-браузер</w:t>
-            </w:r>
-            <w:proofErr w:type="spellEnd"/>
-            <w:r>
-              <w:t xml:space="preserve"> </w:t>
-            </w:r>
-            <w:proofErr w:type="spellStart"/>
-            <w:r>
-              <w:t>без</w:t>
-            </w:r>
-            <w:proofErr w:type="spellEnd"/>
-            <w:r>
-              <w:t xml:space="preserve"> </w:t>
-            </w:r>
-            <w:proofErr w:type="spellStart"/>
-            <w:r>
-              <w:t>привязки</w:t>
-            </w:r>
-            <w:proofErr w:type="spellEnd"/>
-            <w:r>
-              <w:t xml:space="preserve"> к </w:t>
-            </w:r>
-            <w:proofErr w:type="spellStart"/>
-            <w:r>
-              <w:t>конкретному</w:t>
-            </w:r>
-            <w:proofErr w:type="spellEnd"/>
-            <w:r>
-              <w:t xml:space="preserve"> </w:t>
-            </w:r>
-            <w:proofErr w:type="spellStart"/>
-            <w:r>
-              <w:t>устройству</w:t>
-            </w:r>
-            <w:proofErr w:type="spellEnd"/>
-            <w:r>
-              <w:t>.</w:t>
-            </w:r>
-          </w:p>
-          <w:p>
-            <w:pPr>
-              <w:pStyle w:val="TNR"/>
-            </w:pPr>
-            <w:proofErr w:type="spellStart"/>
-            <w:r>
-              <w:t>Разработка</w:t>
-            </w:r>
-            <w:proofErr w:type="spellEnd"/>
-            <w:r>
-              <w:t xml:space="preserve"> </w:t>
-            </w:r>
-            <w:proofErr w:type="spellStart"/>
-            <w:r>
-              <w:t>программного</w:t>
-            </w:r>
-            <w:proofErr w:type="spellEnd"/>
-            <w:r>
-              <w:t xml:space="preserve"> </w:t>
-            </w:r>
-            <w:proofErr w:type="spellStart"/>
-            <w:r>
-              <w:t>средства</w:t>
-            </w:r>
-            <w:proofErr w:type="spellEnd"/>
-            <w:r>
-              <w:t xml:space="preserve"> </w:t>
-            </w:r>
-            <w:proofErr w:type="spellStart"/>
-            <w:r>
-              <w:t>была</w:t>
-            </w:r>
-            <w:proofErr w:type="spellEnd"/>
-            <w:r>
-              <w:t xml:space="preserve"> </w:t>
-            </w:r>
-            <w:proofErr w:type="spellStart"/>
-            <w:r>
-              <w:t>осуществлена</w:t>
-            </w:r>
-            <w:proofErr w:type="spellEnd"/>
-            <w:r>
-              <w:t xml:space="preserve"> с </w:t>
-            </w:r>
-            <w:proofErr w:type="spellStart"/>
-            <w:r>
-              <w:t>использованием</w:t>
-            </w:r>
-            <w:proofErr w:type="spellEnd"/>
-            <w:r>
-              <w:t xml:space="preserve"> </w:t>
-            </w:r>
-            <w:proofErr w:type="spellStart"/>
-            <w:r>
-              <w:t>технологий</w:t>
-            </w:r>
-            <w:proofErr w:type="spellEnd"/>
-            <w:r>
-              <w:t xml:space="preserve"> ASP.NET Core </w:t>
-            </w:r>
-            <w:proofErr w:type="spellStart"/>
-            <w:r>
-              <w:t>для</w:t>
-            </w:r>
-            <w:proofErr w:type="spellEnd"/>
-            <w:r>
-              <w:t xml:space="preserve"> </w:t>
-            </w:r>
-            <w:proofErr w:type="spellStart"/>
-            <w:r>
-              <w:t>серверной</w:t>
-            </w:r>
-            <w:proofErr w:type="spellEnd"/>
-            <w:r>
-              <w:t xml:space="preserve"> </w:t>
-            </w:r>
-            <w:proofErr w:type="spellStart"/>
-            <w:r>
-              <w:t>части</w:t>
-            </w:r>
-            <w:proofErr w:type="spellEnd"/>
-            <w:r>
-              <w:t xml:space="preserve"> и React </w:t>
-            </w:r>
-            <w:proofErr w:type="spellStart"/>
-            <w:r>
-              <w:t>для</w:t>
-            </w:r>
-            <w:proofErr w:type="spellEnd"/>
-            <w:r>
-              <w:t xml:space="preserve"> </w:t>
-            </w:r>
-            <w:proofErr w:type="spellStart"/>
-            <w:r>
-              <w:t>клиентской</w:t>
-            </w:r>
-            <w:proofErr w:type="spellEnd"/>
-            <w:r>
-              <w:t xml:space="preserve"> </w:t>
-            </w:r>
-            <w:proofErr w:type="spellStart"/>
-            <w:r>
-              <w:t>части</w:t>
-            </w:r>
-            <w:proofErr w:type="spellEnd"/>
-            <w:r>
-              <w:t xml:space="preserve">, </w:t>
-            </w:r>
-            <w:proofErr w:type="spellStart"/>
-            <w:r>
-              <w:t>что</w:t>
-            </w:r>
-            <w:proofErr w:type="spellEnd"/>
-            <w:r>
-              <w:t xml:space="preserve"> </w:t>
-            </w:r>
-            <w:proofErr w:type="spellStart"/>
-            <w:r>
-              <w:t>обеспечивает</w:t>
-            </w:r>
-            <w:proofErr w:type="spellEnd"/>
-            <w:r>
-              <w:t xml:space="preserve"> </w:t>
-            </w:r>
-            <w:proofErr w:type="spellStart"/>
-            <w:r>
-              <w:t>гибкость</w:t>
-            </w:r>
-            <w:proofErr w:type="spellEnd"/>
-            <w:r>
-              <w:t xml:space="preserve">, </w:t>
-            </w:r>
-            <w:proofErr w:type="spellStart"/>
-            <w:r>
-              <w:t>масштабируемость</w:t>
-            </w:r>
-            <w:proofErr w:type="spellEnd"/>
-            <w:r>
-              <w:t xml:space="preserve"> и </w:t>
-            </w:r>
-            <w:proofErr w:type="spellStart"/>
-            <w:r>
-              <w:t>удобство</w:t>
-            </w:r>
-            <w:proofErr w:type="spellEnd"/>
-            <w:r>
-              <w:t xml:space="preserve"> </w:t>
-            </w:r>
-            <w:proofErr w:type="spellStart"/>
-            <w:r>
-              <w:t>дальнейшего</w:t>
-            </w:r>
-            <w:proofErr w:type="spellEnd"/>
-            <w:r>
-              <w:t xml:space="preserve"> </w:t>
-            </w:r>
-            <w:proofErr w:type="spellStart"/>
-            <w:r>
-              <w:t>сопровождения</w:t>
-            </w:r>
-            <w:proofErr w:type="spellEnd"/>
-            <w:r>
-              <w:t xml:space="preserve"> </w:t>
-            </w:r>
-            <w:proofErr w:type="spellStart"/>
-            <w:r>
-              <w:t>системы</w:t>
-            </w:r>
-            <w:proofErr w:type="spellEnd"/>
-            <w:r>
-              <w:t>.</w:t>
-            </w:r>
-          </w:p>
-          <w:p>
-            <w:pPr>
-              <w:pStyle w:val="TNR"/>
-            </w:pPr>
-            <w:proofErr w:type="spellStart"/>
-            <w:r>
-              <w:t>Ожидаемыми</w:t>
-            </w:r>
-            <w:proofErr w:type="spellEnd"/>
-            <w:r>
-              <w:t xml:space="preserve"> </w:t>
-            </w:r>
-            <w:proofErr w:type="spellStart"/>
-            <w:r>
-              <w:t>результатами</w:t>
-            </w:r>
-            <w:proofErr w:type="spellEnd"/>
-            <w:r>
-              <w:t xml:space="preserve"> </w:t>
-            </w:r>
-            <w:proofErr w:type="spellStart"/>
-            <w:r>
-              <w:t>внедрения</w:t>
-            </w:r>
-            <w:proofErr w:type="spellEnd"/>
-            <w:r>
-              <w:t xml:space="preserve"> и </w:t>
-            </w:r>
-            <w:proofErr w:type="spellStart"/>
-            <w:r>
-              <w:t>использования</w:t>
-            </w:r>
-            <w:proofErr w:type="spellEnd"/>
-            <w:r>
-              <w:t xml:space="preserve"> </w:t>
-            </w:r>
-            <w:proofErr w:type="spellStart"/>
-            <w:r>
-              <w:t>программного</w:t>
-            </w:r>
-            <w:proofErr w:type="spellEnd"/>
-            <w:r>
-              <w:t xml:space="preserve"> </w:t>
-            </w:r>
-            <w:proofErr w:type="spellStart"/>
-            <w:r>
-              <w:t>средства</w:t>
-            </w:r>
-            <w:proofErr w:type="spellEnd"/>
-            <w:r>
-              <w:t xml:space="preserve"> </w:t>
-            </w:r>
-            <w:proofErr w:type="spellStart"/>
-            <w:r>
-              <w:t>являются</w:t>
-            </w:r>
-            <w:proofErr w:type="spellEnd"/>
-            <w:r>
-              <w:t xml:space="preserve"> </w:t>
-            </w:r>
-            <w:proofErr w:type="spellStart"/>
-            <w:r>
-              <w:t>сокращение</w:t>
-            </w:r>
-            <w:proofErr w:type="spellEnd"/>
-            <w:r>
-              <w:t xml:space="preserve"> </w:t>
-            </w:r>
-            <w:proofErr w:type="spellStart"/>
-            <w:r>
-              <w:t>времени</w:t>
-            </w:r>
-            <w:proofErr w:type="spellEnd"/>
-            <w:r>
-              <w:t xml:space="preserve"> </w:t>
-            </w:r>
-            <w:proofErr w:type="spellStart"/>
-            <w:r>
-              <w:t>на</w:t>
-            </w:r>
-            <w:proofErr w:type="spellEnd"/>
-            <w:r>
-              <w:t xml:space="preserve"> </w:t>
-            </w:r>
-            <w:proofErr w:type="spellStart"/>
-            <w:r>
-              <w:t>ведение</w:t>
-            </w:r>
-            <w:proofErr w:type="spellEnd"/>
-            <w:r>
-              <w:t xml:space="preserve"> </w:t>
-            </w:r>
-            <w:proofErr w:type="spellStart"/>
-            <w:r>
-              <w:t>личного</w:t>
-            </w:r>
-            <w:proofErr w:type="spellEnd"/>
-            <w:r>
-              <w:t xml:space="preserve"> </w:t>
-            </w:r>
-            <w:proofErr w:type="spellStart"/>
-            <w:r>
-              <w:t>бюджета</w:t>
-            </w:r>
-            <w:proofErr w:type="spellEnd"/>
-            <w:r>
-              <w:t xml:space="preserve">, </w:t>
-            </w:r>
-            <w:proofErr w:type="spellStart"/>
-            <w:r>
-              <w:t>повышение</w:t>
-            </w:r>
-            <w:proofErr w:type="spellEnd"/>
-            <w:r>
-              <w:t xml:space="preserve"> </w:t>
-            </w:r>
-            <w:proofErr w:type="spellStart"/>
-            <w:r>
-              <w:t>точности</w:t>
-            </w:r>
-            <w:proofErr w:type="spellEnd"/>
-            <w:r>
-              <w:t xml:space="preserve"> </w:t>
-            </w:r>
-            <w:proofErr w:type="spellStart"/>
-            <w:r>
-              <w:t>учёта</w:t>
-            </w:r>
-            <w:proofErr w:type="spellEnd"/>
-            <w:r>
-              <w:t xml:space="preserve"> </w:t>
-            </w:r>
-            <w:proofErr w:type="spellStart"/>
-            <w:r>
-              <w:t>расходов</w:t>
-            </w:r>
-            <w:proofErr w:type="spellEnd"/>
-            <w:r>
-              <w:t xml:space="preserve">, </w:t>
-            </w:r>
-            <w:proofErr w:type="spellStart"/>
-            <w:r>
-              <w:t>улучшение</w:t>
-            </w:r>
-            <w:proofErr w:type="spellEnd"/>
-            <w:r>
-              <w:t xml:space="preserve"> </w:t>
-            </w:r>
-            <w:proofErr w:type="spellStart"/>
-            <w:r>
-              <w:t>контроля</w:t>
-            </w:r>
-            <w:proofErr w:type="spellEnd"/>
-            <w:r>
-              <w:t xml:space="preserve"> </w:t>
-            </w:r>
-            <w:proofErr w:type="spellStart"/>
-            <w:r>
-              <w:t>за</w:t>
-            </w:r>
-            <w:proofErr w:type="spellEnd"/>
-            <w:r>
-              <w:t xml:space="preserve"> </w:t>
-            </w:r>
-            <w:proofErr w:type="spellStart"/>
-            <w:r>
-              <w:t>финансовыми</w:t>
-            </w:r>
-            <w:proofErr w:type="spellEnd"/>
-            <w:r>
-              <w:t xml:space="preserve"> </w:t>
-            </w:r>
-            <w:proofErr w:type="spellStart"/>
-            <w:r>
-              <w:t>потоками</w:t>
-            </w:r>
-            <w:proofErr w:type="spellEnd"/>
-            <w:r>
-              <w:t xml:space="preserve"> и </w:t>
-            </w:r>
-            <w:proofErr w:type="spellStart"/>
-            <w:r>
-              <w:t>повышение</w:t>
-            </w:r>
-            <w:proofErr w:type="spellEnd"/>
-            <w:r>
-              <w:t xml:space="preserve"> </w:t>
-            </w:r>
-            <w:proofErr w:type="spellStart"/>
-            <w:r>
-              <w:t>качества</w:t>
-            </w:r>
-            <w:proofErr w:type="spellEnd"/>
-            <w:r>
-              <w:t xml:space="preserve"> </w:t>
-            </w:r>
-            <w:proofErr w:type="spellStart"/>
-            <w:r>
-              <w:t>принимаемых</w:t>
-            </w:r>
-            <w:proofErr w:type="spellEnd"/>
-            <w:r>
-              <w:t xml:space="preserve"> </w:t>
-            </w:r>
-            <w:proofErr w:type="spellStart"/>
-            <w:r>
-              <w:t>пользователем</w:t>
-            </w:r>
-            <w:proofErr w:type="spellEnd"/>
-            <w:r>
-              <w:t xml:space="preserve"> </w:t>
-            </w:r>
-            <w:proofErr w:type="spellStart"/>
-            <w:r>
-              <w:t>финансовых</w:t>
-            </w:r>
-            <w:proofErr w:type="spellEnd"/>
-            <w:r>
-              <w:t xml:space="preserve"> </w:t>
-            </w:r>
-            <w:proofErr w:type="spellStart"/>
-            <w:r>
-              <w:t>решений</w:t>
-            </w:r>
-            <w:proofErr w:type="spellEnd"/>
-            <w:r>
-              <w:t>.</w:t>
+            <w:r>
+              <w:rPr>
+                <w:lang w:val="ru-RU"/>
+              </w:rPr>
+              <w:t>Ожидаемыми результатами внедрения и использования программного средства являются сокращение времени на ведение личного бюджета, повышение точности учёта расходов, улучшение контроля за финансовыми потоками и повышение качества принимаемых пользователем финансовых решений.</w:t>
             </w:r>
           </w:p>
           <w:p>
@@ -16452,14 +15006,12 @@
                           </m:r>
                         </m:e>
                         <m:sub>
-                          <w:proofErr w:type="spellStart"/>
                           <m:r>
                             <m:rPr>
                               <m:nor/>
                             </m:rPr>
                             <m:t>пр</m:t>
                           </m:r>
-                          <w:proofErr w:type="spellEnd"/>
                         </m:sub>
                       </m:sSub>
                       <m:nary>
@@ -16475,7 +15027,6 @@
                           </m:ctrlPr>
                         </m:naryPr>
                         <m:sub>
-                          <w:proofErr w:type="spellStart"/>
                           <m:r>
                             <m:rPr>
                               <m:nor/>
@@ -16486,7 +15037,6 @@
                             </w:rPr>
                             <m:t>i</m:t>
                           </m:r>
-                          <w:proofErr w:type="spellEnd"/>
                           <m:r>
                             <m:rPr>
                               <m:nor/>
@@ -16532,7 +15082,6 @@
                                 </m:rPr>
                                 <m:t>ч.</m:t>
                               </m:r>
-                              <w:proofErr w:type="spellStart"/>
                               <m:r>
                                 <m:rPr>
                                   <m:nor/>
@@ -16543,7 +15092,6 @@
                                 </w:rPr>
                                 <m:t>i</m:t>
                               </m:r>
-                              <w:proofErr w:type="spellEnd"/>
                             </m:sub>
                           </m:sSub>
                         </m:e>
@@ -16571,7 +15119,6 @@
                           </m:r>
                         </m:e>
                         <m:sub>
-                          <w:proofErr w:type="spellStart"/>
                           <m:r>
                             <m:rPr>
                               <m:nor/>
@@ -16582,7 +15129,6 @@
                             </w:rPr>
                             <m:t>i</m:t>
                           </m:r>
-                          <w:proofErr w:type="spellEnd"/>
                         </m:sub>
                       </m:sSub>
                       <m:r>
@@ -16652,6 +15198,9 @@
           <w:p>
             <w:pPr>
               <w:pStyle w:val="TNR"/>
+              <w:rPr>
+                <w:lang w:val="ru-RU"/>
+              </w:rPr>
             </w:pPr>
             <w:r>
               <w:rPr>
@@ -16661,108 +15210,96 @@
             </w:r>
             <w:proofErr w:type="spellStart"/>
             <w:r>
+              <w:rPr>
+                <w:lang w:val="ru-RU"/>
+              </w:rPr>
               <w:t>Кпр</w:t>
             </w:r>
             <w:proofErr w:type="spellEnd"/>
             <w:r>
-              <w:t xml:space="preserve"> – коэффициент, </w:t>
+              <w:rPr>
+                <w:lang w:val="ru-RU"/>
+              </w:rPr>
+              <w:t xml:space="preserve"> – коэффициент, учитывающий процент премий (</w:t>
             </w:r>
             <w:proofErr w:type="spellStart"/>
             <w:r>
-              <w:t>учитывающий</w:t>
+              <w:rPr>
+                <w:lang w:val="ru-RU"/>
+              </w:rPr>
+              <w:t>Кпр</w:t>
             </w:r>
             <w:proofErr w:type="spellEnd"/>
             <w:r>
-              <w:t xml:space="preserve"> </w:t>
-            </w:r>
-            <w:proofErr w:type="spellStart"/>
-            <w:r>
-              <w:t>процент</w:t>
-            </w:r>
-            <w:proofErr w:type="spellEnd"/>
-            <w:r>
-              <w:t xml:space="preserve"> </w:t>
-            </w:r>
-            <w:proofErr w:type="spellStart"/>
-            <w:r>
-              <w:t>премий</w:t>
-            </w:r>
-            <w:proofErr w:type="spellEnd"/>
-            <w:r>
-              <w:t xml:space="preserve"> (</w:t>
-            </w:r>
-            <w:proofErr w:type="spellStart"/>
-            <w:r>
-              <w:t>Кпр</w:t>
-            </w:r>
-            <w:proofErr w:type="spellEnd"/>
-            <w:r>
+              <w:rPr>
+                <w:lang w:val="ru-RU"/>
+              </w:rPr>
               <w:t xml:space="preserve"> = 1,2);</w:t>
             </w:r>
           </w:p>
           <w:p>
             <w:pPr>
               <w:pStyle w:val="TNR"/>
+              <w:rPr>
+                <w:lang w:val="ru-RU"/>
+              </w:rPr>
             </w:pPr>
             <w:r>
+              <w:rPr>
+                <w:lang w:val="ru-RU"/>
+              </w:rPr>
               <w:t xml:space="preserve">          </w:t>
             </w:r>
             <w:proofErr w:type="spellStart"/>
             <w:proofErr w:type="gramStart"/>
             <w:r>
-              <w:t>Зч.i</w:t>
+              <w:rPr>
+                <w:lang w:val="ru-RU"/>
+              </w:rPr>
+              <w:t>Зч</w:t>
+            </w:r>
+            <w:proofErr w:type="spellEnd"/>
+            <w:r>
+              <w:rPr>
+                <w:lang w:val="ru-RU"/>
+              </w:rPr>
+              <w:t>.</w:t>
+            </w:r>
+            <w:proofErr w:type="spellStart"/>
+            <w:r>
+              <w:t>i</w:t>
             </w:r>
             <w:proofErr w:type="spellEnd"/>
             <w:proofErr w:type="gramEnd"/>
             <w:r>
-              <w:t xml:space="preserve"> – </w:t>
+              <w:rPr>
+                <w:lang w:val="ru-RU"/>
+              </w:rPr>
+              <w:t xml:space="preserve"> – часовая заработная плата </w:t>
             </w:r>
             <w:proofErr w:type="spellStart"/>
             <w:r>
-              <w:t>часовая</w:t>
+              <w:t>i</w:t>
             </w:r>
             <w:proofErr w:type="spellEnd"/>
             <w:r>
-              <w:t xml:space="preserve"> </w:t>
-            </w:r>
-            <w:proofErr w:type="spellStart"/>
-            <w:r>
-              <w:t>заработная</w:t>
-            </w:r>
-            <w:proofErr w:type="spellEnd"/>
-            <w:r>
-              <w:t xml:space="preserve"> </w:t>
-            </w:r>
-            <w:proofErr w:type="spellStart"/>
-            <w:r>
-              <w:t>плата</w:t>
-            </w:r>
-            <w:proofErr w:type="spellEnd"/>
-            <w:r>
-              <w:t xml:space="preserve"> </w:t>
-            </w:r>
-            <w:proofErr w:type="spellStart"/>
-            <w:r>
-              <w:t>i-го</w:t>
-            </w:r>
-            <w:proofErr w:type="spellEnd"/>
-            <w:r>
-              <w:t xml:space="preserve"> </w:t>
-            </w:r>
-            <w:proofErr w:type="spellStart"/>
-            <w:r>
-              <w:t>исполнителя</w:t>
-            </w:r>
-            <w:proofErr w:type="spellEnd"/>
-            <w:r>
-              <w:t>, р.;</w:t>
+              <w:rPr>
+                <w:lang w:val="ru-RU"/>
+              </w:rPr>
+              <w:t>-го исполнителя, р.;</w:t>
             </w:r>
           </w:p>
           <w:p>
             <w:pPr>
               <w:pStyle w:val="TNR"/>
+              <w:rPr>
+                <w:lang w:val="ru-RU"/>
+              </w:rPr>
             </w:pPr>
             <w:r>
+              <w:rPr>
+                <w:lang w:val="ru-RU"/>
+              </w:rPr>
               <w:t xml:space="preserve">          </w:t>
             </w:r>
             <w:proofErr w:type="spellStart"/>
@@ -16771,47 +15308,21 @@
             </w:r>
             <w:proofErr w:type="spellEnd"/>
             <w:r>
-              <w:t xml:space="preserve"> – </w:t>
+              <w:rPr>
+                <w:lang w:val="ru-RU"/>
+              </w:rPr>
+              <w:t xml:space="preserve"> – трудоемкость работ, выполняемых </w:t>
             </w:r>
             <w:proofErr w:type="spellStart"/>
             <w:r>
-              <w:t>трудоемкость</w:t>
+              <w:t>i</w:t>
             </w:r>
             <w:proofErr w:type="spellEnd"/>
             <w:r>
-              <w:t xml:space="preserve"> </w:t>
-            </w:r>
-            <w:proofErr w:type="spellStart"/>
-            <w:r>
-              <w:t>работ</w:t>
-            </w:r>
-            <w:proofErr w:type="spellEnd"/>
-            <w:r>
-              <w:t xml:space="preserve">, </w:t>
-            </w:r>
-            <w:proofErr w:type="spellStart"/>
-            <w:r>
-              <w:t>выполняемых</w:t>
-            </w:r>
-            <w:proofErr w:type="spellEnd"/>
-            <w:r>
-              <w:t xml:space="preserve"> </w:t>
-            </w:r>
-            <w:proofErr w:type="spellStart"/>
-            <w:r>
-              <w:t>i</w:t>
-            </w:r>
-            <w:proofErr w:type="spellEnd"/>
-            <w:r>
-              <w:t xml:space="preserve">-м </w:t>
-            </w:r>
-            <w:proofErr w:type="spellStart"/>
-            <w:r>
-              <w:t>исполнителем</w:t>
-            </w:r>
-            <w:proofErr w:type="spellEnd"/>
-            <w:r>
-              <w:t>, ч.</w:t>
+              <w:rPr>
+                <w:lang w:val="ru-RU"/>
+              </w:rPr>
+              <w:t>-м исполнителем, ч.</w:t>
             </w:r>
           </w:p>
           <w:p>
@@ -16821,253 +15332,25 @@
                 <w:lang w:val="ru-RU" w:eastAsia="ru-RU"/>
               </w:rPr>
             </w:pPr>
+            <w:r>
+              <w:rPr>
+                <w:lang w:val="ru-RU"/>
+              </w:rPr>
+              <w:t xml:space="preserve">Часовая заработная плата определяется путем деления месячной заработной платы исполнителя на количество рабочих часов в месяце, принятое при расчетах равным 168 ч. Коэффициент </w:t>
+            </w:r>
             <w:proofErr w:type="spellStart"/>
             <w:r>
-              <w:t>Часовая</w:t>
+              <w:rPr>
+                <w:lang w:val="ru-RU"/>
+              </w:rPr>
+              <w:t>Кпр</w:t>
             </w:r>
             <w:proofErr w:type="spellEnd"/>
             <w:r>
-              <w:t xml:space="preserve"> </w:t>
-            </w:r>
-            <w:proofErr w:type="spellStart"/>
-            <w:r>
-              <w:t>заработная</w:t>
-            </w:r>
-            <w:proofErr w:type="spellEnd"/>
-            <w:r>
-              <w:t xml:space="preserve"> </w:t>
-            </w:r>
-            <w:proofErr w:type="spellStart"/>
-            <w:r>
-              <w:t>плата</w:t>
-            </w:r>
-            <w:proofErr w:type="spellEnd"/>
-            <w:r>
-              <w:t xml:space="preserve"> </w:t>
-            </w:r>
-            <w:proofErr w:type="spellStart"/>
-            <w:r>
-              <w:t>определяется</w:t>
-            </w:r>
-            <w:proofErr w:type="spellEnd"/>
-            <w:r>
-              <w:t xml:space="preserve"> </w:t>
-            </w:r>
-            <w:proofErr w:type="spellStart"/>
-            <w:r>
-              <w:t>путем</w:t>
-            </w:r>
-            <w:proofErr w:type="spellEnd"/>
-            <w:r>
-              <w:t xml:space="preserve"> </w:t>
-            </w:r>
-            <w:proofErr w:type="spellStart"/>
-            <w:r>
-              <w:t>деления</w:t>
-            </w:r>
-            <w:proofErr w:type="spellEnd"/>
-            <w:r>
-              <w:t xml:space="preserve"> </w:t>
-            </w:r>
-            <w:proofErr w:type="spellStart"/>
-            <w:r>
-              <w:t>месячной</w:t>
-            </w:r>
-            <w:proofErr w:type="spellEnd"/>
-            <w:r>
-              <w:t xml:space="preserve"> </w:t>
-            </w:r>
-            <w:proofErr w:type="spellStart"/>
-            <w:r>
-              <w:t>заработной</w:t>
-            </w:r>
-            <w:proofErr w:type="spellEnd"/>
-            <w:r>
-              <w:t xml:space="preserve"> </w:t>
-            </w:r>
-            <w:proofErr w:type="spellStart"/>
-            <w:r>
-              <w:t>платы</w:t>
-            </w:r>
-            <w:proofErr w:type="spellEnd"/>
-            <w:r>
-              <w:t xml:space="preserve"> </w:t>
-            </w:r>
-            <w:proofErr w:type="spellStart"/>
-            <w:r>
-              <w:t>исполнителя</w:t>
-            </w:r>
-            <w:proofErr w:type="spellEnd"/>
-            <w:r>
-              <w:t xml:space="preserve"> </w:t>
-            </w:r>
-            <w:proofErr w:type="spellStart"/>
-            <w:r>
-              <w:t>на</w:t>
-            </w:r>
-            <w:proofErr w:type="spellEnd"/>
-            <w:r>
-              <w:t xml:space="preserve"> </w:t>
-            </w:r>
-            <w:proofErr w:type="spellStart"/>
-            <w:r>
-              <w:t>количество</w:t>
-            </w:r>
-            <w:proofErr w:type="spellEnd"/>
-            <w:r>
-              <w:t xml:space="preserve"> </w:t>
-            </w:r>
-            <w:proofErr w:type="spellStart"/>
-            <w:r>
-              <w:t>рабочих</w:t>
-            </w:r>
-            <w:proofErr w:type="spellEnd"/>
-            <w:r>
-              <w:t xml:space="preserve"> </w:t>
-            </w:r>
-            <w:proofErr w:type="spellStart"/>
-            <w:r>
-              <w:t>часов</w:t>
-            </w:r>
-            <w:proofErr w:type="spellEnd"/>
-            <w:r>
-              <w:t xml:space="preserve"> в </w:t>
-            </w:r>
-            <w:proofErr w:type="spellStart"/>
-            <w:r>
-              <w:t>месяце</w:t>
-            </w:r>
-            <w:proofErr w:type="spellEnd"/>
-            <w:r>
-              <w:t xml:space="preserve">, </w:t>
-            </w:r>
-            <w:proofErr w:type="spellStart"/>
-            <w:r>
-              <w:t>принятое</w:t>
-            </w:r>
-            <w:proofErr w:type="spellEnd"/>
-            <w:r>
-              <w:t xml:space="preserve"> </w:t>
-            </w:r>
-            <w:proofErr w:type="spellStart"/>
-            <w:r>
-              <w:t>при</w:t>
-            </w:r>
-            <w:proofErr w:type="spellEnd"/>
-            <w:r>
-              <w:t xml:space="preserve"> </w:t>
-            </w:r>
-            <w:proofErr w:type="spellStart"/>
-            <w:r>
-              <w:t>расчетах</w:t>
-            </w:r>
-            <w:proofErr w:type="spellEnd"/>
-            <w:r>
-              <w:t xml:space="preserve"> </w:t>
-            </w:r>
-            <w:proofErr w:type="spellStart"/>
-            <w:r>
-              <w:t>равным</w:t>
-            </w:r>
-            <w:proofErr w:type="spellEnd"/>
-            <w:r>
-              <w:t xml:space="preserve"> 168 ч. Коэффициент </w:t>
-            </w:r>
-            <w:proofErr w:type="spellStart"/>
-            <w:r>
-              <w:t>Кпр</w:t>
-            </w:r>
-            <w:proofErr w:type="spellEnd"/>
-            <w:r>
-              <w:t xml:space="preserve">, </w:t>
-            </w:r>
-            <w:proofErr w:type="spellStart"/>
-            <w:r>
-              <w:t>учитывающий</w:t>
-            </w:r>
-            <w:proofErr w:type="spellEnd"/>
-            <w:r>
-              <w:t xml:space="preserve"> </w:t>
-            </w:r>
-            <w:proofErr w:type="spellStart"/>
-            <w:r>
-              <w:t>процент</w:t>
-            </w:r>
-            <w:proofErr w:type="spellEnd"/>
-            <w:r>
-              <w:t xml:space="preserve"> </w:t>
-            </w:r>
-            <w:proofErr w:type="spellStart"/>
-            <w:r>
-              <w:t>премий</w:t>
-            </w:r>
-            <w:proofErr w:type="spellEnd"/>
-            <w:r>
-              <w:t xml:space="preserve">, </w:t>
-            </w:r>
-            <w:proofErr w:type="spellStart"/>
-            <w:r>
-              <w:t>был</w:t>
-            </w:r>
-            <w:proofErr w:type="spellEnd"/>
-            <w:r>
-              <w:t xml:space="preserve"> </w:t>
-            </w:r>
-            <w:proofErr w:type="spellStart"/>
-            <w:r>
-              <w:t>принят</w:t>
-            </w:r>
-            <w:proofErr w:type="spellEnd"/>
-            <w:r>
-              <w:t xml:space="preserve"> </w:t>
-            </w:r>
-            <w:proofErr w:type="spellStart"/>
-            <w:r>
-              <w:t>равным</w:t>
-            </w:r>
-            <w:proofErr w:type="spellEnd"/>
-            <w:r>
-              <w:t xml:space="preserve"> 1,2, </w:t>
-            </w:r>
-            <w:proofErr w:type="spellStart"/>
-            <w:r>
-              <w:t>что</w:t>
-            </w:r>
-            <w:proofErr w:type="spellEnd"/>
-            <w:r>
-              <w:t xml:space="preserve"> </w:t>
-            </w:r>
-            <w:proofErr w:type="spellStart"/>
-            <w:r>
-              <w:t>соответствует</w:t>
-            </w:r>
-            <w:proofErr w:type="spellEnd"/>
-            <w:r>
-              <w:t xml:space="preserve"> 20% </w:t>
-            </w:r>
-            <w:proofErr w:type="spellStart"/>
-            <w:r>
-              <w:t>премии</w:t>
-            </w:r>
-            <w:proofErr w:type="spellEnd"/>
-            <w:r>
-              <w:t xml:space="preserve"> </w:t>
-            </w:r>
-            <w:proofErr w:type="spellStart"/>
-            <w:r>
-              <w:t>от</w:t>
-            </w:r>
-            <w:proofErr w:type="spellEnd"/>
-            <w:r>
-              <w:t xml:space="preserve"> </w:t>
-            </w:r>
-            <w:proofErr w:type="spellStart"/>
-            <w:r>
-              <w:t>размера</w:t>
-            </w:r>
-            <w:proofErr w:type="spellEnd"/>
-            <w:r>
-              <w:t xml:space="preserve"> основной</w:t>
+              <w:rPr>
+                <w:lang w:val="ru-RU"/>
+              </w:rPr>
+              <w:t>, учитывающий процент премий, был принят равным 1,2, что соответствует 20% премии от размера основной</w:t>
             </w:r>
             <w:r>
               <w:rPr>
@@ -18056,17 +16339,11 @@
                   <w:pPr>
                     <w:pStyle w:val="affe"/>
                     <w:jc w:val="left"/>
-                    <w:rPr>
-                      <w:lang w:val="en-US"/>
-                    </w:rPr>
                   </w:pPr>
                   <w:r>
                     <w:t>Премия</w:t>
                   </w:r>
                   <w:r>
-                    <w:rPr>
-                      <w:lang w:val="en-US"/>
-                    </w:rPr>
                     <w:t xml:space="preserve"> (20%)</w:t>
                   </w:r>
                 </w:p>
@@ -18144,7 +16421,7 @@
             <w:pPr>
               <w:pStyle w:val="TNR"/>
               <w:rPr>
-                <w:lang w:eastAsia="ru-RU"/>
+                <w:lang w:val="ru-RU" w:eastAsia="ru-RU"/>
               </w:rPr>
             </w:pPr>
           </w:p>
@@ -18332,13 +16609,7 @@
                     <w:jc w:val="right"/>
                   </w:pPr>
                   <w:r>
-                    <w:t>(</w:t>
-                  </w:r>
-                  <w:r>
-                    <w:t>7</w:t>
-                  </w:r>
-                  <w:r>
-                    <w:t>.2)</w:t>
+                    <w:t>(7.2)</w:t>
                   </w:r>
                 </w:p>
               </w:tc>
@@ -18725,14 +16996,12 @@
                           </m:r>
                         </m:e>
                         <m:sub>
-                          <w:proofErr w:type="spellStart"/>
                           <m:r>
                             <m:rPr>
                               <m:nor/>
                             </m:rPr>
                             <m:t>соц</m:t>
                           </m:r>
-                          <w:proofErr w:type="spellEnd"/>
                         </m:sub>
                       </m:sSub>
                       <m:r>
@@ -18839,14 +17108,12 @@
                               </m:r>
                             </m:e>
                             <m:sub>
-                              <w:proofErr w:type="spellStart"/>
                               <m:r>
                                 <m:rPr>
                                   <m:nor/>
                                 </m:rPr>
                                 <m:t>соц</m:t>
                               </m:r>
-                              <w:proofErr w:type="spellEnd"/>
                             </m:sub>
                           </m:sSub>
                         </m:num>
@@ -18880,13 +17147,7 @@
                     <w:jc w:val="right"/>
                   </w:pPr>
                   <w:r>
-                    <w:t>(</w:t>
-                  </w:r>
-                  <w:r>
-                    <w:t>7</w:t>
-                  </w:r>
-                  <w:r>
-                    <w:t>.3)</w:t>
+                    <w:t>(7.3)</w:t>
                   </w:r>
                 </w:p>
               </w:tc>
@@ -19069,7 +17330,6 @@
                     </m:r>
                   </m:e>
                   <m:sub>
-                    <w:proofErr w:type="spellStart"/>
                     <m:r>
                       <m:rPr>
                         <m:nor/>
@@ -19079,7 +17339,6 @@
                       </w:rPr>
                       <m:t>соц</m:t>
                     </m:r>
-                    <w:proofErr w:type="spellEnd"/>
                   </m:sub>
                 </m:sSub>
                 <m:r>
@@ -19213,14 +17472,12 @@
                           </m:r>
                         </m:e>
                         <m:sub>
-                          <w:proofErr w:type="spellStart"/>
                           <m:r>
                             <m:rPr>
                               <m:nor/>
                             </m:rPr>
                             <m:t>пз</m:t>
                           </m:r>
-                          <w:proofErr w:type="spellEnd"/>
                         </m:sub>
                       </m:sSub>
                       <m:r>
@@ -19289,14 +17546,12 @@
                               </m:r>
                             </m:e>
                             <m:sub>
-                              <w:proofErr w:type="spellStart"/>
                               <m:r>
                                 <m:rPr>
                                   <m:nor/>
                                 </m:rPr>
                                 <m:t>пз</m:t>
                               </m:r>
-                              <w:proofErr w:type="spellEnd"/>
                             </m:sub>
                           </m:sSub>
                         </m:num>
@@ -19330,13 +17585,7 @@
                     <w:jc w:val="right"/>
                   </w:pPr>
                   <w:r>
-                    <w:t>(</w:t>
-                  </w:r>
-                  <w:r>
-                    <w:t>7</w:t>
-                  </w:r>
-                  <w:r>
-                    <w:t>.4)</w:t>
+                    <w:t>(7.4)</w:t>
                   </w:r>
                 </w:p>
               </w:tc>
@@ -19346,7 +17595,7 @@
             <w:pPr>
               <w:pStyle w:val="TNR"/>
               <w:rPr>
-                <w:lang w:eastAsia="ru-RU"/>
+                <w:lang w:val="ru-RU" w:eastAsia="ru-RU"/>
               </w:rPr>
             </w:pPr>
           </w:p>
@@ -19496,7 +17745,6 @@
                     </m:r>
                   </m:e>
                   <m:sub>
-                    <w:proofErr w:type="spellStart"/>
                     <m:r>
                       <m:rPr>
                         <m:nor/>
@@ -19506,7 +17754,6 @@
                       </w:rPr>
                       <m:t>пз</m:t>
                     </m:r>
-                    <w:proofErr w:type="spellEnd"/>
                   </m:sub>
                 </m:sSub>
                 <m:r>
@@ -19901,8 +18148,10 @@
           <w:p>
             <w:pPr>
               <w:pStyle w:val="TNR"/>
+              <w:rPr>
+                <w:lang w:val="ru-RU"/>
+              </w:rPr>
             </w:pPr>
-            <w:proofErr w:type="spellStart"/>
             <w:r>
               <w:rPr>
                 <w:lang w:val="ru-RU" w:eastAsia="ru-RU"/>
@@ -19910,1674 +18159,115 @@
               <w:t>Разрабатывае</w:t>
             </w:r>
             <w:r>
-              <w:t>мое</w:t>
-            </w:r>
-            <w:proofErr w:type="spellEnd"/>
-            <w:r>
-              <w:t xml:space="preserve"> </w:t>
-            </w:r>
-            <w:proofErr w:type="spellStart"/>
-            <w:r>
-              <w:t>программное</w:t>
-            </w:r>
-            <w:proofErr w:type="spellEnd"/>
-            <w:r>
-              <w:t xml:space="preserve"> </w:t>
-            </w:r>
-            <w:proofErr w:type="spellStart"/>
-            <w:r>
-              <w:t>средство</w:t>
-            </w:r>
-            <w:proofErr w:type="spellEnd"/>
-            <w:r>
-              <w:t xml:space="preserve"> </w:t>
-            </w:r>
-            <w:proofErr w:type="spellStart"/>
-            <w:r>
-              <w:t>анализа</w:t>
-            </w:r>
-            <w:proofErr w:type="spellEnd"/>
-            <w:r>
-              <w:t xml:space="preserve"> и </w:t>
-            </w:r>
-            <w:proofErr w:type="spellStart"/>
-            <w:r>
-              <w:t>оптимизации</w:t>
-            </w:r>
-            <w:proofErr w:type="spellEnd"/>
-            <w:r>
-              <w:t xml:space="preserve"> </w:t>
-            </w:r>
-            <w:proofErr w:type="spellStart"/>
-            <w:r>
-              <w:t>персональных</w:t>
-            </w:r>
-            <w:proofErr w:type="spellEnd"/>
-            <w:r>
-              <w:t xml:space="preserve"> </w:t>
-            </w:r>
-            <w:proofErr w:type="spellStart"/>
-            <w:r>
-              <w:t>расходов</w:t>
-            </w:r>
-            <w:proofErr w:type="spellEnd"/>
-            <w:r>
-              <w:t xml:space="preserve"> </w:t>
-            </w:r>
-            <w:proofErr w:type="spellStart"/>
-            <w:r>
-              <w:t>предназначено</w:t>
-            </w:r>
-            <w:proofErr w:type="spellEnd"/>
-            <w:r>
-              <w:t xml:space="preserve"> </w:t>
-            </w:r>
-            <w:proofErr w:type="spellStart"/>
-            <w:r>
-              <w:t>для</w:t>
-            </w:r>
-            <w:proofErr w:type="spellEnd"/>
-            <w:r>
-              <w:t xml:space="preserve"> </w:t>
-            </w:r>
-            <w:proofErr w:type="spellStart"/>
-            <w:r>
-              <w:t>автоматизации</w:t>
-            </w:r>
-            <w:proofErr w:type="spellEnd"/>
-            <w:r>
-              <w:t xml:space="preserve"> </w:t>
-            </w:r>
-            <w:proofErr w:type="spellStart"/>
-            <w:r>
-              <w:t>процессов</w:t>
-            </w:r>
-            <w:proofErr w:type="spellEnd"/>
-            <w:r>
-              <w:t xml:space="preserve"> </w:t>
-            </w:r>
-            <w:proofErr w:type="spellStart"/>
-            <w:r>
-              <w:t>учёта</w:t>
-            </w:r>
-            <w:proofErr w:type="spellEnd"/>
-            <w:r>
-              <w:t xml:space="preserve"> </w:t>
-            </w:r>
-            <w:proofErr w:type="spellStart"/>
-            <w:r>
-              <w:t>личных</w:t>
-            </w:r>
-            <w:proofErr w:type="spellEnd"/>
-            <w:r>
-              <w:t xml:space="preserve"> </w:t>
-            </w:r>
-            <w:proofErr w:type="spellStart"/>
-            <w:r>
-              <w:t>финансов</w:t>
-            </w:r>
-            <w:proofErr w:type="spellEnd"/>
-            <w:r>
-              <w:t xml:space="preserve"> </w:t>
-            </w:r>
-            <w:proofErr w:type="spellStart"/>
-            <w:r>
-              <w:t>пользователей</w:t>
-            </w:r>
-            <w:proofErr w:type="spellEnd"/>
-            <w:r>
-              <w:t xml:space="preserve">. </w:t>
-            </w:r>
-            <w:proofErr w:type="spellStart"/>
-            <w:r>
-              <w:t>Его</w:t>
-            </w:r>
-            <w:proofErr w:type="spellEnd"/>
-            <w:r>
-              <w:t xml:space="preserve"> </w:t>
-            </w:r>
-            <w:proofErr w:type="spellStart"/>
-            <w:r>
-              <w:t>использование</w:t>
-            </w:r>
-            <w:proofErr w:type="spellEnd"/>
-            <w:r>
-              <w:t xml:space="preserve"> </w:t>
-            </w:r>
-            <w:proofErr w:type="spellStart"/>
-            <w:r>
-              <w:t>позволяет</w:t>
-            </w:r>
-            <w:proofErr w:type="spellEnd"/>
-            <w:r>
-              <w:t xml:space="preserve"> </w:t>
-            </w:r>
-            <w:proofErr w:type="spellStart"/>
-            <w:r>
-              <w:t>отслеживать</w:t>
-            </w:r>
-            <w:proofErr w:type="spellEnd"/>
-            <w:r>
-              <w:t xml:space="preserve"> </w:t>
-            </w:r>
-            <w:proofErr w:type="spellStart"/>
-            <w:r>
-              <w:t>доходы</w:t>
-            </w:r>
-            <w:proofErr w:type="spellEnd"/>
-            <w:r>
-              <w:t xml:space="preserve"> и </w:t>
-            </w:r>
-            <w:proofErr w:type="spellStart"/>
-            <w:r>
-              <w:t>расходы</w:t>
-            </w:r>
-            <w:proofErr w:type="spellEnd"/>
-            <w:r>
-              <w:t xml:space="preserve"> в </w:t>
-            </w:r>
-            <w:proofErr w:type="spellStart"/>
-            <w:r>
-              <w:t>реальном</w:t>
-            </w:r>
-            <w:proofErr w:type="spellEnd"/>
-            <w:r>
-              <w:t xml:space="preserve"> </w:t>
-            </w:r>
-            <w:proofErr w:type="spellStart"/>
-            <w:r>
-              <w:t>времени</w:t>
-            </w:r>
-            <w:proofErr w:type="spellEnd"/>
-            <w:r>
-              <w:t xml:space="preserve">, </w:t>
-            </w:r>
-            <w:proofErr w:type="spellStart"/>
-            <w:r>
-              <w:t>управлять</w:t>
-            </w:r>
-            <w:proofErr w:type="spellEnd"/>
-            <w:r>
-              <w:t xml:space="preserve"> </w:t>
-            </w:r>
-            <w:proofErr w:type="spellStart"/>
-            <w:r>
-              <w:t>несколькими</w:t>
-            </w:r>
-            <w:proofErr w:type="spellEnd"/>
-            <w:r>
-              <w:t xml:space="preserve"> </w:t>
-            </w:r>
-            <w:proofErr w:type="spellStart"/>
-            <w:r>
-              <w:t>счетами</w:t>
-            </w:r>
-            <w:proofErr w:type="spellEnd"/>
-            <w:r>
-              <w:t xml:space="preserve">, </w:t>
-            </w:r>
-            <w:proofErr w:type="spellStart"/>
-            <w:r>
-              <w:t>анализировать</w:t>
-            </w:r>
-            <w:proofErr w:type="spellEnd"/>
-            <w:r>
-              <w:t xml:space="preserve"> </w:t>
-            </w:r>
-            <w:proofErr w:type="spellStart"/>
-            <w:r>
-              <w:t>структуру</w:t>
-            </w:r>
-            <w:proofErr w:type="spellEnd"/>
-            <w:r>
-              <w:t xml:space="preserve"> </w:t>
-            </w:r>
-            <w:proofErr w:type="spellStart"/>
-            <w:r>
-              <w:t>затрат</w:t>
-            </w:r>
-            <w:proofErr w:type="spellEnd"/>
-            <w:r>
-              <w:t xml:space="preserve"> и </w:t>
-            </w:r>
-            <w:proofErr w:type="spellStart"/>
-            <w:r>
-              <w:t>контролировать</w:t>
-            </w:r>
-            <w:proofErr w:type="spellEnd"/>
-            <w:r>
-              <w:t xml:space="preserve"> </w:t>
-            </w:r>
-            <w:proofErr w:type="spellStart"/>
-            <w:r>
-              <w:t>выполнение</w:t>
-            </w:r>
-            <w:proofErr w:type="spellEnd"/>
-            <w:r>
-              <w:t xml:space="preserve"> </w:t>
-            </w:r>
-            <w:proofErr w:type="spellStart"/>
-            <w:r>
-              <w:t>финансовых</w:t>
-            </w:r>
-            <w:proofErr w:type="spellEnd"/>
-            <w:r>
-              <w:t xml:space="preserve"> </w:t>
-            </w:r>
-            <w:proofErr w:type="spellStart"/>
-            <w:r>
-              <w:t>целей</w:t>
-            </w:r>
-            <w:proofErr w:type="spellEnd"/>
-            <w:r>
-              <w:t xml:space="preserve">, </w:t>
-            </w:r>
-            <w:proofErr w:type="spellStart"/>
-            <w:r>
-              <w:t>обеспечивая</w:t>
-            </w:r>
-            <w:proofErr w:type="spellEnd"/>
-            <w:r>
-              <w:t xml:space="preserve"> </w:t>
-            </w:r>
-            <w:proofErr w:type="spellStart"/>
-            <w:r>
-              <w:t>при</w:t>
-            </w:r>
-            <w:proofErr w:type="spellEnd"/>
-            <w:r>
-              <w:t xml:space="preserve"> </w:t>
-            </w:r>
-            <w:proofErr w:type="spellStart"/>
-            <w:r>
-              <w:t>этом</w:t>
-            </w:r>
-            <w:proofErr w:type="spellEnd"/>
-            <w:r>
-              <w:t xml:space="preserve"> </w:t>
-            </w:r>
-            <w:proofErr w:type="spellStart"/>
-            <w:r>
-              <w:t>доступ</w:t>
-            </w:r>
-            <w:proofErr w:type="spellEnd"/>
-            <w:r>
-              <w:t xml:space="preserve"> к </w:t>
-            </w:r>
-            <w:proofErr w:type="spellStart"/>
-            <w:r>
-              <w:t>системе</w:t>
-            </w:r>
-            <w:proofErr w:type="spellEnd"/>
-            <w:r>
-              <w:t xml:space="preserve"> с </w:t>
-            </w:r>
-            <w:proofErr w:type="spellStart"/>
-            <w:r>
-              <w:t>любого</w:t>
-            </w:r>
-            <w:proofErr w:type="spellEnd"/>
-            <w:r>
-              <w:t xml:space="preserve"> </w:t>
-            </w:r>
-            <w:proofErr w:type="spellStart"/>
-            <w:r>
-              <w:t>устройства</w:t>
-            </w:r>
-            <w:proofErr w:type="spellEnd"/>
-            <w:r>
-              <w:t xml:space="preserve"> </w:t>
-            </w:r>
-            <w:proofErr w:type="spellStart"/>
-            <w:r>
-              <w:t>через</w:t>
-            </w:r>
-            <w:proofErr w:type="spellEnd"/>
-            <w:r>
-              <w:t xml:space="preserve"> </w:t>
-            </w:r>
-            <w:proofErr w:type="spellStart"/>
-            <w:r>
-              <w:t>веб-браузер</w:t>
-            </w:r>
-            <w:proofErr w:type="spellEnd"/>
-            <w:r>
-              <w:t>.</w:t>
+              <w:rPr>
+                <w:lang w:val="ru-RU"/>
+              </w:rPr>
+              <w:t>мое программное средство анализа и оптимизации персональных расходов предназначено для автоматизации процессов учёта личных финансов пользователей. Его использование позволяет отслеживать доходы и расходы в реальном времени, управлять несколькими счетами, анализировать структуру затрат и контролировать выполнение финансовых целей, обеспечивая при этом доступ к системе с любого устройства через веб-браузер.</w:t>
             </w:r>
           </w:p>
           <w:p>
             <w:pPr>
               <w:pStyle w:val="TNR"/>
+              <w:rPr>
+                <w:lang w:val="ru-RU"/>
+              </w:rPr>
             </w:pPr>
-            <w:proofErr w:type="spellStart"/>
-            <w:r>
-              <w:t>Программное</w:t>
-            </w:r>
-            <w:proofErr w:type="spellEnd"/>
-            <w:r>
-              <w:t xml:space="preserve"> </w:t>
-            </w:r>
-            <w:proofErr w:type="spellStart"/>
-            <w:r>
-              <w:t>средство</w:t>
-            </w:r>
-            <w:proofErr w:type="spellEnd"/>
-            <w:r>
-              <w:t xml:space="preserve"> </w:t>
-            </w:r>
-            <w:proofErr w:type="spellStart"/>
-            <w:r>
-              <w:t>ориентировано</w:t>
-            </w:r>
-            <w:proofErr w:type="spellEnd"/>
-            <w:r>
-              <w:t xml:space="preserve"> </w:t>
-            </w:r>
-            <w:proofErr w:type="spellStart"/>
-            <w:r>
-              <w:t>на</w:t>
-            </w:r>
-            <w:proofErr w:type="spellEnd"/>
-            <w:r>
-              <w:t xml:space="preserve"> </w:t>
-            </w:r>
-            <w:proofErr w:type="spellStart"/>
-            <w:r>
-              <w:t>широкий</w:t>
-            </w:r>
-            <w:proofErr w:type="spellEnd"/>
-            <w:r>
-              <w:t xml:space="preserve"> </w:t>
-            </w:r>
-            <w:proofErr w:type="spellStart"/>
-            <w:r>
-              <w:t>круг</w:t>
-            </w:r>
-            <w:proofErr w:type="spellEnd"/>
-            <w:r>
-              <w:t xml:space="preserve"> </w:t>
-            </w:r>
-            <w:proofErr w:type="spellStart"/>
-            <w:r>
-              <w:t>пользователей</w:t>
-            </w:r>
-            <w:proofErr w:type="spellEnd"/>
-            <w:r>
-              <w:t xml:space="preserve">, </w:t>
-            </w:r>
-            <w:proofErr w:type="spellStart"/>
-            <w:r>
-              <w:t>заинтересованных</w:t>
-            </w:r>
-            <w:proofErr w:type="spellEnd"/>
-            <w:r>
-              <w:t xml:space="preserve"> в </w:t>
-            </w:r>
-            <w:proofErr w:type="spellStart"/>
-            <w:r>
-              <w:t>эффективном</w:t>
-            </w:r>
-            <w:proofErr w:type="spellEnd"/>
-            <w:r>
-              <w:t xml:space="preserve"> </w:t>
-            </w:r>
-            <w:proofErr w:type="spellStart"/>
-            <w:r>
-              <w:t>управлении</w:t>
-            </w:r>
-            <w:proofErr w:type="spellEnd"/>
-            <w:r>
-              <w:t xml:space="preserve"> </w:t>
-            </w:r>
-            <w:proofErr w:type="spellStart"/>
-            <w:r>
-              <w:t>личным</w:t>
-            </w:r>
-            <w:proofErr w:type="spellEnd"/>
-            <w:r>
-              <w:t xml:space="preserve"> </w:t>
-            </w:r>
-            <w:proofErr w:type="spellStart"/>
-            <w:r>
-              <w:t>бюджетом</w:t>
-            </w:r>
-            <w:proofErr w:type="spellEnd"/>
-            <w:r>
-              <w:t xml:space="preserve">. В </w:t>
-            </w:r>
-            <w:proofErr w:type="spellStart"/>
-            <w:r>
-              <w:t>отличие</w:t>
-            </w:r>
-            <w:proofErr w:type="spellEnd"/>
-            <w:r>
-              <w:t xml:space="preserve"> </w:t>
-            </w:r>
-            <w:proofErr w:type="spellStart"/>
-            <w:r>
-              <w:t>от</w:t>
-            </w:r>
-            <w:proofErr w:type="spellEnd"/>
-            <w:r>
-              <w:t xml:space="preserve"> </w:t>
-            </w:r>
-            <w:proofErr w:type="spellStart"/>
-            <w:r>
-              <w:t>существующих</w:t>
-            </w:r>
-            <w:proofErr w:type="spellEnd"/>
-            <w:r>
-              <w:t xml:space="preserve"> </w:t>
-            </w:r>
-            <w:proofErr w:type="spellStart"/>
-            <w:r>
-              <w:t>решений</w:t>
-            </w:r>
-            <w:proofErr w:type="spellEnd"/>
-            <w:r>
-              <w:t xml:space="preserve">, </w:t>
-            </w:r>
-            <w:proofErr w:type="spellStart"/>
-            <w:r>
-              <w:t>проектируемая</w:t>
-            </w:r>
-            <w:proofErr w:type="spellEnd"/>
-            <w:r>
-              <w:t xml:space="preserve"> </w:t>
-            </w:r>
-            <w:proofErr w:type="spellStart"/>
-            <w:r>
-              <w:t>система</w:t>
-            </w:r>
-            <w:proofErr w:type="spellEnd"/>
-            <w:r>
-              <w:t xml:space="preserve"> </w:t>
-            </w:r>
-            <w:proofErr w:type="spellStart"/>
-            <w:r>
-              <w:t>предлагает</w:t>
-            </w:r>
-            <w:proofErr w:type="spellEnd"/>
-            <w:r>
-              <w:t xml:space="preserve"> </w:t>
-            </w:r>
-            <w:proofErr w:type="spellStart"/>
-            <w:r>
-              <w:t>удобный</w:t>
-            </w:r>
-            <w:proofErr w:type="spellEnd"/>
-            <w:r>
-              <w:t xml:space="preserve"> и </w:t>
-            </w:r>
-            <w:proofErr w:type="spellStart"/>
-            <w:r>
-              <w:t>интуитивно</w:t>
-            </w:r>
-            <w:proofErr w:type="spellEnd"/>
-            <w:r>
-              <w:t xml:space="preserve"> </w:t>
-            </w:r>
-            <w:proofErr w:type="spellStart"/>
-            <w:r>
-              <w:t>понятный</w:t>
-            </w:r>
-            <w:proofErr w:type="spellEnd"/>
-            <w:r>
-              <w:t xml:space="preserve"> </w:t>
-            </w:r>
-            <w:proofErr w:type="spellStart"/>
-            <w:r>
-              <w:t>пользовательский</w:t>
-            </w:r>
-            <w:proofErr w:type="spellEnd"/>
-            <w:r>
-              <w:t xml:space="preserve"> </w:t>
-            </w:r>
-            <w:proofErr w:type="spellStart"/>
-            <w:r>
-              <w:t>интерфейс</w:t>
-            </w:r>
-            <w:proofErr w:type="spellEnd"/>
-            <w:r>
-              <w:t xml:space="preserve">, </w:t>
-            </w:r>
-            <w:proofErr w:type="spellStart"/>
-            <w:r>
-              <w:t>гибкую</w:t>
-            </w:r>
-            <w:proofErr w:type="spellEnd"/>
-            <w:r>
-              <w:t xml:space="preserve"> </w:t>
-            </w:r>
-            <w:proofErr w:type="spellStart"/>
-            <w:r>
-              <w:t>настройку</w:t>
-            </w:r>
-            <w:proofErr w:type="spellEnd"/>
-            <w:r>
-              <w:t xml:space="preserve"> </w:t>
-            </w:r>
-            <w:proofErr w:type="spellStart"/>
-            <w:r>
-              <w:t>финансовых</w:t>
-            </w:r>
-            <w:proofErr w:type="spellEnd"/>
-            <w:r>
-              <w:t xml:space="preserve"> </w:t>
-            </w:r>
-            <w:proofErr w:type="spellStart"/>
-            <w:r>
-              <w:t>параметров</w:t>
-            </w:r>
-            <w:proofErr w:type="spellEnd"/>
-            <w:r>
-              <w:t xml:space="preserve"> и </w:t>
-            </w:r>
-            <w:proofErr w:type="spellStart"/>
-            <w:r>
-              <w:t>развитые</w:t>
-            </w:r>
-            <w:proofErr w:type="spellEnd"/>
-            <w:r>
-              <w:t xml:space="preserve"> </w:t>
-            </w:r>
-            <w:proofErr w:type="spellStart"/>
-            <w:r>
-              <w:t>инструменты</w:t>
-            </w:r>
-            <w:proofErr w:type="spellEnd"/>
-            <w:r>
-              <w:t xml:space="preserve"> </w:t>
-            </w:r>
-            <w:proofErr w:type="spellStart"/>
-            <w:r>
-              <w:t>аналитики</w:t>
-            </w:r>
-            <w:proofErr w:type="spellEnd"/>
-            <w:r>
-              <w:t xml:space="preserve">. </w:t>
-            </w:r>
-            <w:proofErr w:type="spellStart"/>
-            <w:r>
-              <w:t>Это</w:t>
-            </w:r>
-            <w:proofErr w:type="spellEnd"/>
-            <w:r>
-              <w:t xml:space="preserve"> </w:t>
-            </w:r>
-            <w:proofErr w:type="spellStart"/>
-            <w:r>
-              <w:t>позволяет</w:t>
-            </w:r>
-            <w:proofErr w:type="spellEnd"/>
-            <w:r>
-              <w:t xml:space="preserve"> </w:t>
-            </w:r>
-            <w:proofErr w:type="spellStart"/>
-            <w:r>
-              <w:t>пользователю</w:t>
-            </w:r>
-            <w:proofErr w:type="spellEnd"/>
-            <w:r>
-              <w:t xml:space="preserve"> </w:t>
-            </w:r>
-            <w:proofErr w:type="spellStart"/>
-            <w:r>
-              <w:t>получать</w:t>
-            </w:r>
-            <w:proofErr w:type="spellEnd"/>
-            <w:r>
-              <w:t xml:space="preserve"> </w:t>
-            </w:r>
-            <w:proofErr w:type="spellStart"/>
-            <w:r>
-              <w:t>наглядную</w:t>
-            </w:r>
-            <w:proofErr w:type="spellEnd"/>
-            <w:r>
-              <w:t xml:space="preserve"> </w:t>
-            </w:r>
-            <w:proofErr w:type="spellStart"/>
-            <w:r>
-              <w:t>информацию</w:t>
-            </w:r>
-            <w:proofErr w:type="spellEnd"/>
-            <w:r>
-              <w:t xml:space="preserve"> о </w:t>
-            </w:r>
-            <w:proofErr w:type="spellStart"/>
-            <w:r>
-              <w:t>своих</w:t>
-            </w:r>
-            <w:proofErr w:type="spellEnd"/>
-            <w:r>
-              <w:t xml:space="preserve"> </w:t>
-            </w:r>
-            <w:proofErr w:type="spellStart"/>
-            <w:r>
-              <w:t>финансовых</w:t>
-            </w:r>
-            <w:proofErr w:type="spellEnd"/>
-            <w:r>
-              <w:t xml:space="preserve"> </w:t>
-            </w:r>
-            <w:proofErr w:type="spellStart"/>
-            <w:r>
-              <w:t>операциях</w:t>
-            </w:r>
-            <w:proofErr w:type="spellEnd"/>
-            <w:r>
-              <w:t xml:space="preserve">, </w:t>
-            </w:r>
-            <w:proofErr w:type="spellStart"/>
-            <w:r>
-              <w:t>выявлять</w:t>
-            </w:r>
-            <w:proofErr w:type="spellEnd"/>
-            <w:r>
-              <w:t xml:space="preserve"> </w:t>
-            </w:r>
-            <w:proofErr w:type="spellStart"/>
-            <w:r>
-              <w:t>неэффективные</w:t>
-            </w:r>
-            <w:proofErr w:type="spellEnd"/>
-            <w:r>
-              <w:t xml:space="preserve"> </w:t>
-            </w:r>
-            <w:proofErr w:type="spellStart"/>
-            <w:r>
-              <w:t>расходы</w:t>
-            </w:r>
-            <w:proofErr w:type="spellEnd"/>
-            <w:r>
-              <w:t xml:space="preserve"> и </w:t>
-            </w:r>
-            <w:proofErr w:type="spellStart"/>
-            <w:r>
-              <w:t>принимать</w:t>
-            </w:r>
-            <w:proofErr w:type="spellEnd"/>
-            <w:r>
-              <w:t xml:space="preserve"> </w:t>
-            </w:r>
-            <w:proofErr w:type="spellStart"/>
-            <w:r>
-              <w:t>обоснованные</w:t>
-            </w:r>
-            <w:proofErr w:type="spellEnd"/>
-            <w:r>
-              <w:t xml:space="preserve"> </w:t>
-            </w:r>
-            <w:proofErr w:type="spellStart"/>
-            <w:r>
-              <w:t>решения</w:t>
-            </w:r>
-            <w:proofErr w:type="spellEnd"/>
-            <w:r>
-              <w:t xml:space="preserve"> </w:t>
-            </w:r>
-            <w:proofErr w:type="spellStart"/>
-            <w:r>
-              <w:t>для</w:t>
-            </w:r>
-            <w:proofErr w:type="spellEnd"/>
-            <w:r>
-              <w:t xml:space="preserve"> </w:t>
-            </w:r>
-            <w:proofErr w:type="spellStart"/>
-            <w:r>
-              <w:t>оптимизации</w:t>
-            </w:r>
-            <w:proofErr w:type="spellEnd"/>
-            <w:r>
-              <w:t xml:space="preserve"> </w:t>
-            </w:r>
-            <w:proofErr w:type="spellStart"/>
-            <w:r>
-              <w:t>личных</w:t>
-            </w:r>
-            <w:proofErr w:type="spellEnd"/>
-            <w:r>
-              <w:t xml:space="preserve"> </w:t>
-            </w:r>
-            <w:proofErr w:type="spellStart"/>
-            <w:r>
-              <w:t>финансов</w:t>
-            </w:r>
-            <w:proofErr w:type="spellEnd"/>
-            <w:r>
-              <w:t>.</w:t>
+            <w:r>
+              <w:rPr>
+                <w:lang w:val="ru-RU"/>
+              </w:rPr>
+              <w:t>Программное средство ориентировано на широкий круг пользователей, заинтересованных в эффективном управлении личным бюджетом. В отличие от существующих решений, проектируемая система предлагает удобный и интуитивно понятный пользовательский интерфейс, гибкую настройку финансовых параметров и развитые инструменты аналитики. Это позволяет пользователю получать наглядную информацию о своих финансовых операциях, выявлять неэффективные расходы и принимать обоснованные решения для оптимизации личных финансов.</w:t>
             </w:r>
           </w:p>
           <w:p>
             <w:pPr>
               <w:pStyle w:val="TNR"/>
+              <w:rPr>
+                <w:lang w:val="ru-RU"/>
+              </w:rPr>
             </w:pPr>
-            <w:proofErr w:type="spellStart"/>
-            <w:r>
-              <w:t>Цена</w:t>
-            </w:r>
-            <w:proofErr w:type="spellEnd"/>
-            <w:r>
-              <w:t xml:space="preserve"> </w:t>
-            </w:r>
-            <w:proofErr w:type="spellStart"/>
-            <w:r>
-              <w:t>программного</w:t>
-            </w:r>
-            <w:proofErr w:type="spellEnd"/>
-            <w:r>
-              <w:t xml:space="preserve"> </w:t>
-            </w:r>
-            <w:proofErr w:type="spellStart"/>
-            <w:r>
-              <w:t>средства</w:t>
-            </w:r>
-            <w:proofErr w:type="spellEnd"/>
-            <w:r>
-              <w:t xml:space="preserve"> </w:t>
-            </w:r>
-            <w:proofErr w:type="spellStart"/>
-            <w:r>
-              <w:t>рассчитывалась</w:t>
-            </w:r>
-            <w:proofErr w:type="spellEnd"/>
-            <w:r>
-              <w:t xml:space="preserve"> с </w:t>
-            </w:r>
-            <w:proofErr w:type="spellStart"/>
-            <w:r>
-              <w:t>учетом</w:t>
-            </w:r>
-            <w:proofErr w:type="spellEnd"/>
-            <w:r>
-              <w:t xml:space="preserve"> </w:t>
-            </w:r>
-            <w:proofErr w:type="spellStart"/>
-            <w:r>
-              <w:t>нескольких</w:t>
-            </w:r>
-            <w:proofErr w:type="spellEnd"/>
-            <w:r>
-              <w:t xml:space="preserve"> </w:t>
-            </w:r>
-            <w:proofErr w:type="spellStart"/>
-            <w:r>
-              <w:t>факторов</w:t>
-            </w:r>
-            <w:proofErr w:type="spellEnd"/>
-            <w:r>
-              <w:t>:</w:t>
+            <w:r>
+              <w:rPr>
+                <w:lang w:val="ru-RU"/>
+              </w:rPr>
+              <w:t>Цена программного средства рассчитывалась с учетом нескольких факторов:</w:t>
             </w:r>
           </w:p>
           <w:p>
             <w:pPr>
               <w:pStyle w:val="1"/>
+              <w:rPr>
+                <w:lang w:val="ru-RU"/>
+              </w:rPr>
             </w:pPr>
-            <w:proofErr w:type="spellStart"/>
-            <w:r>
-              <w:t>необходимость</w:t>
-            </w:r>
-            <w:proofErr w:type="spellEnd"/>
-            <w:r>
-              <w:t xml:space="preserve"> </w:t>
-            </w:r>
-            <w:proofErr w:type="spellStart"/>
-            <w:r>
-              <w:t>аренды</w:t>
-            </w:r>
-            <w:proofErr w:type="spellEnd"/>
-            <w:r>
-              <w:t xml:space="preserve"> и </w:t>
-            </w:r>
-            <w:proofErr w:type="spellStart"/>
-            <w:r>
-              <w:t>поддержки</w:t>
-            </w:r>
-            <w:proofErr w:type="spellEnd"/>
-            <w:r>
-              <w:t xml:space="preserve"> </w:t>
-            </w:r>
-            <w:proofErr w:type="spellStart"/>
-            <w:r>
-              <w:t>отказоустойчивой</w:t>
-            </w:r>
-            <w:proofErr w:type="spellEnd"/>
-            <w:r>
-              <w:t xml:space="preserve"> </w:t>
-            </w:r>
-            <w:proofErr w:type="spellStart"/>
-            <w:r>
-              <w:t>облачной</w:t>
-            </w:r>
-            <w:proofErr w:type="spellEnd"/>
-            <w:r>
-              <w:t xml:space="preserve"> </w:t>
-            </w:r>
-            <w:proofErr w:type="spellStart"/>
-            <w:r>
-              <w:t>серверной</w:t>
-            </w:r>
-            <w:proofErr w:type="spellEnd"/>
-            <w:r>
-              <w:t xml:space="preserve"> </w:t>
-            </w:r>
-            <w:proofErr w:type="spellStart"/>
-            <w:r>
-              <w:t>инфраструктуры</w:t>
-            </w:r>
-            <w:proofErr w:type="spellEnd"/>
-            <w:r>
-              <w:t xml:space="preserve"> </w:t>
-            </w:r>
-            <w:proofErr w:type="spellStart"/>
-            <w:r>
-              <w:t>для</w:t>
-            </w:r>
-            <w:proofErr w:type="spellEnd"/>
-            <w:r>
-              <w:t xml:space="preserve"> </w:t>
-            </w:r>
-            <w:proofErr w:type="spellStart"/>
-            <w:r>
-              <w:t>надежного</w:t>
-            </w:r>
-            <w:proofErr w:type="spellEnd"/>
-            <w:r>
-              <w:t xml:space="preserve"> </w:t>
-            </w:r>
-            <w:proofErr w:type="spellStart"/>
-            <w:r>
-              <w:t>хранения</w:t>
-            </w:r>
-            <w:proofErr w:type="spellEnd"/>
-            <w:r>
-              <w:t xml:space="preserve"> </w:t>
-            </w:r>
-            <w:proofErr w:type="spellStart"/>
-            <w:r>
-              <w:t>баз</w:t>
-            </w:r>
-            <w:proofErr w:type="spellEnd"/>
-            <w:r>
-              <w:t xml:space="preserve"> </w:t>
-            </w:r>
-            <w:proofErr w:type="spellStart"/>
-            <w:r>
-              <w:t>данных</w:t>
-            </w:r>
-            <w:proofErr w:type="spellEnd"/>
-            <w:r>
-              <w:t xml:space="preserve"> </w:t>
-            </w:r>
-            <w:proofErr w:type="spellStart"/>
-            <w:r>
-              <w:t>клиентов</w:t>
-            </w:r>
-            <w:proofErr w:type="spellEnd"/>
-            <w:r>
-              <w:t xml:space="preserve"> и </w:t>
-            </w:r>
-            <w:proofErr w:type="spellStart"/>
-            <w:r>
-              <w:t>обеспечения</w:t>
-            </w:r>
-            <w:proofErr w:type="spellEnd"/>
-            <w:r>
-              <w:t xml:space="preserve"> </w:t>
-            </w:r>
-            <w:proofErr w:type="spellStart"/>
-            <w:r>
-              <w:t>бесперебойного</w:t>
-            </w:r>
-            <w:proofErr w:type="spellEnd"/>
-            <w:r>
-              <w:t xml:space="preserve"> </w:t>
-            </w:r>
-            <w:proofErr w:type="spellStart"/>
-            <w:r>
-              <w:t>доступа</w:t>
-            </w:r>
-            <w:proofErr w:type="spellEnd"/>
-            <w:r>
-              <w:t xml:space="preserve"> 24/7;</w:t>
+            <w:r>
+              <w:rPr>
+                <w:lang w:val="ru-RU"/>
+              </w:rPr>
+              <w:t>необходимость аренды и поддержки отказоустойчивой облачной серверной инфраструктуры для надежного хранения баз данных клиентов и обеспечения бесперебойного доступа 24/7;</w:t>
             </w:r>
           </w:p>
           <w:p>
             <w:pPr>
               <w:pStyle w:val="1"/>
+              <w:rPr>
+                <w:lang w:val="ru-RU"/>
+              </w:rPr>
             </w:pPr>
-            <w:proofErr w:type="spellStart"/>
-            <w:r>
-              <w:t>внедрение</w:t>
-            </w:r>
-            <w:proofErr w:type="spellEnd"/>
-            <w:r>
-              <w:t xml:space="preserve"> </w:t>
-            </w:r>
-            <w:proofErr w:type="spellStart"/>
-            <w:r>
-              <w:t>алгоритмов</w:t>
-            </w:r>
-            <w:proofErr w:type="spellEnd"/>
-            <w:r>
-              <w:t xml:space="preserve"> </w:t>
-            </w:r>
-            <w:proofErr w:type="spellStart"/>
-            <w:r>
-              <w:t>глубокой</w:t>
-            </w:r>
-            <w:proofErr w:type="spellEnd"/>
-            <w:r>
-              <w:t xml:space="preserve"> </w:t>
-            </w:r>
-            <w:proofErr w:type="spellStart"/>
-            <w:r>
-              <w:t>аналитики</w:t>
-            </w:r>
-            <w:proofErr w:type="spellEnd"/>
-            <w:r>
-              <w:t xml:space="preserve"> </w:t>
-            </w:r>
-            <w:proofErr w:type="spellStart"/>
-            <w:r>
-              <w:t>финансовых</w:t>
-            </w:r>
-            <w:proofErr w:type="spellEnd"/>
-            <w:r>
-              <w:t xml:space="preserve"> </w:t>
-            </w:r>
-            <w:proofErr w:type="spellStart"/>
-            <w:r>
-              <w:t>операций</w:t>
-            </w:r>
-            <w:proofErr w:type="spellEnd"/>
-            <w:r>
-              <w:t xml:space="preserve">, а </w:t>
-            </w:r>
-            <w:proofErr w:type="spellStart"/>
-            <w:r>
-              <w:t>также</w:t>
-            </w:r>
-            <w:proofErr w:type="spellEnd"/>
-            <w:r>
-              <w:t xml:space="preserve"> </w:t>
-            </w:r>
-            <w:proofErr w:type="spellStart"/>
-            <w:r>
-              <w:t>средств</w:t>
-            </w:r>
-            <w:proofErr w:type="spellEnd"/>
-            <w:r>
-              <w:t xml:space="preserve"> </w:t>
-            </w:r>
-            <w:proofErr w:type="spellStart"/>
-            <w:r>
-              <w:t>визуализации</w:t>
-            </w:r>
-            <w:proofErr w:type="spellEnd"/>
-            <w:r>
-              <w:t xml:space="preserve"> </w:t>
-            </w:r>
-            <w:proofErr w:type="spellStart"/>
-            <w:r>
-              <w:t>доходов</w:t>
-            </w:r>
-            <w:proofErr w:type="spellEnd"/>
-            <w:r>
-              <w:t xml:space="preserve"> и </w:t>
-            </w:r>
-            <w:proofErr w:type="spellStart"/>
-            <w:r>
-              <w:t>расходов</w:t>
-            </w:r>
-            <w:proofErr w:type="spellEnd"/>
-            <w:r>
-              <w:t xml:space="preserve"> </w:t>
-            </w:r>
-            <w:proofErr w:type="spellStart"/>
-            <w:r>
-              <w:t>пользователя</w:t>
-            </w:r>
-            <w:proofErr w:type="spellEnd"/>
-            <w:r>
-              <w:t>;</w:t>
+            <w:r>
+              <w:rPr>
+                <w:lang w:val="ru-RU"/>
+              </w:rPr>
+              <w:t>внедрение алгоритмов глубокой аналитики финансовых операций, а также средств визуализации доходов и расходов пользователя;</w:t>
             </w:r>
           </w:p>
           <w:p>
             <w:pPr>
               <w:pStyle w:val="1"/>
+              <w:rPr>
+                <w:lang w:val="ru-RU"/>
+              </w:rPr>
             </w:pPr>
-            <w:proofErr w:type="spellStart"/>
-            <w:r>
-              <w:t>выбранной</w:t>
-            </w:r>
-            <w:proofErr w:type="spellEnd"/>
-            <w:r>
-              <w:t xml:space="preserve"> </w:t>
-            </w:r>
-            <w:proofErr w:type="spellStart"/>
-            <w:r>
-              <w:t>модели</w:t>
-            </w:r>
-            <w:proofErr w:type="spellEnd"/>
-            <w:r>
-              <w:t xml:space="preserve"> </w:t>
-            </w:r>
-            <w:proofErr w:type="spellStart"/>
-            <w:r>
-              <w:t>монетизации</w:t>
-            </w:r>
-            <w:proofErr w:type="spellEnd"/>
-            <w:r>
-              <w:t xml:space="preserve">, </w:t>
-            </w:r>
-            <w:proofErr w:type="spellStart"/>
-            <w:r>
-              <w:t>предусматривающей</w:t>
-            </w:r>
-            <w:proofErr w:type="spellEnd"/>
-            <w:r>
-              <w:t xml:space="preserve"> </w:t>
-            </w:r>
-            <w:proofErr w:type="spellStart"/>
-            <w:r>
-              <w:t>разделение</w:t>
-            </w:r>
-            <w:proofErr w:type="spellEnd"/>
-            <w:r>
-              <w:t xml:space="preserve"> </w:t>
-            </w:r>
-            <w:proofErr w:type="spellStart"/>
-            <w:r>
-              <w:t>функционала</w:t>
-            </w:r>
-            <w:proofErr w:type="spellEnd"/>
-            <w:r>
-              <w:t xml:space="preserve"> </w:t>
-            </w:r>
-            <w:proofErr w:type="spellStart"/>
-            <w:r>
-              <w:t>на</w:t>
-            </w:r>
-            <w:proofErr w:type="spellEnd"/>
-            <w:r>
-              <w:t xml:space="preserve"> </w:t>
-            </w:r>
-            <w:proofErr w:type="spellStart"/>
-            <w:r>
-              <w:t>базовый</w:t>
-            </w:r>
-            <w:proofErr w:type="spellEnd"/>
-            <w:r>
-              <w:t xml:space="preserve"> и </w:t>
-            </w:r>
-            <w:proofErr w:type="spellStart"/>
-            <w:r>
-              <w:t>расширенный</w:t>
-            </w:r>
-            <w:proofErr w:type="spellEnd"/>
-            <w:r>
-              <w:t xml:space="preserve"> (</w:t>
-            </w:r>
-            <w:proofErr w:type="spellStart"/>
-            <w:r>
-              <w:t>премиум</w:t>
-            </w:r>
-            <w:proofErr w:type="spellEnd"/>
-            <w:r>
-              <w:t xml:space="preserve">), </w:t>
-            </w:r>
-            <w:proofErr w:type="spellStart"/>
-            <w:r>
-              <w:t>без</w:t>
-            </w:r>
-            <w:proofErr w:type="spellEnd"/>
-            <w:r>
-              <w:t xml:space="preserve"> </w:t>
-            </w:r>
-            <w:proofErr w:type="spellStart"/>
-            <w:r>
-              <w:t>скрытых</w:t>
-            </w:r>
-            <w:proofErr w:type="spellEnd"/>
-            <w:r>
-              <w:t xml:space="preserve"> </w:t>
-            </w:r>
-            <w:proofErr w:type="spellStart"/>
-            <w:r>
-              <w:t>платежей</w:t>
-            </w:r>
-            <w:proofErr w:type="spellEnd"/>
-            <w:r>
-              <w:t xml:space="preserve"> </w:t>
-            </w:r>
-            <w:proofErr w:type="spellStart"/>
-            <w:r>
-              <w:t>за</w:t>
-            </w:r>
-            <w:proofErr w:type="spellEnd"/>
-            <w:r>
-              <w:t xml:space="preserve"> </w:t>
-            </w:r>
-            <w:proofErr w:type="spellStart"/>
-            <w:r>
-              <w:t>использование</w:t>
-            </w:r>
-            <w:proofErr w:type="spellEnd"/>
-            <w:r>
-              <w:t xml:space="preserve"> </w:t>
-            </w:r>
-            <w:proofErr w:type="spellStart"/>
-            <w:r>
-              <w:t>основных</w:t>
-            </w:r>
-            <w:proofErr w:type="spellEnd"/>
-            <w:r>
-              <w:t xml:space="preserve"> </w:t>
-            </w:r>
-            <w:proofErr w:type="spellStart"/>
-            <w:r>
-              <w:t>возможностей</w:t>
-            </w:r>
-            <w:proofErr w:type="spellEnd"/>
-            <w:r>
-              <w:t xml:space="preserve"> </w:t>
-            </w:r>
-            <w:proofErr w:type="spellStart"/>
-            <w:r>
-              <w:t>системы</w:t>
-            </w:r>
-            <w:proofErr w:type="spellEnd"/>
-            <w:r>
-              <w:t>;</w:t>
+            <w:r>
+              <w:rPr>
+                <w:lang w:val="ru-RU"/>
+              </w:rPr>
+              <w:t>выбранной модели монетизации, предусматривающей разделение функционала на базовый и расширенный (премиум), без скрытых платежей за использование основных возможностей системы;</w:t>
             </w:r>
           </w:p>
           <w:p>
             <w:pPr>
               <w:pStyle w:val="1"/>
+              <w:rPr>
+                <w:lang w:val="ru-RU"/>
+              </w:rPr>
             </w:pPr>
-            <w:proofErr w:type="spellStart"/>
-            <w:r>
-              <w:t>наличия</w:t>
-            </w:r>
-            <w:proofErr w:type="spellEnd"/>
-            <w:r>
-              <w:t xml:space="preserve"> </w:t>
-            </w:r>
-            <w:proofErr w:type="spellStart"/>
-            <w:r>
-              <w:t>конкурентных</w:t>
-            </w:r>
-            <w:proofErr w:type="spellEnd"/>
-            <w:r>
-              <w:t xml:space="preserve"> </w:t>
-            </w:r>
-            <w:proofErr w:type="spellStart"/>
-            <w:r>
-              <w:t>преимуществ</w:t>
-            </w:r>
-            <w:proofErr w:type="spellEnd"/>
-            <w:r>
-              <w:t xml:space="preserve">, </w:t>
-            </w:r>
-            <w:proofErr w:type="spellStart"/>
-            <w:r>
-              <w:t>заключающихся</w:t>
-            </w:r>
-            <w:proofErr w:type="spellEnd"/>
-            <w:r>
-              <w:t xml:space="preserve"> в </w:t>
-            </w:r>
-            <w:proofErr w:type="spellStart"/>
-            <w:r>
-              <w:t>простоте</w:t>
-            </w:r>
-            <w:proofErr w:type="spellEnd"/>
-            <w:r>
-              <w:t xml:space="preserve"> </w:t>
-            </w:r>
-            <w:proofErr w:type="spellStart"/>
-            <w:r>
-              <w:t>использования</w:t>
-            </w:r>
-            <w:proofErr w:type="spellEnd"/>
-            <w:r>
-              <w:t xml:space="preserve"> </w:t>
-            </w:r>
-            <w:proofErr w:type="spellStart"/>
-            <w:r>
-              <w:t>приложения</w:t>
-            </w:r>
-            <w:proofErr w:type="spellEnd"/>
-            <w:r>
-              <w:t xml:space="preserve">, </w:t>
-            </w:r>
-            <w:proofErr w:type="spellStart"/>
-            <w:r>
-              <w:t>интуитивно</w:t>
-            </w:r>
-            <w:proofErr w:type="spellEnd"/>
-            <w:r>
-              <w:t xml:space="preserve"> </w:t>
-            </w:r>
-            <w:proofErr w:type="spellStart"/>
-            <w:r>
-              <w:t>понятном</w:t>
-            </w:r>
-            <w:proofErr w:type="spellEnd"/>
-            <w:r>
-              <w:t xml:space="preserve"> </w:t>
-            </w:r>
-            <w:proofErr w:type="spellStart"/>
-            <w:r>
-              <w:t>интерфейсе</w:t>
-            </w:r>
-            <w:proofErr w:type="spellEnd"/>
-            <w:r>
-              <w:t xml:space="preserve"> и </w:t>
-            </w:r>
-            <w:proofErr w:type="spellStart"/>
-            <w:r>
-              <w:t>отсутствии</w:t>
-            </w:r>
-            <w:proofErr w:type="spellEnd"/>
-            <w:r>
-              <w:t xml:space="preserve"> </w:t>
-            </w:r>
-            <w:proofErr w:type="spellStart"/>
-            <w:r>
-              <w:t>необходимости</w:t>
-            </w:r>
-            <w:proofErr w:type="spellEnd"/>
-            <w:r>
-              <w:t xml:space="preserve"> в </w:t>
-            </w:r>
-            <w:proofErr w:type="spellStart"/>
-            <w:r>
-              <w:t>дополнительном</w:t>
-            </w:r>
-            <w:proofErr w:type="spellEnd"/>
-            <w:r>
-              <w:t xml:space="preserve"> </w:t>
-            </w:r>
-            <w:proofErr w:type="spellStart"/>
-            <w:r>
-              <w:t>обучении</w:t>
-            </w:r>
-            <w:proofErr w:type="spellEnd"/>
-            <w:r>
-              <w:t xml:space="preserve"> </w:t>
-            </w:r>
-            <w:proofErr w:type="spellStart"/>
-            <w:r>
-              <w:t>пользователей</w:t>
-            </w:r>
-            <w:proofErr w:type="spellEnd"/>
-            <w:r>
-              <w:t>.</w:t>
+            <w:r>
+              <w:rPr>
+                <w:lang w:val="ru-RU"/>
+              </w:rPr>
+              <w:t>наличия конкурентных преимуществ, заключающихся в простоте использования приложения, интуитивно понятном интерфейсе и отсутствии необходимости в дополнительном обучении пользователей.</w:t>
             </w:r>
           </w:p>
           <w:p>
             <w:pPr>
               <w:pStyle w:val="TNR"/>
+              <w:rPr>
+                <w:lang w:val="ru-RU"/>
+              </w:rPr>
             </w:pPr>
-            <w:proofErr w:type="spellStart"/>
-            <w:r>
-              <w:t>Распространение</w:t>
-            </w:r>
-            <w:proofErr w:type="spellEnd"/>
-            <w:r>
-              <w:t xml:space="preserve"> </w:t>
-            </w:r>
-            <w:proofErr w:type="spellStart"/>
-            <w:r>
-              <w:t>программного</w:t>
-            </w:r>
-            <w:proofErr w:type="spellEnd"/>
-            <w:r>
-              <w:t xml:space="preserve"> </w:t>
-            </w:r>
-            <w:proofErr w:type="spellStart"/>
-            <w:r>
-              <w:t>средства</w:t>
-            </w:r>
-            <w:proofErr w:type="spellEnd"/>
-            <w:r>
-              <w:t xml:space="preserve"> </w:t>
-            </w:r>
-            <w:proofErr w:type="spellStart"/>
-            <w:r>
-              <w:t>предполагается</w:t>
-            </w:r>
-            <w:proofErr w:type="spellEnd"/>
-            <w:r>
-              <w:t xml:space="preserve"> </w:t>
-            </w:r>
-            <w:proofErr w:type="spellStart"/>
-            <w:r>
-              <w:t>осуществлять</w:t>
-            </w:r>
-            <w:proofErr w:type="spellEnd"/>
-            <w:r>
-              <w:t xml:space="preserve"> </w:t>
-            </w:r>
-            <w:proofErr w:type="spellStart"/>
-            <w:r>
-              <w:t>по</w:t>
-            </w:r>
-            <w:proofErr w:type="spellEnd"/>
-            <w:r>
-              <w:t xml:space="preserve"> </w:t>
-            </w:r>
-            <w:proofErr w:type="spellStart"/>
-            <w:r>
-              <w:t>модели</w:t>
-            </w:r>
-            <w:proofErr w:type="spellEnd"/>
-            <w:r>
-              <w:t xml:space="preserve"> </w:t>
-            </w:r>
-            <w:proofErr w:type="spellStart"/>
-            <w:r>
-              <w:t>подписки</w:t>
-            </w:r>
-            <w:proofErr w:type="spellEnd"/>
-            <w:r>
-              <w:t xml:space="preserve">, </w:t>
-            </w:r>
-            <w:proofErr w:type="spellStart"/>
-            <w:r>
-              <w:t>предоставляющей</w:t>
-            </w:r>
-            <w:proofErr w:type="spellEnd"/>
-            <w:r>
-              <w:t xml:space="preserve"> </w:t>
-            </w:r>
-            <w:proofErr w:type="spellStart"/>
-            <w:r>
-              <w:t>пользователю</w:t>
-            </w:r>
-            <w:proofErr w:type="spellEnd"/>
-            <w:r>
-              <w:t xml:space="preserve"> </w:t>
-            </w:r>
-            <w:proofErr w:type="spellStart"/>
-            <w:r>
-              <w:t>доступ</w:t>
-            </w:r>
-            <w:proofErr w:type="spellEnd"/>
-            <w:r>
-              <w:t xml:space="preserve"> </w:t>
-            </w:r>
-            <w:r>
+            <w:r>
+              <w:rPr>
+                <w:lang w:val="ru-RU"/>
+              </w:rPr>
+              <w:t xml:space="preserve">Распространение программного средства предполагается осуществлять по модели подписки, предоставляющей пользователю доступ </w:t>
+            </w:r>
+            <w:r>
+              <w:rPr>
+                <w:lang w:val="ru-RU"/>
+              </w:rPr>
               <w:lastRenderedPageBreak/>
-              <w:t xml:space="preserve">к </w:t>
-            </w:r>
-            <w:proofErr w:type="spellStart"/>
-            <w:r>
-              <w:t>расширенному</w:t>
-            </w:r>
-            <w:proofErr w:type="spellEnd"/>
-            <w:r>
-              <w:t xml:space="preserve"> </w:t>
-            </w:r>
-            <w:proofErr w:type="spellStart"/>
-            <w:r>
-              <w:t>функционалу</w:t>
-            </w:r>
-            <w:proofErr w:type="spellEnd"/>
-            <w:r>
-              <w:t xml:space="preserve"> </w:t>
-            </w:r>
-            <w:proofErr w:type="spellStart"/>
-            <w:r>
-              <w:t>системы</w:t>
-            </w:r>
-            <w:proofErr w:type="spellEnd"/>
-            <w:r>
-              <w:t xml:space="preserve">. </w:t>
-            </w:r>
-            <w:proofErr w:type="spellStart"/>
-            <w:r>
-              <w:t>Базовая</w:t>
-            </w:r>
-            <w:proofErr w:type="spellEnd"/>
-            <w:r>
-              <w:t xml:space="preserve"> </w:t>
-            </w:r>
-            <w:proofErr w:type="spellStart"/>
-            <w:r>
-              <w:t>версия</w:t>
-            </w:r>
-            <w:proofErr w:type="spellEnd"/>
-            <w:r>
-              <w:t xml:space="preserve"> </w:t>
-            </w:r>
-            <w:proofErr w:type="spellStart"/>
-            <w:r>
-              <w:t>приложения</w:t>
-            </w:r>
-            <w:proofErr w:type="spellEnd"/>
-            <w:r>
-              <w:t xml:space="preserve"> </w:t>
-            </w:r>
-            <w:proofErr w:type="spellStart"/>
-            <w:r>
-              <w:t>будет</w:t>
-            </w:r>
-            <w:proofErr w:type="spellEnd"/>
-            <w:r>
-              <w:t xml:space="preserve"> </w:t>
-            </w:r>
-            <w:proofErr w:type="spellStart"/>
-            <w:r>
-              <w:t>доступна</w:t>
-            </w:r>
-            <w:proofErr w:type="spellEnd"/>
-            <w:r>
-              <w:t xml:space="preserve"> </w:t>
-            </w:r>
-            <w:proofErr w:type="spellStart"/>
-            <w:r>
-              <w:t>бесплатно</w:t>
-            </w:r>
-            <w:proofErr w:type="spellEnd"/>
-            <w:r>
-              <w:t xml:space="preserve"> и </w:t>
-            </w:r>
-            <w:proofErr w:type="spellStart"/>
-            <w:r>
-              <w:t>включать</w:t>
-            </w:r>
-            <w:proofErr w:type="spellEnd"/>
-            <w:r>
-              <w:t xml:space="preserve"> </w:t>
-            </w:r>
-            <w:proofErr w:type="spellStart"/>
-            <w:r>
-              <w:t>основные</w:t>
-            </w:r>
-            <w:proofErr w:type="spellEnd"/>
-            <w:r>
-              <w:t xml:space="preserve"> </w:t>
-            </w:r>
-            <w:proofErr w:type="spellStart"/>
-            <w:r>
-              <w:t>возможности</w:t>
-            </w:r>
-            <w:proofErr w:type="spellEnd"/>
-            <w:r>
-              <w:t xml:space="preserve"> </w:t>
-            </w:r>
-            <w:proofErr w:type="spellStart"/>
-            <w:r>
-              <w:t>по</w:t>
-            </w:r>
-            <w:proofErr w:type="spellEnd"/>
-            <w:r>
-              <w:t xml:space="preserve"> </w:t>
-            </w:r>
-            <w:proofErr w:type="spellStart"/>
-            <w:r>
-              <w:t>учёту</w:t>
-            </w:r>
-            <w:proofErr w:type="spellEnd"/>
-            <w:r>
-              <w:t xml:space="preserve"> </w:t>
-            </w:r>
-            <w:proofErr w:type="spellStart"/>
-            <w:r>
-              <w:t>доходов</w:t>
-            </w:r>
-            <w:proofErr w:type="spellEnd"/>
-            <w:r>
-              <w:t xml:space="preserve"> и </w:t>
-            </w:r>
-            <w:proofErr w:type="spellStart"/>
-            <w:r>
-              <w:t>расходов</w:t>
-            </w:r>
-            <w:proofErr w:type="spellEnd"/>
-            <w:r>
-              <w:t xml:space="preserve">, </w:t>
-            </w:r>
-            <w:proofErr w:type="spellStart"/>
-            <w:r>
-              <w:t>тогда</w:t>
-            </w:r>
-            <w:proofErr w:type="spellEnd"/>
-            <w:r>
-              <w:t xml:space="preserve"> </w:t>
-            </w:r>
-            <w:proofErr w:type="spellStart"/>
-            <w:r>
-              <w:t>как</w:t>
-            </w:r>
-            <w:proofErr w:type="spellEnd"/>
-            <w:r>
-              <w:t xml:space="preserve"> </w:t>
-            </w:r>
-            <w:proofErr w:type="spellStart"/>
-            <w:r>
-              <w:t>премиум-подписка</w:t>
-            </w:r>
-            <w:proofErr w:type="spellEnd"/>
-            <w:r>
-              <w:t xml:space="preserve"> </w:t>
-            </w:r>
-            <w:proofErr w:type="spellStart"/>
-            <w:r>
-              <w:t>предоставит</w:t>
-            </w:r>
-            <w:proofErr w:type="spellEnd"/>
-            <w:r>
-              <w:t xml:space="preserve"> </w:t>
-            </w:r>
-            <w:proofErr w:type="spellStart"/>
-            <w:r>
-              <w:t>доступ</w:t>
-            </w:r>
-            <w:proofErr w:type="spellEnd"/>
-            <w:r>
-              <w:t xml:space="preserve"> к </w:t>
-            </w:r>
-            <w:proofErr w:type="spellStart"/>
-            <w:r>
-              <w:t>расширенной</w:t>
-            </w:r>
-            <w:proofErr w:type="spellEnd"/>
-            <w:r>
-              <w:t xml:space="preserve"> </w:t>
-            </w:r>
-            <w:proofErr w:type="spellStart"/>
-            <w:r>
-              <w:t>аналитике</w:t>
-            </w:r>
-            <w:proofErr w:type="spellEnd"/>
-            <w:r>
-              <w:t xml:space="preserve">, </w:t>
-            </w:r>
-            <w:proofErr w:type="spellStart"/>
-            <w:r>
-              <w:t>прогнозированию</w:t>
-            </w:r>
-            <w:proofErr w:type="spellEnd"/>
-            <w:r>
-              <w:t xml:space="preserve"> </w:t>
-            </w:r>
-            <w:proofErr w:type="spellStart"/>
-            <w:r>
-              <w:t>финансовых</w:t>
-            </w:r>
-            <w:proofErr w:type="spellEnd"/>
-            <w:r>
-              <w:t xml:space="preserve"> </w:t>
-            </w:r>
-            <w:proofErr w:type="spellStart"/>
-            <w:r>
-              <w:t>показателей</w:t>
-            </w:r>
-            <w:proofErr w:type="spellEnd"/>
-            <w:r>
-              <w:t xml:space="preserve">, </w:t>
-            </w:r>
-            <w:proofErr w:type="spellStart"/>
-            <w:r>
-              <w:t>рекомендациям</w:t>
-            </w:r>
-            <w:proofErr w:type="spellEnd"/>
-            <w:r>
-              <w:t xml:space="preserve"> </w:t>
-            </w:r>
-            <w:proofErr w:type="spellStart"/>
-            <w:r>
-              <w:t>по</w:t>
-            </w:r>
-            <w:proofErr w:type="spellEnd"/>
-            <w:r>
-              <w:t xml:space="preserve"> </w:t>
-            </w:r>
-            <w:proofErr w:type="spellStart"/>
-            <w:r>
-              <w:t>оптимизации</w:t>
-            </w:r>
-            <w:proofErr w:type="spellEnd"/>
-            <w:r>
-              <w:t xml:space="preserve"> </w:t>
-            </w:r>
-            <w:proofErr w:type="spellStart"/>
-            <w:r>
-              <w:t>расходов</w:t>
-            </w:r>
-            <w:proofErr w:type="spellEnd"/>
-            <w:r>
-              <w:t xml:space="preserve"> и </w:t>
-            </w:r>
-            <w:proofErr w:type="spellStart"/>
-            <w:r>
-              <w:t>другим</w:t>
-            </w:r>
-            <w:proofErr w:type="spellEnd"/>
-            <w:r>
-              <w:t xml:space="preserve"> </w:t>
-            </w:r>
-            <w:proofErr w:type="spellStart"/>
-            <w:r>
-              <w:t>дополнительным</w:t>
-            </w:r>
-            <w:proofErr w:type="spellEnd"/>
-            <w:r>
-              <w:t xml:space="preserve"> </w:t>
-            </w:r>
-            <w:proofErr w:type="spellStart"/>
-            <w:r>
-              <w:t>функциям</w:t>
-            </w:r>
-            <w:proofErr w:type="spellEnd"/>
-            <w:r>
-              <w:t>.</w:t>
+              <w:t>к расширенному функционалу системы. Базовая версия приложения будет доступна бесплатно и включать основные возможности по учёту доходов и расходов, тогда как премиум-подписка предоставит доступ к расширенной аналитике, прогнозированию финансовых показателей, рекомендациям по оптимизации расходов и другим дополнительным функциям.</w:t>
             </w:r>
           </w:p>
           <w:p>
@@ -21587,165 +18277,11 @@
                 <w:lang w:val="ru-RU"/>
               </w:rPr>
             </w:pPr>
-            <w:proofErr w:type="spellStart"/>
-            <w:r>
-              <w:t>Цена</w:t>
-            </w:r>
-            <w:proofErr w:type="spellEnd"/>
-            <w:r>
-              <w:t xml:space="preserve"> </w:t>
-            </w:r>
-            <w:proofErr w:type="spellStart"/>
-            <w:r>
-              <w:t>подписки</w:t>
-            </w:r>
-            <w:proofErr w:type="spellEnd"/>
-            <w:r>
-              <w:t xml:space="preserve"> </w:t>
-            </w:r>
-            <w:proofErr w:type="spellStart"/>
-            <w:r>
-              <w:t>на</w:t>
-            </w:r>
-            <w:proofErr w:type="spellEnd"/>
-            <w:r>
-              <w:t xml:space="preserve"> </w:t>
-            </w:r>
-            <w:proofErr w:type="spellStart"/>
-            <w:r>
-              <w:t>разрабатываемое</w:t>
-            </w:r>
-            <w:proofErr w:type="spellEnd"/>
-            <w:r>
-              <w:t xml:space="preserve"> </w:t>
-            </w:r>
-            <w:proofErr w:type="spellStart"/>
-            <w:r>
-              <w:t>программное</w:t>
-            </w:r>
-            <w:proofErr w:type="spellEnd"/>
-            <w:r>
-              <w:t xml:space="preserve"> </w:t>
-            </w:r>
-            <w:proofErr w:type="spellStart"/>
-            <w:r>
-              <w:t>средство</w:t>
-            </w:r>
-            <w:proofErr w:type="spellEnd"/>
-            <w:r>
-              <w:t xml:space="preserve"> </w:t>
-            </w:r>
-            <w:proofErr w:type="spellStart"/>
-            <w:r>
-              <w:t>определена</w:t>
-            </w:r>
-            <w:proofErr w:type="spellEnd"/>
-            <w:r>
-              <w:t xml:space="preserve"> </w:t>
-            </w:r>
-            <w:proofErr w:type="spellStart"/>
-            <w:r>
-              <w:t>на</w:t>
-            </w:r>
-            <w:proofErr w:type="spellEnd"/>
-            <w:r>
-              <w:t xml:space="preserve"> </w:t>
-            </w:r>
-            <w:proofErr w:type="spellStart"/>
-            <w:r>
-              <w:t>основе</w:t>
-            </w:r>
-            <w:proofErr w:type="spellEnd"/>
-            <w:r>
-              <w:t xml:space="preserve"> </w:t>
-            </w:r>
-            <w:proofErr w:type="spellStart"/>
-            <w:r>
-              <w:t>анализа</w:t>
-            </w:r>
-            <w:proofErr w:type="spellEnd"/>
-            <w:r>
-              <w:t xml:space="preserve"> </w:t>
-            </w:r>
-            <w:proofErr w:type="spellStart"/>
-            <w:r>
-              <w:t>стоимости</w:t>
-            </w:r>
-            <w:proofErr w:type="spellEnd"/>
-            <w:r>
-              <w:t xml:space="preserve"> </w:t>
-            </w:r>
-            <w:proofErr w:type="spellStart"/>
-            <w:r>
-              <w:t>аналогичных</w:t>
-            </w:r>
-            <w:proofErr w:type="spellEnd"/>
-            <w:r>
-              <w:t xml:space="preserve"> </w:t>
-            </w:r>
-            <w:proofErr w:type="spellStart"/>
-            <w:r>
-              <w:t>решений</w:t>
-            </w:r>
-            <w:proofErr w:type="spellEnd"/>
-            <w:r>
-              <w:t xml:space="preserve">, </w:t>
-            </w:r>
-            <w:proofErr w:type="spellStart"/>
-            <w:r>
-              <w:t>представленных</w:t>
-            </w:r>
-            <w:proofErr w:type="spellEnd"/>
-            <w:r>
-              <w:t xml:space="preserve"> </w:t>
-            </w:r>
-            <w:proofErr w:type="spellStart"/>
-            <w:r>
-              <w:t>на</w:t>
-            </w:r>
-            <w:proofErr w:type="spellEnd"/>
-            <w:r>
-              <w:t xml:space="preserve"> </w:t>
-            </w:r>
-            <w:proofErr w:type="spellStart"/>
-            <w:r>
-              <w:t>рынке</w:t>
-            </w:r>
-            <w:proofErr w:type="spellEnd"/>
-            <w:r>
-              <w:t xml:space="preserve"> </w:t>
-            </w:r>
-            <w:proofErr w:type="spellStart"/>
-            <w:r>
-              <w:t>систем</w:t>
-            </w:r>
-            <w:proofErr w:type="spellEnd"/>
-            <w:r>
-              <w:t xml:space="preserve"> </w:t>
-            </w:r>
-            <w:proofErr w:type="spellStart"/>
-            <w:r>
-              <w:t>управления</w:t>
-            </w:r>
-            <w:proofErr w:type="spellEnd"/>
-            <w:r>
-              <w:t xml:space="preserve"> </w:t>
-            </w:r>
-            <w:proofErr w:type="spellStart"/>
-            <w:r>
-              <w:t>личными</w:t>
-            </w:r>
-            <w:proofErr w:type="spellEnd"/>
-            <w:r>
-              <w:t xml:space="preserve"> </w:t>
-            </w:r>
-            <w:proofErr w:type="spellStart"/>
-            <w:r>
-              <w:t>финансами</w:t>
-            </w:r>
-            <w:proofErr w:type="spellEnd"/>
-            <w:r>
-              <w:t xml:space="preserve">. </w:t>
+            <w:r>
+              <w:rPr>
+                <w:lang w:val="ru-RU"/>
+              </w:rPr>
+              <w:t xml:space="preserve">Цена подписки на разрабатываемое программное средство определена на основе анализа стоимости аналогичных решений, представленных на рынке систем управления личными финансами. </w:t>
             </w:r>
             <w:r>
               <w:rPr>
@@ -21854,217 +18390,15 @@
           <w:p>
             <w:pPr>
               <w:pStyle w:val="TNR"/>
+              <w:rPr>
+                <w:lang w:val="ru-RU"/>
+              </w:rPr>
             </w:pPr>
             <w:r>
-              <w:t xml:space="preserve">С </w:t>
-            </w:r>
-            <w:proofErr w:type="spellStart"/>
-            <w:r>
-              <w:t>учётом</w:t>
-            </w:r>
-            <w:proofErr w:type="spellEnd"/>
-            <w:r>
-              <w:t xml:space="preserve"> </w:t>
-            </w:r>
-            <w:proofErr w:type="spellStart"/>
-            <w:r>
-              <w:t>проведённого</w:t>
-            </w:r>
-            <w:proofErr w:type="spellEnd"/>
-            <w:r>
-              <w:t xml:space="preserve"> </w:t>
-            </w:r>
-            <w:proofErr w:type="spellStart"/>
-            <w:r>
-              <w:t>анализа</w:t>
-            </w:r>
-            <w:proofErr w:type="spellEnd"/>
-            <w:r>
-              <w:t xml:space="preserve">, а </w:t>
-            </w:r>
-            <w:proofErr w:type="spellStart"/>
-            <w:r>
-              <w:t>также</w:t>
-            </w:r>
-            <w:proofErr w:type="spellEnd"/>
-            <w:r>
-              <w:t xml:space="preserve"> с </w:t>
-            </w:r>
-            <w:proofErr w:type="spellStart"/>
-            <w:r>
-              <w:t>целью</w:t>
-            </w:r>
-            <w:proofErr w:type="spellEnd"/>
-            <w:r>
-              <w:t xml:space="preserve"> </w:t>
-            </w:r>
-            <w:proofErr w:type="spellStart"/>
-            <w:r>
-              <w:t>обеспечения</w:t>
-            </w:r>
-            <w:proofErr w:type="spellEnd"/>
-            <w:r>
-              <w:t xml:space="preserve"> </w:t>
-            </w:r>
-            <w:proofErr w:type="spellStart"/>
-            <w:r>
-              <w:t>конкурентоспособности</w:t>
-            </w:r>
-            <w:proofErr w:type="spellEnd"/>
-            <w:r>
-              <w:t xml:space="preserve"> и </w:t>
-            </w:r>
-            <w:proofErr w:type="spellStart"/>
-            <w:r>
-              <w:t>привлечения</w:t>
-            </w:r>
-            <w:proofErr w:type="spellEnd"/>
-            <w:r>
-              <w:t xml:space="preserve"> </w:t>
-            </w:r>
-            <w:proofErr w:type="spellStart"/>
-            <w:r>
-              <w:t>широкой</w:t>
-            </w:r>
-            <w:proofErr w:type="spellEnd"/>
-            <w:r>
-              <w:t xml:space="preserve"> </w:t>
-            </w:r>
-            <w:proofErr w:type="spellStart"/>
-            <w:r>
-              <w:t>аудитории</w:t>
-            </w:r>
-            <w:proofErr w:type="spellEnd"/>
-            <w:r>
-              <w:t xml:space="preserve"> </w:t>
-            </w:r>
-            <w:proofErr w:type="spellStart"/>
-            <w:r>
-              <w:t>пользователей</w:t>
-            </w:r>
-            <w:proofErr w:type="spellEnd"/>
-            <w:r>
-              <w:t xml:space="preserve">, </w:t>
-            </w:r>
-            <w:proofErr w:type="spellStart"/>
-            <w:r>
-              <w:t>цена</w:t>
-            </w:r>
-            <w:proofErr w:type="spellEnd"/>
-            <w:r>
-              <w:t xml:space="preserve"> </w:t>
-            </w:r>
-            <w:proofErr w:type="spellStart"/>
-            <w:r>
-              <w:t>подписки</w:t>
-            </w:r>
-            <w:proofErr w:type="spellEnd"/>
-            <w:r>
-              <w:t xml:space="preserve"> </w:t>
-            </w:r>
-            <w:proofErr w:type="spellStart"/>
-            <w:r>
-              <w:t>на</w:t>
-            </w:r>
-            <w:proofErr w:type="spellEnd"/>
-            <w:r>
-              <w:t xml:space="preserve"> </w:t>
-            </w:r>
-            <w:proofErr w:type="spellStart"/>
-            <w:r>
-              <w:t>разрабатываемое</w:t>
-            </w:r>
-            <w:proofErr w:type="spellEnd"/>
-            <w:r>
-              <w:t xml:space="preserve"> </w:t>
-            </w:r>
-            <w:proofErr w:type="spellStart"/>
-            <w:r>
-              <w:t>программное</w:t>
-            </w:r>
-            <w:proofErr w:type="spellEnd"/>
-            <w:r>
-              <w:t xml:space="preserve"> </w:t>
-            </w:r>
-            <w:proofErr w:type="spellStart"/>
-            <w:r>
-              <w:t>средство</w:t>
-            </w:r>
-            <w:proofErr w:type="spellEnd"/>
-            <w:r>
-              <w:t xml:space="preserve"> </w:t>
-            </w:r>
-            <w:proofErr w:type="spellStart"/>
-            <w:r>
-              <w:t>установлена</w:t>
-            </w:r>
-            <w:proofErr w:type="spellEnd"/>
-            <w:r>
-              <w:t xml:space="preserve"> </w:t>
-            </w:r>
-            <w:proofErr w:type="spellStart"/>
-            <w:r>
-              <w:t>на</w:t>
-            </w:r>
-            <w:proofErr w:type="spellEnd"/>
-            <w:r>
-              <w:t xml:space="preserve"> </w:t>
-            </w:r>
-            <w:proofErr w:type="spellStart"/>
-            <w:r>
-              <w:t>более</w:t>
-            </w:r>
-            <w:proofErr w:type="spellEnd"/>
-            <w:r>
-              <w:t xml:space="preserve"> </w:t>
-            </w:r>
-            <w:proofErr w:type="spellStart"/>
-            <w:r>
-              <w:t>низком</w:t>
-            </w:r>
-            <w:proofErr w:type="spellEnd"/>
-            <w:r>
-              <w:t xml:space="preserve"> </w:t>
-            </w:r>
-            <w:proofErr w:type="spellStart"/>
-            <w:r>
-              <w:t>уровне</w:t>
-            </w:r>
-            <w:proofErr w:type="spellEnd"/>
-            <w:r>
-              <w:t xml:space="preserve"> и </w:t>
-            </w:r>
-            <w:proofErr w:type="spellStart"/>
-            <w:r>
-              <w:t>составляет</w:t>
-            </w:r>
-            <w:proofErr w:type="spellEnd"/>
-            <w:r>
-              <w:t xml:space="preserve"> 16,00 р. в </w:t>
-            </w:r>
-            <w:proofErr w:type="spellStart"/>
-            <w:r>
-              <w:t>месяц</w:t>
-            </w:r>
-            <w:proofErr w:type="spellEnd"/>
-            <w:r>
-              <w:t xml:space="preserve"> </w:t>
-            </w:r>
-            <w:proofErr w:type="spellStart"/>
-            <w:r>
-              <w:t>или</w:t>
-            </w:r>
-            <w:proofErr w:type="spellEnd"/>
-            <w:r>
-              <w:t xml:space="preserve"> 192,00 р. в </w:t>
-            </w:r>
-            <w:proofErr w:type="spellStart"/>
-            <w:r>
-              <w:t>год</w:t>
-            </w:r>
-            <w:proofErr w:type="spellEnd"/>
-            <w:r>
-              <w:t>.</w:t>
+              <w:rPr>
+                <w:lang w:val="ru-RU"/>
+              </w:rPr>
+              <w:t>С учётом проведённого анализа, а также с целью обеспечения конкурентоспособности и привлечения широкой аудитории пользователей, цена подписки на разрабатываемое программное средство установлена на более низком уровне и составляет 16,00 р. в месяц или 192,00 р. в год.</w:t>
             </w:r>
           </w:p>
           <w:p>
@@ -22158,133 +18492,11 @@
                 <w:lang w:val="ru-RU"/>
               </w:rPr>
             </w:pPr>
-            <w:proofErr w:type="spellStart"/>
-            <w:r>
-              <w:t>Кроме</w:t>
-            </w:r>
-            <w:proofErr w:type="spellEnd"/>
-            <w:r>
-              <w:t xml:space="preserve"> </w:t>
-            </w:r>
-            <w:proofErr w:type="spellStart"/>
-            <w:r>
-              <w:t>того</w:t>
-            </w:r>
-            <w:proofErr w:type="spellEnd"/>
-            <w:r>
-              <w:t xml:space="preserve">, </w:t>
-            </w:r>
-            <w:proofErr w:type="spellStart"/>
-            <w:r>
-              <w:t>анализ</w:t>
-            </w:r>
-            <w:proofErr w:type="spellEnd"/>
-            <w:r>
-              <w:t xml:space="preserve"> </w:t>
-            </w:r>
-            <w:proofErr w:type="spellStart"/>
-            <w:r>
-              <w:t>пользовательской</w:t>
-            </w:r>
-            <w:proofErr w:type="spellEnd"/>
-            <w:r>
-              <w:t xml:space="preserve"> </w:t>
-            </w:r>
-            <w:proofErr w:type="spellStart"/>
-            <w:r>
-              <w:t>базы</w:t>
-            </w:r>
-            <w:proofErr w:type="spellEnd"/>
-            <w:r>
-              <w:t xml:space="preserve"> </w:t>
-            </w:r>
-            <w:proofErr w:type="spellStart"/>
-            <w:r>
-              <w:t>аналогичных</w:t>
-            </w:r>
-            <w:proofErr w:type="spellEnd"/>
-            <w:r>
-              <w:t xml:space="preserve"> </w:t>
-            </w:r>
-            <w:proofErr w:type="spellStart"/>
-            <w:r>
-              <w:t>приложений</w:t>
-            </w:r>
-            <w:proofErr w:type="spellEnd"/>
-            <w:r>
-              <w:t xml:space="preserve"> </w:t>
-            </w:r>
-            <w:proofErr w:type="spellStart"/>
-            <w:r>
-              <w:t>показывает</w:t>
-            </w:r>
-            <w:proofErr w:type="spellEnd"/>
-            <w:r>
-              <w:t xml:space="preserve">, </w:t>
-            </w:r>
-            <w:proofErr w:type="spellStart"/>
-            <w:r>
-              <w:t>что</w:t>
-            </w:r>
-            <w:proofErr w:type="spellEnd"/>
-            <w:r>
-              <w:t xml:space="preserve"> </w:t>
-            </w:r>
-            <w:proofErr w:type="spellStart"/>
-            <w:r>
-              <w:t>подобные</w:t>
-            </w:r>
-            <w:proofErr w:type="spellEnd"/>
-            <w:r>
-              <w:t xml:space="preserve"> </w:t>
-            </w:r>
-            <w:proofErr w:type="spellStart"/>
-            <w:r>
-              <w:t>сервисы</w:t>
-            </w:r>
-            <w:proofErr w:type="spellEnd"/>
-            <w:r>
-              <w:t xml:space="preserve"> </w:t>
-            </w:r>
-            <w:proofErr w:type="spellStart"/>
-            <w:r>
-              <w:t>способны</w:t>
-            </w:r>
-            <w:proofErr w:type="spellEnd"/>
-            <w:r>
-              <w:t xml:space="preserve"> </w:t>
-            </w:r>
-            <w:proofErr w:type="spellStart"/>
-            <w:r>
-              <w:t>привлекать</w:t>
-            </w:r>
-            <w:proofErr w:type="spellEnd"/>
-            <w:r>
-              <w:t xml:space="preserve"> </w:t>
-            </w:r>
-            <w:proofErr w:type="spellStart"/>
-            <w:r>
-              <w:t>значительное</w:t>
-            </w:r>
-            <w:proofErr w:type="spellEnd"/>
-            <w:r>
-              <w:t xml:space="preserve"> </w:t>
-            </w:r>
-            <w:proofErr w:type="spellStart"/>
-            <w:r>
-              <w:t>количество</w:t>
-            </w:r>
-            <w:proofErr w:type="spellEnd"/>
-            <w:r>
-              <w:t xml:space="preserve"> </w:t>
-            </w:r>
-            <w:proofErr w:type="spellStart"/>
-            <w:r>
-              <w:t>пользователей</w:t>
-            </w:r>
-            <w:proofErr w:type="spellEnd"/>
-            <w:r>
-              <w:t xml:space="preserve">. </w:t>
+            <w:r>
+              <w:rPr>
+                <w:lang w:val="ru-RU"/>
+              </w:rPr>
+              <w:t xml:space="preserve">Кроме того, анализ пользовательской базы аналогичных приложений показывает, что подобные сервисы способны привлекать значительное количество пользователей. </w:t>
             </w:r>
             <w:r>
               <w:rPr>
@@ -22347,551 +18559,36 @@
           <w:p>
             <w:pPr>
               <w:pStyle w:val="TNR"/>
+              <w:rPr>
+                <w:lang w:val="ru-RU"/>
+              </w:rPr>
             </w:pPr>
-            <w:proofErr w:type="spellStart"/>
-            <w:r>
-              <w:t>Вместе</w:t>
-            </w:r>
-            <w:proofErr w:type="spellEnd"/>
-            <w:r>
-              <w:t xml:space="preserve"> с </w:t>
-            </w:r>
-            <w:proofErr w:type="spellStart"/>
-            <w:r>
-              <w:t>тем</w:t>
-            </w:r>
-            <w:proofErr w:type="spellEnd"/>
-            <w:r>
-              <w:t xml:space="preserve"> </w:t>
-            </w:r>
-            <w:proofErr w:type="spellStart"/>
-            <w:r>
-              <w:t>ожидаемое</w:t>
-            </w:r>
-            <w:proofErr w:type="spellEnd"/>
-            <w:r>
-              <w:t xml:space="preserve"> </w:t>
-            </w:r>
-            <w:proofErr w:type="spellStart"/>
-            <w:r>
-              <w:t>количество</w:t>
-            </w:r>
-            <w:proofErr w:type="spellEnd"/>
-            <w:r>
-              <w:t xml:space="preserve"> </w:t>
-            </w:r>
-            <w:proofErr w:type="spellStart"/>
-            <w:r>
-              <w:t>пользователей</w:t>
-            </w:r>
-            <w:proofErr w:type="spellEnd"/>
-            <w:r>
-              <w:t xml:space="preserve"> </w:t>
-            </w:r>
-            <w:proofErr w:type="spellStart"/>
-            <w:r>
-              <w:t>разрабатываемой</w:t>
-            </w:r>
-            <w:proofErr w:type="spellEnd"/>
-            <w:r>
-              <w:t xml:space="preserve"> </w:t>
-            </w:r>
-            <w:proofErr w:type="spellStart"/>
-            <w:r>
-              <w:t>системы</w:t>
-            </w:r>
-            <w:proofErr w:type="spellEnd"/>
-            <w:r>
-              <w:t xml:space="preserve"> </w:t>
-            </w:r>
-            <w:proofErr w:type="spellStart"/>
-            <w:r>
-              <w:t>на</w:t>
-            </w:r>
-            <w:proofErr w:type="spellEnd"/>
-            <w:r>
-              <w:t xml:space="preserve"> </w:t>
-            </w:r>
-            <w:proofErr w:type="spellStart"/>
-            <w:r>
-              <w:t>начальном</w:t>
-            </w:r>
-            <w:proofErr w:type="spellEnd"/>
-            <w:r>
-              <w:t xml:space="preserve"> </w:t>
-            </w:r>
-            <w:proofErr w:type="spellStart"/>
-            <w:r>
-              <w:t>этапе</w:t>
-            </w:r>
-            <w:proofErr w:type="spellEnd"/>
-            <w:r>
-              <w:t xml:space="preserve"> </w:t>
-            </w:r>
-            <w:proofErr w:type="spellStart"/>
-            <w:r>
-              <w:t>будет</w:t>
-            </w:r>
-            <w:proofErr w:type="spellEnd"/>
-            <w:r>
-              <w:t xml:space="preserve"> </w:t>
-            </w:r>
-            <w:proofErr w:type="spellStart"/>
-            <w:r>
-              <w:t>ниже</w:t>
-            </w:r>
-            <w:proofErr w:type="spellEnd"/>
-            <w:r>
-              <w:t xml:space="preserve">, </w:t>
-            </w:r>
-            <w:proofErr w:type="spellStart"/>
-            <w:r>
-              <w:t>поскольку</w:t>
-            </w:r>
-            <w:proofErr w:type="spellEnd"/>
-            <w:r>
-              <w:t xml:space="preserve"> </w:t>
-            </w:r>
-            <w:proofErr w:type="spellStart"/>
-            <w:r>
-              <w:t>продукт</w:t>
-            </w:r>
-            <w:proofErr w:type="spellEnd"/>
-            <w:r>
-              <w:t xml:space="preserve"> </w:t>
-            </w:r>
-            <w:proofErr w:type="spellStart"/>
-            <w:r>
-              <w:t>ориентирован</w:t>
-            </w:r>
-            <w:proofErr w:type="spellEnd"/>
-            <w:r>
-              <w:t xml:space="preserve"> </w:t>
-            </w:r>
-            <w:proofErr w:type="spellStart"/>
-            <w:r>
-              <w:t>на</w:t>
-            </w:r>
-            <w:proofErr w:type="spellEnd"/>
-            <w:r>
-              <w:t xml:space="preserve"> </w:t>
-            </w:r>
-            <w:proofErr w:type="spellStart"/>
-            <w:r>
-              <w:t>рынок</w:t>
-            </w:r>
-            <w:proofErr w:type="spellEnd"/>
-            <w:r>
-              <w:t xml:space="preserve"> </w:t>
-            </w:r>
-            <w:proofErr w:type="spellStart"/>
-            <w:r>
-              <w:t>Республики</w:t>
-            </w:r>
-            <w:proofErr w:type="spellEnd"/>
-            <w:r>
-              <w:t xml:space="preserve"> </w:t>
-            </w:r>
-            <w:proofErr w:type="spellStart"/>
-            <w:r>
-              <w:t>Беларусь</w:t>
-            </w:r>
-            <w:proofErr w:type="spellEnd"/>
-            <w:r>
-              <w:t xml:space="preserve"> с </w:t>
-            </w:r>
-            <w:proofErr w:type="spellStart"/>
-            <w:r>
-              <w:t>относительно</w:t>
-            </w:r>
-            <w:proofErr w:type="spellEnd"/>
-            <w:r>
-              <w:t xml:space="preserve"> </w:t>
-            </w:r>
-            <w:proofErr w:type="spellStart"/>
-            <w:r>
-              <w:t>ограниченной</w:t>
-            </w:r>
-            <w:proofErr w:type="spellEnd"/>
-            <w:r>
-              <w:t xml:space="preserve"> </w:t>
-            </w:r>
-            <w:proofErr w:type="spellStart"/>
-            <w:r>
-              <w:t>ёмкостью</w:t>
-            </w:r>
-            <w:proofErr w:type="spellEnd"/>
-            <w:r>
-              <w:t xml:space="preserve"> и </w:t>
-            </w:r>
-            <w:proofErr w:type="spellStart"/>
-            <w:r>
+            <w:r>
+              <w:rPr>
+                <w:lang w:val="ru-RU"/>
+              </w:rPr>
+              <w:t xml:space="preserve">Вместе с тем ожидаемое количество пользователей разрабатываемой системы на начальном этапе будет ниже, поскольку продукт ориентирован на рынок Республики Беларусь с относительно ограниченной ёмкостью и </w:t>
+            </w:r>
+            <w:r>
+              <w:rPr>
+                <w:lang w:val="ru-RU"/>
+              </w:rPr>
               <w:lastRenderedPageBreak/>
-              <w:t>только</w:t>
-            </w:r>
-            <w:proofErr w:type="spellEnd"/>
-            <w:r>
-              <w:t xml:space="preserve"> </w:t>
-            </w:r>
-            <w:proofErr w:type="spellStart"/>
-            <w:r>
-              <w:t>выходит</w:t>
-            </w:r>
-            <w:proofErr w:type="spellEnd"/>
-            <w:r>
-              <w:t xml:space="preserve"> </w:t>
-            </w:r>
-            <w:proofErr w:type="spellStart"/>
-            <w:r>
-              <w:t>на</w:t>
-            </w:r>
-            <w:proofErr w:type="spellEnd"/>
-            <w:r>
-              <w:t xml:space="preserve"> </w:t>
-            </w:r>
-            <w:proofErr w:type="spellStart"/>
-            <w:r>
-              <w:t>рынок</w:t>
-            </w:r>
-            <w:proofErr w:type="spellEnd"/>
-            <w:r>
-              <w:t xml:space="preserve"> </w:t>
-            </w:r>
-            <w:proofErr w:type="spellStart"/>
-            <w:r>
-              <w:t>без</w:t>
-            </w:r>
-            <w:proofErr w:type="spellEnd"/>
-            <w:r>
-              <w:t xml:space="preserve"> </w:t>
-            </w:r>
-            <w:proofErr w:type="spellStart"/>
-            <w:r>
-              <w:t>сформированной</w:t>
-            </w:r>
-            <w:proofErr w:type="spellEnd"/>
-            <w:r>
-              <w:t xml:space="preserve"> </w:t>
-            </w:r>
-            <w:proofErr w:type="spellStart"/>
-            <w:r>
-              <w:t>пользовательской</w:t>
-            </w:r>
-            <w:proofErr w:type="spellEnd"/>
-            <w:r>
-              <w:t xml:space="preserve"> </w:t>
-            </w:r>
-            <w:proofErr w:type="spellStart"/>
-            <w:r>
-              <w:t>базы</w:t>
-            </w:r>
-            <w:proofErr w:type="spellEnd"/>
-            <w:r>
-              <w:t xml:space="preserve"> и </w:t>
-            </w:r>
-            <w:proofErr w:type="spellStart"/>
-            <w:r>
-              <w:t>широкой</w:t>
-            </w:r>
-            <w:proofErr w:type="spellEnd"/>
-            <w:r>
-              <w:t xml:space="preserve"> </w:t>
-            </w:r>
-            <w:proofErr w:type="spellStart"/>
-            <w:r>
-              <w:t>узнаваемости</w:t>
-            </w:r>
-            <w:proofErr w:type="spellEnd"/>
-            <w:r>
-              <w:t>.</w:t>
+              <w:t>только выходит на рынок без сформированной пользовательской базы и широкой узнаваемости.</w:t>
             </w:r>
           </w:p>
           <w:p>
             <w:pPr>
               <w:pStyle w:val="TNR"/>
+              <w:rPr>
+                <w:lang w:val="ru-RU"/>
+              </w:rPr>
             </w:pPr>
             <w:r>
-              <w:t xml:space="preserve">С </w:t>
-            </w:r>
-            <w:proofErr w:type="spellStart"/>
-            <w:r>
-              <w:t>учётом</w:t>
-            </w:r>
-            <w:proofErr w:type="spellEnd"/>
-            <w:r>
-              <w:t xml:space="preserve"> </w:t>
-            </w:r>
-            <w:proofErr w:type="spellStart"/>
-            <w:r>
-              <w:t>указанных</w:t>
-            </w:r>
-            <w:proofErr w:type="spellEnd"/>
-            <w:r>
-              <w:t xml:space="preserve"> </w:t>
-            </w:r>
-            <w:proofErr w:type="spellStart"/>
-            <w:r>
-              <w:t>факторов</w:t>
-            </w:r>
-            <w:proofErr w:type="spellEnd"/>
-            <w:r>
-              <w:t xml:space="preserve">, </w:t>
-            </w:r>
-            <w:proofErr w:type="spellStart"/>
-            <w:r>
-              <w:t>при</w:t>
-            </w:r>
-            <w:proofErr w:type="spellEnd"/>
-            <w:r>
-              <w:t xml:space="preserve"> </w:t>
-            </w:r>
-            <w:proofErr w:type="spellStart"/>
-            <w:r>
-              <w:t>расчёте</w:t>
-            </w:r>
-            <w:proofErr w:type="spellEnd"/>
-            <w:r>
-              <w:t xml:space="preserve"> </w:t>
-            </w:r>
-            <w:proofErr w:type="spellStart"/>
-            <w:r>
-              <w:t>экономической</w:t>
-            </w:r>
-            <w:proofErr w:type="spellEnd"/>
-            <w:r>
-              <w:t xml:space="preserve"> </w:t>
-            </w:r>
-            <w:proofErr w:type="spellStart"/>
-            <w:r>
-              <w:t>эффективности</w:t>
-            </w:r>
-            <w:proofErr w:type="spellEnd"/>
-            <w:r>
-              <w:t xml:space="preserve"> </w:t>
-            </w:r>
-            <w:proofErr w:type="spellStart"/>
-            <w:r>
-              <w:t>предполагается</w:t>
-            </w:r>
-            <w:proofErr w:type="spellEnd"/>
-            <w:r>
-              <w:t xml:space="preserve">, </w:t>
-            </w:r>
-            <w:proofErr w:type="spellStart"/>
-            <w:r>
-              <w:t>что</w:t>
-            </w:r>
-            <w:proofErr w:type="spellEnd"/>
-            <w:r>
-              <w:t xml:space="preserve"> </w:t>
-            </w:r>
-            <w:proofErr w:type="spellStart"/>
-            <w:r>
-              <w:t>начальное</w:t>
-            </w:r>
-            <w:proofErr w:type="spellEnd"/>
-            <w:r>
-              <w:t xml:space="preserve"> </w:t>
-            </w:r>
-            <w:proofErr w:type="spellStart"/>
-            <w:r>
-              <w:t>количество</w:t>
-            </w:r>
-            <w:proofErr w:type="spellEnd"/>
-            <w:r>
-              <w:t xml:space="preserve"> </w:t>
-            </w:r>
-            <w:proofErr w:type="spellStart"/>
-            <w:r>
-              <w:t>пользователей</w:t>
-            </w:r>
-            <w:proofErr w:type="spellEnd"/>
-            <w:r>
-              <w:t xml:space="preserve"> </w:t>
-            </w:r>
-            <w:proofErr w:type="spellStart"/>
-            <w:r>
-              <w:t>системы</w:t>
-            </w:r>
-            <w:proofErr w:type="spellEnd"/>
-            <w:r>
-              <w:t xml:space="preserve"> </w:t>
-            </w:r>
-            <w:proofErr w:type="spellStart"/>
-            <w:r>
-              <w:t>составит</w:t>
-            </w:r>
-            <w:proofErr w:type="spellEnd"/>
-            <w:r>
-              <w:t xml:space="preserve"> </w:t>
-            </w:r>
-            <w:proofErr w:type="spellStart"/>
-            <w:r>
-              <w:t>около</w:t>
-            </w:r>
-            <w:proofErr w:type="spellEnd"/>
-            <w:r>
-              <w:t xml:space="preserve"> 8000 </w:t>
-            </w:r>
-            <w:proofErr w:type="spellStart"/>
-            <w:r>
-              <w:t>чел</w:t>
-            </w:r>
-            <w:proofErr w:type="spellEnd"/>
-            <w:r>
-              <w:t xml:space="preserve">. </w:t>
-            </w:r>
-            <w:proofErr w:type="spellStart"/>
-            <w:r>
-              <w:t>При</w:t>
-            </w:r>
-            <w:proofErr w:type="spellEnd"/>
-            <w:r>
-              <w:t xml:space="preserve"> </w:t>
-            </w:r>
-            <w:proofErr w:type="spellStart"/>
-            <w:r>
-              <w:t>этом</w:t>
-            </w:r>
-            <w:proofErr w:type="spellEnd"/>
-            <w:r>
-              <w:t xml:space="preserve"> </w:t>
-            </w:r>
-            <w:proofErr w:type="spellStart"/>
-            <w:r>
-              <w:t>ожидается</w:t>
-            </w:r>
-            <w:proofErr w:type="spellEnd"/>
-            <w:r>
-              <w:t xml:space="preserve">, </w:t>
-            </w:r>
-            <w:proofErr w:type="spellStart"/>
-            <w:r>
-              <w:t>что</w:t>
-            </w:r>
-            <w:proofErr w:type="spellEnd"/>
-            <w:r>
-              <w:t xml:space="preserve"> </w:t>
-            </w:r>
-            <w:proofErr w:type="spellStart"/>
-            <w:r>
-              <w:t>от</w:t>
-            </w:r>
-            <w:proofErr w:type="spellEnd"/>
-            <w:r>
-              <w:t xml:space="preserve"> 6 % </w:t>
-            </w:r>
-            <w:proofErr w:type="spellStart"/>
-            <w:r>
-              <w:t>до</w:t>
-            </w:r>
-            <w:proofErr w:type="spellEnd"/>
-            <w:r>
-              <w:t xml:space="preserve"> 10 % </w:t>
-            </w:r>
-            <w:proofErr w:type="spellStart"/>
-            <w:r>
-              <w:t>пользователей</w:t>
-            </w:r>
-            <w:proofErr w:type="spellEnd"/>
-            <w:r>
-              <w:t xml:space="preserve"> </w:t>
-            </w:r>
-            <w:proofErr w:type="spellStart"/>
-            <w:r>
-              <w:t>оформят</w:t>
-            </w:r>
-            <w:proofErr w:type="spellEnd"/>
-            <w:r>
-              <w:t xml:space="preserve"> </w:t>
-            </w:r>
-            <w:proofErr w:type="spellStart"/>
-            <w:r>
-              <w:t>премиум-подписку</w:t>
-            </w:r>
-            <w:proofErr w:type="spellEnd"/>
-            <w:r>
-              <w:t xml:space="preserve">. </w:t>
-            </w:r>
-            <w:proofErr w:type="spellStart"/>
-            <w:r>
-              <w:t>По</w:t>
-            </w:r>
-            <w:proofErr w:type="spellEnd"/>
-            <w:r>
-              <w:t xml:space="preserve"> </w:t>
-            </w:r>
-            <w:proofErr w:type="spellStart"/>
-            <w:r>
-              <w:t>минимальной</w:t>
-            </w:r>
-            <w:proofErr w:type="spellEnd"/>
-            <w:r>
-              <w:t xml:space="preserve"> </w:t>
-            </w:r>
-            <w:proofErr w:type="spellStart"/>
-            <w:r>
-              <w:t>оценке</w:t>
-            </w:r>
-            <w:proofErr w:type="spellEnd"/>
-            <w:r>
-              <w:t xml:space="preserve">, </w:t>
-            </w:r>
-            <w:proofErr w:type="spellStart"/>
-            <w:r>
-              <w:t>ожидаемое</w:t>
-            </w:r>
-            <w:proofErr w:type="spellEnd"/>
-            <w:r>
-              <w:t xml:space="preserve"> </w:t>
-            </w:r>
-            <w:proofErr w:type="spellStart"/>
-            <w:r>
-              <w:t>количество</w:t>
-            </w:r>
-            <w:proofErr w:type="spellEnd"/>
-            <w:r>
-              <w:t xml:space="preserve"> </w:t>
-            </w:r>
-            <w:proofErr w:type="spellStart"/>
-            <w:r>
-              <w:t>платных</w:t>
-            </w:r>
-            <w:proofErr w:type="spellEnd"/>
-            <w:r>
-              <w:t xml:space="preserve"> </w:t>
-            </w:r>
-            <w:proofErr w:type="spellStart"/>
-            <w:r>
-              <w:t>пользователей</w:t>
-            </w:r>
-            <w:proofErr w:type="spellEnd"/>
-            <w:r>
-              <w:t xml:space="preserve"> </w:t>
-            </w:r>
-            <w:proofErr w:type="spellStart"/>
-            <w:r>
-              <w:t>составит</w:t>
-            </w:r>
-            <w:proofErr w:type="spellEnd"/>
-            <w:r>
-              <w:t xml:space="preserve"> </w:t>
-            </w:r>
-            <w:proofErr w:type="spellStart"/>
-            <w:r>
-              <w:t>около</w:t>
-            </w:r>
-            <w:proofErr w:type="spellEnd"/>
-            <w:r>
-              <w:t xml:space="preserve"> 480 </w:t>
-            </w:r>
-            <w:proofErr w:type="spellStart"/>
-            <w:r>
-              <w:t>чел</w:t>
-            </w:r>
-            <w:proofErr w:type="spellEnd"/>
-            <w:r>
-              <w:t>.</w:t>
+              <w:rPr>
+                <w:lang w:val="ru-RU"/>
+              </w:rPr>
+              <w:t>С учётом указанных факторов, при расчёте экономической эффективности предполагается, что начальное количество пользователей системы составит около 8000 чел. При этом ожидается, что от 6 % до 10 % пользователей оформят премиум-подписку. По минимальной оценке, ожидаемое количество платных пользователей составит около 480 чел.</w:t>
             </w:r>
           </w:p>
           <w:p>
@@ -22964,14 +18661,12 @@
                           </m:r>
                         </m:e>
                         <m:sub>
-                          <w:proofErr w:type="spellStart"/>
                           <m:r>
                             <m:rPr>
                               <m:nor/>
                             </m:rPr>
                             <m:t>отп</m:t>
                           </m:r>
-                          <w:proofErr w:type="spellEnd"/>
                         </m:sub>
                       </m:sSub>
                       <m:r>
@@ -23013,14 +18708,12 @@
                           </m:r>
                         </m:e>
                         <m:sub>
-                          <w:proofErr w:type="spellStart"/>
                           <m:r>
                             <m:rPr>
                               <m:nor/>
                             </m:rPr>
                             <m:t>пр</m:t>
                           </m:r>
-                          <w:proofErr w:type="spellEnd"/>
                         </m:sub>
                       </m:sSub>
                       <m:r>
@@ -23052,14 +18745,12 @@
                           </m:r>
                         </m:e>
                         <m:sub>
-                          <w:proofErr w:type="spellStart"/>
                           <m:r>
                             <m:rPr>
                               <m:nor/>
                             </m:rPr>
                             <m:t>разр</m:t>
                           </m:r>
-                          <w:proofErr w:type="spellEnd"/>
                         </m:sub>
                       </m:sSub>
                       <m:r>
@@ -23083,13 +18774,7 @@
                     <w:jc w:val="right"/>
                   </w:pPr>
                   <w:r>
-                    <w:t>(</w:t>
-                  </w:r>
-                  <w:r>
-                    <w:t>7</w:t>
-                  </w:r>
-                  <w:r>
-                    <w:t>.5)</w:t>
+                    <w:t>(7.5)</w:t>
                   </w:r>
                 </w:p>
               </w:tc>
@@ -23099,7 +18784,7 @@
             <w:pPr>
               <w:pStyle w:val="TNR"/>
               <w:rPr>
-                <w:lang w:eastAsia="ru-RU"/>
+                <w:lang w:val="ru-RU" w:eastAsia="ru-RU"/>
               </w:rPr>
             </w:pPr>
           </w:p>
@@ -23419,14 +19104,12 @@
                               </m:r>
                             </m:e>
                             <m:sub>
-                              <w:proofErr w:type="spellStart"/>
                               <m:r>
                                 <m:rPr>
                                   <m:nor/>
                                 </m:rPr>
                                 <m:t>отп</m:t>
                               </m:r>
-                              <w:proofErr w:type="spellEnd"/>
                             </m:sub>
                           </m:sSub>
                           <m:r>
@@ -23469,14 +19152,12 @@
                               </m:r>
                             </m:e>
                             <m:sub>
-                              <w:proofErr w:type="spellStart"/>
                               <m:r>
                                 <m:rPr>
                                   <m:nor/>
                                 </m:rPr>
                                 <m:t>дс</m:t>
                               </m:r>
-                              <w:proofErr w:type="spellEnd"/>
                             </m:sub>
                           </m:sSub>
                         </m:num>
@@ -23505,14 +19186,12 @@
                               </m:r>
                             </m:e>
                             <m:sub>
-                              <w:proofErr w:type="spellStart"/>
                               <m:r>
                                 <m:rPr>
                                   <m:nor/>
                                 </m:rPr>
                                 <m:t>дс</m:t>
                               </m:r>
-                              <w:proofErr w:type="spellEnd"/>
                             </m:sub>
                           </m:sSub>
                           <m:r>
@@ -23544,13 +19223,7 @@
                     <w:jc w:val="right"/>
                   </w:pPr>
                   <w:r>
-                    <w:t>(</w:t>
-                  </w:r>
-                  <w:r>
-                    <w:t>7</w:t>
-                  </w:r>
-                  <w:r>
-                    <w:t>.6)</w:t>
+                    <w:t>(7.6)</w:t>
                   </w:r>
                 </w:p>
               </w:tc>
@@ -23984,13 +19657,7 @@
                     <w:jc w:val="right"/>
                   </w:pPr>
                   <w:r>
-                    <w:t>(</w:t>
-                  </w:r>
-                  <w:r>
-                    <w:t>7</w:t>
-                  </w:r>
-                  <w:r>
-                    <w:t>.7)</w:t>
+                    <w:t>(7.7)</w:t>
                   </w:r>
                 </w:p>
               </w:tc>
@@ -24338,14 +20005,12 @@
                               </m:r>
                             </m:e>
                             <m:sub>
-                              <w:proofErr w:type="spellStart"/>
                               <m:r>
                                 <m:rPr>
                                   <m:nor/>
                                 </m:rPr>
                                 <m:t>разр</m:t>
                               </m:r>
-                              <w:proofErr w:type="spellEnd"/>
                             </m:sub>
                           </m:sSub>
                         </m:den>
@@ -24386,13 +20051,7 @@
                     <w:jc w:val="right"/>
                   </w:pPr>
                   <w:r>
-                    <w:t>(</w:t>
-                  </w:r>
-                  <w:r>
-                    <w:t>7</w:t>
-                  </w:r>
-                  <w:r>
-                    <w:t>.8)</w:t>
+                    <w:t>(7.8)</w:t>
                   </w:r>
                 </w:p>
               </w:tc>
@@ -24634,79 +20293,19 @@
         <w:rPr>
           <w:lang w:val="ru-RU"/>
         </w:rPr>
-        <w:t>В рамках выполнения дипломного проекта было разработано веб-приложение для анализа и оптимизации персональных расходов, включающее</w:t>
-      </w:r>
-      <w:r>
-        <w:rPr>
-          <w:lang w:val="ru-RU"/>
-        </w:rPr>
-        <w:t xml:space="preserve"> </w:t>
-      </w:r>
-      <w:r>
-        <w:rPr>
-          <w:lang w:val="ru-RU"/>
-        </w:rPr>
-        <w:t>функции учета доходов и расходов, категоризации финансовых операций,</w:t>
-      </w:r>
-      <w:r>
-        <w:rPr>
-          <w:lang w:val="ru-RU"/>
-        </w:rPr>
-        <w:t xml:space="preserve"> </w:t>
-      </w:r>
-      <w:r>
-        <w:rPr>
-          <w:lang w:val="ru-RU"/>
-        </w:rPr>
-        <w:t>формирования бюджета, а также построения аналитических отчетов и</w:t>
-      </w:r>
-      <w:r>
-        <w:rPr>
-          <w:lang w:val="ru-RU"/>
-        </w:rPr>
-        <w:t xml:space="preserve"> </w:t>
-      </w:r>
-      <w:r>
-        <w:rPr>
-          <w:lang w:val="ru-RU"/>
-        </w:rPr>
-        <w:t>визуализации данных.</w:t>
-      </w:r>
-      <w:r>
-        <w:rPr>
-          <w:lang w:val="ru-RU"/>
-        </w:rPr>
-        <w:t xml:space="preserve"> </w:t>
-      </w:r>
-      <w:r>
-        <w:rPr>
-          <w:lang w:val="ru-RU"/>
-        </w:rPr>
-        <w:t>В процессе работы были рассмотрены различные</w:t>
-      </w:r>
-      <w:r>
-        <w:rPr>
-          <w:lang w:val="ru-RU"/>
-        </w:rPr>
-        <w:t xml:space="preserve"> </w:t>
-      </w:r>
-      <w:r>
-        <w:rPr>
-          <w:lang w:val="ru-RU"/>
-        </w:rPr>
-        <w:t>подходы к реализации алгоритмов и решению задач, связанных с разработкой</w:t>
-      </w:r>
-      <w:r>
-        <w:rPr>
-          <w:lang w:val="ru-RU"/>
-        </w:rPr>
-        <w:t xml:space="preserve"> </w:t>
-      </w:r>
-      <w:r>
-        <w:rPr>
-          <w:lang w:val="ru-RU"/>
-        </w:rPr>
-        <w:t>веб-приложений с использованием современных технологий.</w:t>
+        <w:t>В рамках выполнения дипломного проекта было разработано веб-приложение для анализа и оптимизации персональных расходов, включающее функции учета доходов и расходов, категоризации финансовых операций, формирования бюджета, а также построения аналитических отчетов и визуализации данных.</w:t>
+      </w:r>
+      <w:r>
+        <w:rPr>
+          <w:lang w:val="ru-RU"/>
+        </w:rPr>
+        <w:t xml:space="preserve"> </w:t>
+      </w:r>
+      <w:r>
+        <w:rPr>
+          <w:lang w:val="ru-RU"/>
+        </w:rPr>
+        <w:t>В процессе работы были рассмотрены различные подходы к реализации алгоритмов и решению задач, связанных с разработкой веб-приложений с использованием современных технологий.</w:t>
       </w:r>
     </w:p>
     <w:p>
@@ -24720,55 +20319,7 @@
         <w:rPr>
           <w:lang w:val="ru-RU"/>
         </w:rPr>
-        <w:t>В ходе выполнения дипломного проекта был проведен анализ</w:t>
-      </w:r>
-      <w:r>
-        <w:rPr>
-          <w:lang w:val="ru-RU"/>
-        </w:rPr>
-        <w:t xml:space="preserve"> </w:t>
-      </w:r>
-      <w:r>
-        <w:rPr>
-          <w:lang w:val="ru-RU"/>
-        </w:rPr>
-        <w:t>предметной области, литературных источников и существующих аналогов. На</w:t>
-      </w:r>
-      <w:r>
-        <w:rPr>
-          <w:lang w:val="ru-RU"/>
-        </w:rPr>
-        <w:t xml:space="preserve"> </w:t>
-      </w:r>
-      <w:r>
-        <w:rPr>
-          <w:lang w:val="ru-RU"/>
-        </w:rPr>
-        <w:t>основе проведенного анализа были выявлены основные достоинства и</w:t>
-      </w:r>
-      <w:r>
-        <w:rPr>
-          <w:lang w:val="ru-RU"/>
-        </w:rPr>
-        <w:t xml:space="preserve"> </w:t>
-      </w:r>
-      <w:r>
-        <w:rPr>
-          <w:lang w:val="ru-RU"/>
-        </w:rPr>
-        <w:t>недостатки существующих решений, что позволило сформировать требования</w:t>
-      </w:r>
-      <w:r>
-        <w:rPr>
-          <w:lang w:val="ru-RU"/>
-        </w:rPr>
-        <w:t xml:space="preserve"> </w:t>
-      </w:r>
-      <w:r>
-        <w:rPr>
-          <w:lang w:val="ru-RU"/>
-        </w:rPr>
-        <w:t>к разрабатываемому программному средству.</w:t>
+        <w:t>В ходе выполнения дипломного проекта был проведен анализ предметной области, литературных источников и существующих аналогов. На основе проведенного анализа были выявлены основные достоинства и недостатки существующих решений, что позволило сформировать требования к разрабатываемому программному средству.</w:t>
       </w:r>
     </w:p>
     <w:p>
@@ -24782,43 +20333,7 @@
         <w:rPr>
           <w:lang w:val="ru-RU"/>
         </w:rPr>
-        <w:t>На основе сформулированных требований было выполнено</w:t>
-      </w:r>
-      <w:r>
-        <w:rPr>
-          <w:lang w:val="ru-RU"/>
-        </w:rPr>
-        <w:t xml:space="preserve"> </w:t>
-      </w:r>
-      <w:r>
-        <w:rPr>
-          <w:lang w:val="ru-RU"/>
-        </w:rPr>
-        <w:t>проектирование программного средства, включая разработку архитектуры</w:t>
-      </w:r>
-      <w:r>
-        <w:rPr>
-          <w:lang w:val="ru-RU"/>
-        </w:rPr>
-        <w:t xml:space="preserve"> </w:t>
-      </w:r>
-      <w:r>
-        <w:rPr>
-          <w:lang w:val="ru-RU"/>
-        </w:rPr>
-        <w:t>системы, структуры базы данных и алгоритмов, обеспечивающих</w:t>
-      </w:r>
-      <w:r>
-        <w:rPr>
-          <w:lang w:val="ru-RU"/>
-        </w:rPr>
-        <w:t xml:space="preserve"> </w:t>
-      </w:r>
-      <w:r>
-        <w:rPr>
-          <w:lang w:val="ru-RU"/>
-        </w:rPr>
-        <w:t>функционирование приложения.</w:t>
+        <w:t>На основе сформулированных требований было выполнено проектирование программного средства, включая разработку архитектуры системы, структуры базы данных и алгоритмов, обеспечивающих функционирование приложения.</w:t>
       </w:r>
     </w:p>
     <w:p>
@@ -24844,43 +20359,19 @@
         <w:rPr>
           <w:lang w:val="ru-RU"/>
         </w:rPr>
-        <w:t>реализацией основных модулей, а также разработана клиентская часть</w:t>
-      </w:r>
-      <w:r>
-        <w:rPr>
-          <w:lang w:val="ru-RU"/>
-        </w:rPr>
-        <w:t xml:space="preserve"> </w:t>
-      </w:r>
-      <w:r>
-        <w:rPr>
-          <w:lang w:val="ru-RU"/>
-        </w:rPr>
-        <w:t>приложения.</w:t>
-      </w:r>
-      <w:r>
-        <w:rPr>
-          <w:lang w:val="ru-RU"/>
-        </w:rPr>
-        <w:t xml:space="preserve"> </w:t>
-      </w:r>
-      <w:r>
-        <w:rPr>
-          <w:lang w:val="ru-RU"/>
-        </w:rPr>
-        <w:t>Дополнительно была представлена инструкция по сборке и</w:t>
-      </w:r>
-      <w:r>
-        <w:rPr>
-          <w:lang w:val="ru-RU"/>
-        </w:rPr>
-        <w:t xml:space="preserve"> </w:t>
-      </w:r>
-      <w:r>
-        <w:rPr>
-          <w:lang w:val="ru-RU"/>
-        </w:rPr>
-        <w:t>запуску программного средства.</w:t>
+        <w:t>реализацией основных модулей, а также разработана клиентская часть приложения.</w:t>
+      </w:r>
+      <w:r>
+        <w:rPr>
+          <w:lang w:val="ru-RU"/>
+        </w:rPr>
+        <w:t xml:space="preserve"> </w:t>
+      </w:r>
+      <w:r>
+        <w:rPr>
+          <w:lang w:val="ru-RU"/>
+        </w:rPr>
+        <w:t>Дополнительно была представлена инструкция по сборке и запуску программного средства.</w:t>
       </w:r>
     </w:p>
     <w:p>
@@ -24894,19 +20385,7 @@
         <w:rPr>
           <w:lang w:val="ru-RU"/>
         </w:rPr>
-        <w:t>Для проверки корректности работы системы и её соответствия</w:t>
-      </w:r>
-      <w:r>
-        <w:rPr>
-          <w:lang w:val="ru-RU"/>
-        </w:rPr>
-        <w:t xml:space="preserve"> </w:t>
-      </w:r>
-      <w:r>
-        <w:rPr>
-          <w:lang w:val="ru-RU"/>
-        </w:rPr>
-        <w:t>требованиям были разработаны тестовые сценарии, которые успешно прошли</w:t>
+        <w:t>Для проверки корректности работы системы и её соответствия требованиям были разработаны тестовые сценарии, которые успешно прошли</w:t>
       </w:r>
       <w:r>
         <w:rPr>
@@ -24932,31 +20411,7 @@
         <w:rPr>
           <w:lang w:val="ru-RU"/>
         </w:rPr>
-        <w:t>Заключительным этапом работы стало составление руководства</w:t>
-      </w:r>
-      <w:r>
-        <w:rPr>
-          <w:lang w:val="ru-RU"/>
-        </w:rPr>
-        <w:t xml:space="preserve"> </w:t>
-      </w:r>
-      <w:r>
-        <w:rPr>
-          <w:lang w:val="ru-RU"/>
-        </w:rPr>
-        <w:t>пользователя, содержащего описание установки и использования основных</w:t>
-      </w:r>
-      <w:r>
-        <w:rPr>
-          <w:lang w:val="ru-RU"/>
-        </w:rPr>
-        <w:t xml:space="preserve"> </w:t>
-      </w:r>
-      <w:r>
-        <w:rPr>
-          <w:lang w:val="ru-RU"/>
-        </w:rPr>
-        <w:t>функций системы.</w:t>
+        <w:t>Заключительным этапом работы стало составление руководства пользователя, содержащего описание установки и использования основных функций системы.</w:t>
       </w:r>
     </w:p>
     <w:p>
@@ -24970,31 +20425,7 @@
         <w:rPr>
           <w:lang w:val="ru-RU"/>
         </w:rPr>
-        <w:t>Также была рассмотрена экономическая эффективность разработки,</w:t>
-      </w:r>
-      <w:r>
-        <w:rPr>
-          <w:lang w:val="ru-RU"/>
-        </w:rPr>
-        <w:t xml:space="preserve"> </w:t>
-      </w:r>
-      <w:r>
-        <w:rPr>
-          <w:lang w:val="ru-RU"/>
-        </w:rPr>
-        <w:t>результаты которой показали целесообразность создания данного</w:t>
-      </w:r>
-      <w:r>
-        <w:rPr>
-          <w:lang w:val="ru-RU"/>
-        </w:rPr>
-        <w:t xml:space="preserve"> </w:t>
-      </w:r>
-      <w:r>
-        <w:rPr>
-          <w:lang w:val="ru-RU"/>
-        </w:rPr>
-        <w:t>программного средства.</w:t>
+        <w:t>Также была рассмотрена экономическая эффективность разработки, результаты которой показали целесообразность создания данного программного средства.</w:t>
       </w:r>
     </w:p>
     <w:p>
@@ -25011,91 +20442,19 @@
         <w:rPr>
           <w:lang w:val="ru-RU"/>
         </w:rPr>
-        <w:t>Цель дипломного проекта, заключающаяся в повышении эффективности</w:t>
-      </w:r>
-      <w:r>
-        <w:rPr>
-          <w:lang w:val="ru-RU"/>
-        </w:rPr>
-        <w:t xml:space="preserve"> </w:t>
-      </w:r>
-      <w:r>
-        <w:rPr>
-          <w:lang w:val="ru-RU"/>
-        </w:rPr>
-        <w:t>управления личными финансами за счёт внедрения системы анализа и</w:t>
-      </w:r>
-      <w:r>
-        <w:rPr>
-          <w:lang w:val="ru-RU"/>
-        </w:rPr>
-        <w:t xml:space="preserve"> </w:t>
-      </w:r>
-      <w:r>
-        <w:rPr>
-          <w:lang w:val="ru-RU"/>
-        </w:rPr>
-        <w:t>оптимизации персональных расходов, была достигнута.</w:t>
-      </w:r>
-      <w:r>
-        <w:rPr>
-          <w:lang w:val="ru-RU"/>
-        </w:rPr>
-        <w:t xml:space="preserve"> </w:t>
-      </w:r>
-      <w:r>
-        <w:rPr>
-          <w:lang w:val="ru-RU"/>
-        </w:rPr>
-        <w:t>Разработанное</w:t>
-      </w:r>
-      <w:r>
-        <w:rPr>
-          <w:lang w:val="ru-RU"/>
-        </w:rPr>
-        <w:t xml:space="preserve"> </w:t>
-      </w:r>
-      <w:r>
-        <w:rPr>
-          <w:lang w:val="ru-RU"/>
-        </w:rPr>
-        <w:t>программное средство обладает потенциалом для дальнейшего развития,</w:t>
-      </w:r>
-      <w:r>
-        <w:rPr>
-          <w:lang w:val="ru-RU"/>
-        </w:rPr>
-        <w:t xml:space="preserve"> </w:t>
-      </w:r>
-      <w:r>
-        <w:rPr>
-          <w:lang w:val="ru-RU"/>
-        </w:rPr>
-        <w:t>включая внедрение механизмов прогнозирования расходов, расширение</w:t>
-      </w:r>
-      <w:r>
-        <w:rPr>
-          <w:lang w:val="ru-RU"/>
-        </w:rPr>
-        <w:t xml:space="preserve"> </w:t>
-      </w:r>
-      <w:r>
-        <w:rPr>
-          <w:lang w:val="ru-RU"/>
-        </w:rPr>
-        <w:t>аналитических возможностей и интеграцию с внешними финансовыми</w:t>
-      </w:r>
-      <w:r>
-        <w:rPr>
-          <w:lang w:val="ru-RU"/>
-        </w:rPr>
-        <w:t xml:space="preserve"> </w:t>
-      </w:r>
-      <w:r>
-        <w:rPr>
-          <w:lang w:val="ru-RU"/>
-        </w:rPr>
-        <w:t>сервисами.</w:t>
+        <w:t>Цель дипломного проекта, заключающаяся в повышении эффективности управления личными финансами за счёт внедрения системы анализа и оптимизации персональных расходов, была достигнута.</w:t>
+      </w:r>
+      <w:r>
+        <w:rPr>
+          <w:lang w:val="ru-RU"/>
+        </w:rPr>
+        <w:t xml:space="preserve"> </w:t>
+      </w:r>
+      <w:r>
+        <w:rPr>
+          <w:lang w:val="ru-RU"/>
+        </w:rPr>
+        <w:t>Разработанное программное средство обладает потенциалом для дальнейшего развития, включая внедрение механизмов прогнозирования расходов, расширение аналитических возможностей и интеграцию с внешними финансовыми сервисами.</w:t>
       </w:r>
       <w:r>
         <w:rPr>
@@ -29282,15 +24641,6 @@
   </w:num>
   <w:num w:numId="33" w16cid:durableId="517164827">
     <w:abstractNumId w:val="3"/>
-    <w:lvlOverride w:ilvl="0"/>
-    <w:lvlOverride w:ilvl="1"/>
-    <w:lvlOverride w:ilvl="2"/>
-    <w:lvlOverride w:ilvl="3"/>
-    <w:lvlOverride w:ilvl="4"/>
-    <w:lvlOverride w:ilvl="5"/>
-    <w:lvlOverride w:ilvl="6"/>
-    <w:lvlOverride w:ilvl="7"/>
-    <w:lvlOverride w:ilvl="8"/>
   </w:num>
   <w:num w:numId="34" w16cid:durableId="567804598">
     <w:abstractNumId w:val="2"/>
@@ -29951,6 +25301,7 @@
   <w:style w:type="character" w:default="1" w:styleId="a9">
     <w:name w:val="Default Paragraph Font"/>
     <w:uiPriority w:val="1"/>
+    <w:semiHidden/>
     <w:unhideWhenUsed/>
   </w:style>
   <w:style w:type="table" w:default="1" w:styleId="aa">
